--- a/3학년 2학기/문해프/과제 3/CSE4152_20221627_HW03.docx
+++ b/3학년 2학기/문해프/과제 3/CSE4152_20221627_HW03.docx
@@ -282,7 +282,16 @@
         <w:t>만약</w:t>
       </w:r>
       <w:r>
-        <w:t xml:space="preserve"> N개의 원소에 100이라는 값을 더한다면, 가장 단순하게는 그냥 원소 N개에 100을 더하면 된다. 즉 O(N)이면 된다. 이에 더하여, 특정 범위에 특정 숫자를 더하는 연산을 1번이 아니라 Q번을 한다면, 전체 시간복잡도는 O(QN)이 될 것이다.</w:t>
+        <w:t xml:space="preserve"> N개의 원소에 100이라는 값을 더한다면, 가장 단순하게는 그냥 원소 N개에 100을 더하면 된다. 즉 O(N)이면 된다. </w:t>
+      </w:r>
+      <w:r>
+        <w:rPr>
+          <w:rFonts w:hint="eastAsia"/>
+        </w:rPr>
+        <w:t xml:space="preserve">특정 </w:t>
+      </w:r>
+      <w:r>
+        <w:t>범위에 특정 숫자를 더하는 연산을 Q번 한다면, 전체 시간복잡도는 O(QN)이 될 것이다.</w:t>
       </w:r>
     </w:p>
     <w:p/>
@@ -535,13 +544,22 @@
     </w:p>
     <w:p/>
     <w:p>
-      <w:r>
-        <w:rPr>
-          <w:rFonts w:hint="eastAsia"/>
+      <w:pPr>
+        <w:rPr>
+          <w:b/>
+        </w:rPr>
+      </w:pPr>
+      <w:r>
+        <w:rPr>
+          <w:rFonts w:hint="eastAsia"/>
+          <w:b/>
         </w:rPr>
         <w:t>이</w:t>
       </w:r>
       <w:r>
+        <w:rPr>
+          <w:b/>
+        </w:rPr>
         <w:t xml:space="preserve"> 기록 과정을 Q번의 쿼리 동안 반복한다. 매 쿼리마다 4개의 점만 수정하므로 이 과정의 시간복잡도는 O(Q)이다.</w:t>
       </w:r>
     </w:p>
@@ -563,30 +581,187 @@
         <w:t>B[i][j] = C[i][j] + B[i-1][j] + B[i][j-1] - B[i-1][j-1]</w:t>
       </w:r>
     </w:p>
-    <w:p/>
     <w:p>
       <w:pPr>
         <w:rPr>
           <w:rFonts w:hint="eastAsia"/>
         </w:rPr>
       </w:pPr>
-      <w:r>
-        <w:rPr>
-          <w:rFonts w:hint="eastAsia"/>
-        </w:rPr>
-        <w:t>이때</w:t>
-      </w:r>
-      <w:r>
-        <w:t xml:space="preserve"> i가 1이거나 j가 1인 첫 번째 행과 열을 계산할 경우, i-1 또는 j-1이 0이 되어 배열의 범위를 벗어나는 문제가 발생할 수 있다. 이를 방지하기 위해 배열의 인덱스를 1부터 시작하도록 설정하고, 0번째 행과 0번째 열을 미리 0으로 채워두는 방식을 사용한다. 이렇게 빈 공간을 마련해 두면 첫 행이나 첫 열을 계산할 때도 B[0][j]나 B[i][0]이 자연스럽게 0으로 처리되므로, 복잡한 조건문을 추가할 필요 없이 위의 식을 모든 칸에 동일</w:t>
-      </w:r>
-      <w:r>
-        <w:rPr>
-          <w:rFonts w:hint="eastAsia"/>
-        </w:rPr>
-        <w:t>하게</w:t>
-      </w:r>
-      <w:r>
-        <w:t xml:space="preserve"> 적용할 수 있다.</w:t>
+    </w:p>
+    <w:p>
+      <w:r>
+        <w:rPr>
+          <w:rFonts w:hint="eastAsia"/>
+        </w:rPr>
+        <w:t>위</w:t>
+      </w:r>
+      <w:r>
+        <w:t xml:space="preserve"> 식은 현재 칸에 기록된 변화량, 위쪽에서 밀려온 값, 왼쪽에서 밀려온 값을 모두 더한 뒤, 위쪽과 왼쪽에서 중복으로 더해진 대각선 영역의 값을 한 번 빼주는 원리이다. 이 식을 적용하여 누적합 배열 B를 만들면 다음과 같다.</w:t>
+      </w:r>
+    </w:p>
+    <w:p>
+      <w:r>
+        <w:t>10 10 0</w:t>
+      </w:r>
+    </w:p>
+    <w:p>
+      <w:r>
+        <w:t>10 10 0</w:t>
+      </w:r>
+    </w:p>
+    <w:p>
+      <w:r>
+        <w:t>0 0 0</w:t>
+      </w:r>
+    </w:p>
+    <w:p/>
+    <w:p>
+      <w:r>
+        <w:rPr>
+          <w:rFonts w:hint="eastAsia"/>
+        </w:rPr>
+        <w:t>이</w:t>
+      </w:r>
+      <w:r>
+        <w:t xml:space="preserve"> 과정을 통해 배열 전체를 한 번 순회하며 누적합을 채우는 데 O(N^2)의 시간이 걸린다.</w:t>
+      </w:r>
+    </w:p>
+    <w:p/>
+    <w:p>
+      <w:r>
+        <w:rPr>
+          <w:rFonts w:hint="eastAsia"/>
+        </w:rPr>
+        <w:t>마지막으로</w:t>
+      </w:r>
+      <w:r>
+        <w:t xml:space="preserve"> 원본 2차원 배열 A의 각 원소에 방금 구한 2차원 누적합 배열 B의 값을 더해주면 모든 쿼리가 반영된 최종 행렬이 완성된다. 두 배열을 더하면 처음에 의도했던 결과와 정확히 일치함을 확인할 수 있다. 결과적으로 최적화된 방법의 총 시간복잡도는 O(Q + N^2)이 된다.</w:t>
+      </w:r>
+    </w:p>
+    <w:p/>
+    <w:p/>
+    <w:p>
+      <w:r>
+        <w:rPr>
+          <w:rFonts w:hint="eastAsia"/>
+        </w:rPr>
+        <w:t xml:space="preserve">차분 배열 </w:t>
+      </w:r>
+      <w:r>
+        <w:t>C</w:t>
+      </w:r>
+      <w:r>
+        <w:rPr>
+          <w:rFonts w:hint="eastAsia"/>
+        </w:rPr>
+        <w:t>와 누적</w:t>
+      </w:r>
+      <w:r>
+        <w:rPr>
+          <w:rFonts w:hint="eastAsia"/>
+        </w:rPr>
+        <w:t xml:space="preserve">합 배열 </w:t>
+      </w:r>
+      <w:r>
+        <w:t>B</w:t>
+      </w:r>
+      <w:r>
+        <w:rPr>
+          <w:rFonts w:hint="eastAsia"/>
+        </w:rPr>
+        <w:t>는 사실 하나의 행과 하나의 열이 추가로 필요하다</w:t>
+      </w:r>
+      <w:r>
+        <w:t xml:space="preserve">. </w:t>
+      </w:r>
+    </w:p>
+    <w:p>
+      <w:r>
+        <w:rPr>
+          <w:rFonts w:hint="eastAsia"/>
+        </w:rPr>
+        <w:t>예를 들어,</w:t>
+      </w:r>
+      <w:r>
+        <w:t xml:space="preserve"> </w:t>
+      </w:r>
+      <w:r>
+        <w:rPr>
+          <w:rFonts w:hint="eastAsia"/>
+        </w:rPr>
+        <w:t xml:space="preserve">차분 배열 </w:t>
+      </w:r>
+      <w:r>
+        <w:t>C</w:t>
+      </w:r>
+      <w:r>
+        <w:rPr>
+          <w:rFonts w:hint="eastAsia"/>
+        </w:rPr>
+        <w:t>의 경우,</w:t>
+      </w:r>
+      <w:r>
+        <w:t xml:space="preserve"> </w:t>
+      </w:r>
+      <w:r>
+        <w:rPr>
+          <w:rFonts w:hint="eastAsia"/>
+        </w:rPr>
+        <w:t>만약</w:t>
+      </w:r>
+      <w:r>
+        <w:t xml:space="preserve"> </w:t>
+      </w:r>
+      <w:r>
+        <w:rPr>
+          <w:rFonts w:hint="eastAsia"/>
+        </w:rPr>
+        <w:t xml:space="preserve">위의 예시에서 </w:t>
+      </w:r>
+      <w:r>
+        <w:t xml:space="preserve">3X3 </w:t>
+      </w:r>
+      <w:r>
+        <w:rPr>
+          <w:rFonts w:hint="eastAsia"/>
+        </w:rPr>
+        <w:t xml:space="preserve">범위 전체에 </w:t>
+      </w:r>
+      <w:r>
+        <w:t>10</w:t>
+      </w:r>
+      <w:r>
+        <w:rPr>
+          <w:rFonts w:hint="eastAsia"/>
+        </w:rPr>
+        <w:t>의 값을 더하고싶다면,</w:t>
+      </w:r>
+      <w:r>
+        <w:t xml:space="preserve"> </w:t>
+      </w:r>
+      <w:r>
+        <w:rPr>
+          <w:rFonts w:hint="eastAsia"/>
+        </w:rPr>
+        <w:t xml:space="preserve">C의 </w:t>
+      </w:r>
+      <w:r>
+        <w:t xml:space="preserve">(4, 4) </w:t>
+      </w:r>
+      <w:r>
+        <w:rPr>
+          <w:rFonts w:hint="eastAsia"/>
+        </w:rPr>
+        <w:t xml:space="preserve">위치에 </w:t>
+      </w:r>
+      <w:r>
+        <w:t>-100</w:t>
+      </w:r>
+      <w:r>
+        <w:rPr>
+          <w:rFonts w:hint="eastAsia"/>
+        </w:rPr>
+        <w:t>을 기록하여야 한다.</w:t>
       </w:r>
     </w:p>
     <w:p>
@@ -595,71 +770,145 @@
           <w:rFonts w:hint="eastAsia"/>
         </w:rPr>
       </w:pPr>
-    </w:p>
-    <w:p>
-      <w:r>
-        <w:rPr>
-          <w:rFonts w:hint="eastAsia"/>
-        </w:rPr>
-        <w:t>위</w:t>
-      </w:r>
-      <w:r>
-        <w:t xml:space="preserve"> 식은 현재 칸에 기록된 변화량, 위쪽에서 밀려온 값, 왼쪽에서 밀려온 값을 모두 더한 뒤, 위쪽과 왼쪽에서 중복으로 더해진 대각선 영역의 값을 한 번 빼주는 원리이다. 이 식을 적용하여 누적합 배열 B를 만들면 다음과 같다.</w:t>
-      </w:r>
-    </w:p>
-    <w:p>
-      <w:r>
-        <w:t>10 10 0</w:t>
-      </w:r>
-    </w:p>
-    <w:p>
-      <w:r>
-        <w:t>10 10 0</w:t>
-      </w:r>
-    </w:p>
-    <w:p>
-      <w:r>
-        <w:t>0 0 0</w:t>
-      </w:r>
-    </w:p>
-    <w:p/>
-    <w:p>
-      <w:r>
-        <w:rPr>
-          <w:rFonts w:hint="eastAsia"/>
-        </w:rPr>
-        <w:t>이</w:t>
-      </w:r>
-      <w:r>
-        <w:t xml:space="preserve"> 과정을 통해 배열 전체를 한 번 순회하며 누적합을 채우는 데 O(N^2)의 시간이 걸린다.</w:t>
-      </w:r>
-    </w:p>
-    <w:p/>
-    <w:p>
-      <w:r>
-        <w:rPr>
-          <w:rFonts w:hint="eastAsia"/>
-        </w:rPr>
-        <w:t>마지막으로</w:t>
-      </w:r>
-      <w:r>
-        <w:t xml:space="preserve"> 원본 2차원 배열 A의 각 원소에 방금 구한 2차원 누적합 배열 B의 값을 더해주면 모든 쿼리가 반영된 최종 행렬이 완성된다. 두 배열을 더하면 처음에 의도했던 결과와 정확히 일치함을 확인할 수 있다. 결과적으로 최적화된 방법의 총 시간복잡도는 O(Q + N^2)이 된다.</w:t>
-      </w:r>
-    </w:p>
-    <w:p/>
-    <w:p/>
-    <w:p/>
-    <w:p/>
-    <w:p/>
-    <w:p/>
-    <w:p/>
-    <w:p>
-      <w:pPr>
-        <w:rPr>
-          <w:rFonts w:hint="eastAsia"/>
-        </w:rPr>
-      </w:pPr>
-    </w:p>
+      <w:r>
+        <w:rPr>
+          <w:rFonts w:hint="eastAsia"/>
+        </w:rPr>
+        <w:t>또한,</w:t>
+      </w:r>
+      <w:r>
+        <w:t xml:space="preserve"> </w:t>
+      </w:r>
+      <w:r>
+        <w:rPr>
+          <w:rFonts w:hint="eastAsia"/>
+        </w:rPr>
+        <w:t xml:space="preserve">누적합 배열 </w:t>
+      </w:r>
+      <w:r>
+        <w:t>B</w:t>
+      </w:r>
+      <w:r>
+        <w:rPr>
+          <w:rFonts w:hint="eastAsia"/>
+        </w:rPr>
+        <w:t>의 경우,</w:t>
+      </w:r>
+      <w:r>
+        <w:t xml:space="preserve"> </w:t>
+      </w:r>
+      <w:r>
+        <w:rPr>
+          <w:rFonts w:hint="eastAsia"/>
+        </w:rPr>
+        <w:t xml:space="preserve">위의 식대로 </w:t>
+      </w:r>
+      <w:r>
+        <w:t>B[</w:t>
+      </w:r>
+      <w:r>
+        <w:rPr>
+          <w:rFonts w:hint="eastAsia"/>
+        </w:rPr>
+        <w:t>[</w:t>
+      </w:r>
+      <w:r>
+        <w:t>i][j]</w:t>
+      </w:r>
+      <w:r>
+        <w:rPr>
+          <w:rFonts w:hint="eastAsia"/>
+        </w:rPr>
+        <w:t>를 계산할 때</w:t>
+      </w:r>
+      <w:r>
+        <w:t xml:space="preserve"> </w:t>
+      </w:r>
+      <w:r>
+        <w:rPr>
+          <w:rFonts w:hint="eastAsia"/>
+        </w:rPr>
+        <w:t>만약 i</w:t>
+      </w:r>
+      <w:r>
+        <w:t xml:space="preserve">=0 </w:t>
+      </w:r>
+      <w:r>
+        <w:rPr>
+          <w:rFonts w:hint="eastAsia"/>
+        </w:rPr>
+        <w:t xml:space="preserve">혹은 </w:t>
+      </w:r>
+      <w:r>
+        <w:t>j=0</w:t>
+      </w:r>
+      <w:r>
+        <w:rPr>
+          <w:rFonts w:hint="eastAsia"/>
+        </w:rPr>
+        <w:t xml:space="preserve"> 이라면 </w:t>
+      </w:r>
+      <w:r>
+        <w:t xml:space="preserve">out of range </w:t>
+      </w:r>
+      <w:r>
+        <w:rPr>
+          <w:rFonts w:hint="eastAsia"/>
+        </w:rPr>
+        <w:t>가 발생하므로,</w:t>
+      </w:r>
+      <w:r>
+        <w:t xml:space="preserve"> 0</w:t>
+      </w:r>
+      <w:r>
+        <w:rPr>
+          <w:rFonts w:hint="eastAsia"/>
+        </w:rPr>
+        <w:t>번</w:t>
+      </w:r>
+      <w:r>
+        <w:t xml:space="preserve"> </w:t>
+      </w:r>
+      <w:r>
+        <w:rPr>
+          <w:rFonts w:hint="eastAsia"/>
+        </w:rPr>
+        <w:t xml:space="preserve">행과 </w:t>
+      </w:r>
+      <w:r>
+        <w:t>0</w:t>
+      </w:r>
+      <w:r>
+        <w:rPr>
+          <w:rFonts w:hint="eastAsia"/>
+        </w:rPr>
+        <w:t>번 열을</w:t>
+      </w:r>
+      <w:r>
+        <w:t xml:space="preserve"> </w:t>
+      </w:r>
+      <w:r>
+        <w:rPr>
+          <w:rFonts w:hint="eastAsia"/>
+        </w:rPr>
+        <w:t xml:space="preserve">값을 </w:t>
+      </w:r>
+      <w:r>
+        <w:t>0</w:t>
+      </w:r>
+      <w:r>
+        <w:rPr>
+          <w:rFonts w:hint="eastAsia"/>
+        </w:rPr>
+        <w:t>으로 하여 채워넣어줘야 한다.</w:t>
+      </w:r>
+    </w:p>
+    <w:p/>
+    <w:p/>
+    <w:p/>
+    <w:p/>
+    <w:p/>
+    <w:p/>
     <w:p>
       <w:pPr>
         <w:rPr>
@@ -698,11 +947,6 @@
       </w:r>
     </w:p>
     <w:p>
-      <w:pPr>
-        <w:rPr>
-          <w:rFonts w:hint="eastAsia"/>
-        </w:rPr>
-      </w:pPr>
       <w:r>
         <w:rPr>
           <w:rFonts w:hint="eastAsia"/>
@@ -717,11 +961,6 @@
       </w:r>
     </w:p>
     <w:p>
-      <w:pPr>
-        <w:rPr>
-          <w:rFonts w:hint="eastAsia"/>
-        </w:rPr>
-      </w:pPr>
       <w:r>
         <w:t xml:space="preserve">- </w:t>
       </w:r>
@@ -730,11 +969,6 @@
       </w:r>
     </w:p>
     <w:p>
-      <w:pPr>
-        <w:rPr>
-          <w:rFonts w:hint="eastAsia"/>
-        </w:rPr>
-      </w:pPr>
       <w:r>
         <w:t xml:space="preserve">- </w:t>
       </w:r>
@@ -751,13 +985,7 @@
       </w:r>
     </w:p>
     <w:p/>
-    <w:p>
-      <w:pPr>
-        <w:rPr>
-          <w:rFonts w:hint="eastAsia"/>
-        </w:rPr>
-      </w:pPr>
-    </w:p>
+    <w:p/>
     <w:p>
       <w:r>
         <w:rPr>
@@ -832,13 +1060,7 @@
         <w:t xml:space="preserve"> 범위 안에는 C[R1][C1]과 C[R2+1][C1] 두 개의 점이 포함된다. 마찬가지로 누적된 총합은 V - V = 0이 된다.</w:t>
       </w:r>
     </w:p>
-    <w:p>
-      <w:pPr>
-        <w:rPr>
-          <w:rFonts w:hint="eastAsia"/>
-        </w:rPr>
-      </w:pPr>
-    </w:p>
+    <w:p/>
     <w:p>
       <w:r>
         <w:rPr>
@@ -871,7 +1093,16 @@
         <w:t>다섯째</w:t>
       </w:r>
       <w:r>
-        <w:t>, (x, y)가 목표 영역의 상단이거나 좌측 밖일 때 (x &lt; R1 또는 y &lt; C1)</w:t>
+        <w:t>, (x, y)가 목표 영역의 상단</w:t>
+      </w:r>
+      <w:r>
+        <w:rPr>
+          <w:rFonts w:hint="eastAsia"/>
+        </w:rPr>
+        <w:t xml:space="preserve"> 밖</w:t>
+      </w:r>
+      <w:r>
+        <w:t>이거나 좌측 밖일 때 (x &lt; R1 또는 y &lt; C1)</w:t>
       </w:r>
     </w:p>
     <w:p>
@@ -915,23 +1146,16 @@
     <w:p/>
     <w:p/>
     <w:p/>
+    <w:p/>
+    <w:p/>
+    <w:p/>
+    <w:p/>
+    <w:p/>
+    <w:p/>
+    <w:p/>
     <w:p>
       <w:pPr>
         <w:rPr>
-          <w:rFonts w:hint="eastAsia"/>
-        </w:rPr>
-      </w:pPr>
-    </w:p>
-    <w:p/>
-    <w:p/>
-    <w:p/>
-    <w:p/>
-    <w:p/>
-    <w:p/>
-    <w:p>
-      <w:pPr>
-        <w:rPr>
-          <w:rFonts w:hint="eastAsia"/>
           <w:b/>
         </w:rPr>
       </w:pPr>
@@ -964,6 +1188,9 @@
       </w:r>
     </w:p>
     <w:p>
+      <w:pPr>
+        <w:ind w:left="800" w:hanging="800"/>
+      </w:pPr>
       <w:r>
         <w:rPr>
           <w:rFonts w:hint="eastAsia"/>
@@ -1088,223 +1315,5111 @@
     </w:p>
     <w:p/>
     <w:p>
+      <w:r>
+        <w:rPr>
+          <w:rFonts w:hint="eastAsia"/>
+          <w:b/>
+        </w:rPr>
+        <w:t>G</w:t>
+      </w:r>
+      <w:r>
+        <w:rPr>
+          <w:b/>
+        </w:rPr>
+        <w:t xml:space="preserve">uide Question 1. </w:t>
+      </w:r>
+      <w:r>
+        <w:rPr>
+          <w:rFonts w:hint="eastAsia"/>
+          <w:b/>
+        </w:rPr>
+        <w:t>우선 시간복잡도 생각 말고,</w:t>
+      </w:r>
+      <w:r>
+        <w:rPr>
+          <w:b/>
+        </w:rPr>
+        <w:t xml:space="preserve"> simple algorithm</w:t>
+      </w:r>
+      <w:r>
+        <w:rPr>
+          <w:rFonts w:hint="eastAsia"/>
+          <w:b/>
+        </w:rPr>
+        <w:t>을 생각해보고,</w:t>
+      </w:r>
+      <w:r>
+        <w:rPr>
+          <w:b/>
+        </w:rPr>
+        <w:t xml:space="preserve"> </w:t>
+      </w:r>
+      <w:r>
+        <w:rPr>
+          <w:rFonts w:hint="eastAsia"/>
+          <w:b/>
+        </w:rPr>
+        <w:t>정확성과 시간복잡도를 분석해라.</w:t>
+      </w:r>
+    </w:p>
+    <w:p>
       <w:pPr>
         <w:rPr>
-          <w:rFonts w:hint="eastAsia"/>
+          <w:b/>
         </w:rPr>
       </w:pPr>
       <w:r>
         <w:rPr>
-          <w:rFonts w:hint="eastAsia"/>
-          <w:b/>
-        </w:rPr>
+          <w:b/>
+        </w:rPr>
+        <w:t xml:space="preserve">-&gt; </w:t>
+      </w:r>
+      <w:r>
+        <w:rPr>
+          <w:rFonts w:hint="eastAsia"/>
+          <w:b/>
+        </w:rPr>
+        <w:t>깊이</w:t>
+      </w:r>
+      <w:r>
+        <w:rPr>
+          <w:rFonts w:hint="eastAsia"/>
+          <w:b/>
+        </w:rPr>
+        <w:t xml:space="preserve"> 우선 탐색</w:t>
+      </w:r>
+      <w:r>
+        <w:rPr>
+          <w:rFonts w:hint="eastAsia"/>
+          <w:b/>
+        </w:rPr>
+        <w:t xml:space="preserve"> 사용</w:t>
+      </w:r>
+    </w:p>
+    <w:p>
+      <w:r>
+        <w:rPr>
+          <w:rFonts w:hint="eastAsia"/>
+        </w:rPr>
+        <w:t>간단하게 생각하자면,</w:t>
+      </w:r>
+      <w:r>
+        <w:t xml:space="preserve"> </w:t>
+      </w:r>
+      <w:r>
+        <w:rPr>
+          <w:rFonts w:hint="eastAsia"/>
+        </w:rPr>
+        <w:t>그냥 다 가보면 된다.</w:t>
+      </w:r>
+    </w:p>
+    <w:p>
+      <w:r>
+        <w:rPr>
+          <w:rFonts w:hint="eastAsia"/>
+        </w:rPr>
+        <w:t>다음과 같은 기준으로 모든 경로를 탐색한다.</w:t>
+      </w:r>
+    </w:p>
+    <w:p>
+      <w:r>
+        <w:tab/>
+        <w:t>1. cycle</w:t>
+      </w:r>
+      <w:r>
+        <w:rPr>
+          <w:rFonts w:hint="eastAsia"/>
+        </w:rPr>
+        <w:t>이 생기는 방향이면 그 쪽은 제외한다.</w:t>
+      </w:r>
+    </w:p>
+    <w:p>
+      <w:r>
+        <w:tab/>
+        <w:t xml:space="preserve">2. </w:t>
+      </w:r>
+      <w:r>
+        <w:t>color</w:t>
+      </w:r>
+      <w:r>
+        <w:rPr>
+          <w:rFonts w:hint="eastAsia"/>
+        </w:rPr>
+        <w:t>가 d</w:t>
+      </w:r>
+      <w:r>
+        <w:t xml:space="preserve">ecreasing </w:t>
+      </w:r>
+      <w:r>
+        <w:rPr>
+          <w:rFonts w:hint="eastAsia"/>
+        </w:rPr>
+        <w:t>하는 방향이라면 그 쪽은 제외</w:t>
+      </w:r>
+      <w:r>
+        <w:rPr>
+          <w:rFonts w:hint="eastAsia"/>
+        </w:rPr>
+        <w:t>한다.</w:t>
+      </w:r>
+    </w:p>
+    <w:p>
+      <w:r>
+        <w:t>D</w:t>
+      </w:r>
+      <w:r>
+        <w:t>FS</w:t>
+      </w:r>
+      <w:r>
+        <w:rPr>
+          <w:rFonts w:hint="eastAsia"/>
+        </w:rPr>
+        <w:t>를 적용하여,</w:t>
+      </w:r>
+      <w:r>
+        <w:t xml:space="preserve"> </w:t>
+      </w:r>
+      <w:r>
+        <w:rPr>
+          <w:rFonts w:hint="eastAsia"/>
+        </w:rPr>
+        <w:t>시작 노드부터 목적지 노드까지의 모든 가능한 경로를 백트래킹 방식으로 탐색한다.</w:t>
+      </w:r>
+      <w:r>
+        <w:t xml:space="preserve"> </w:t>
+      </w:r>
+      <w:r>
+        <w:rPr>
+          <w:rFonts w:hint="eastAsia"/>
+        </w:rPr>
+        <w:t>목적지 노드에 도착할 때 마다 해당 경로의 누적 가중치 합을 기록하고,</w:t>
+      </w:r>
+      <w:r>
+        <w:t xml:space="preserve"> </w:t>
+      </w:r>
+      <w:r>
+        <w:rPr>
+          <w:rFonts w:hint="eastAsia"/>
+        </w:rPr>
+        <w:t>모든 탐색이 종료되면 그 중 가장 작은 값을 최단 경로 비용으로 취한다.</w:t>
+      </w:r>
+    </w:p>
+    <w:p/>
+    <w:p>
+      <w:r>
+        <w:rPr>
+          <w:rFonts w:hint="eastAsia"/>
+        </w:rPr>
+        <w:t>만약 모든 경로</w:t>
+      </w:r>
+      <w:r>
+        <w:rPr>
+          <w:rFonts w:hint="eastAsia"/>
+        </w:rPr>
+        <w:t>의</w:t>
+      </w:r>
+      <w:r>
+        <w:t xml:space="preserve"> color</w:t>
+      </w:r>
+      <w:r>
+        <w:rPr>
+          <w:rFonts w:hint="eastAsia"/>
+        </w:rPr>
+        <w:t xml:space="preserve"> </w:t>
+      </w:r>
+      <w:r>
+        <w:t>non-decreasing</w:t>
+      </w:r>
+      <w:r>
+        <w:rPr>
+          <w:rFonts w:hint="eastAsia"/>
+        </w:rPr>
+        <w:t>이라면 다 가봐야한다.</w:t>
+      </w:r>
+      <w:r>
+        <w:t xml:space="preserve"> (</w:t>
+      </w:r>
+      <w:r>
+        <w:rPr>
+          <w:rFonts w:hint="eastAsia"/>
+        </w:rPr>
+        <w:t>예를 들어 다 같은 색이라면)</w:t>
+      </w:r>
+    </w:p>
+    <w:p>
+      <w:r>
+        <w:rPr>
+          <w:rFonts w:hint="eastAsia"/>
+        </w:rPr>
+        <w:t xml:space="preserve">만약 V개의 </w:t>
+      </w:r>
+      <w:r>
+        <w:t>vertex</w:t>
+      </w:r>
+      <w:r>
+        <w:rPr>
+          <w:rFonts w:hint="eastAsia"/>
+        </w:rPr>
+        <w:t xml:space="preserve">와 </w:t>
+      </w:r>
+      <w:r>
+        <w:t>E</w:t>
+      </w:r>
+      <w:r>
+        <w:rPr>
+          <w:rFonts w:hint="eastAsia"/>
+        </w:rPr>
+        <w:t xml:space="preserve">개의 </w:t>
+      </w:r>
+      <w:r>
+        <w:t>edge</w:t>
+      </w:r>
+      <w:r>
+        <w:rPr>
+          <w:rFonts w:hint="eastAsia"/>
+        </w:rPr>
+        <w:t>가 있다면,</w:t>
+      </w:r>
+      <w:r>
+        <w:t xml:space="preserve"> </w:t>
+      </w:r>
+      <w:r>
+        <w:rPr>
+          <w:rFonts w:hint="eastAsia"/>
+        </w:rPr>
+        <w:t>모든 경로를 탐색해야 하는 경우,</w:t>
+      </w:r>
+      <w:r>
+        <w:t xml:space="preserve"> </w:t>
+      </w:r>
+      <w:r>
+        <w:rPr>
+          <w:rFonts w:hint="eastAsia"/>
+        </w:rPr>
+        <w:t>시간복잡도는 아래와 같이 분석할 수 있다.</w:t>
+      </w:r>
+    </w:p>
+    <w:p/>
+    <w:p>
+      <w:r>
+        <w:rPr>
+          <w:rFonts w:hint="eastAsia"/>
+        </w:rPr>
+        <w:t xml:space="preserve">출발 노드에서 첫 번째로 이동할 수 있는 다음 </w:t>
+      </w:r>
+      <w:r>
+        <w:rPr>
+          <w:rFonts w:hint="eastAsia"/>
+        </w:rPr>
+        <w:t>v</w:t>
+      </w:r>
+      <w:r>
+        <w:t>ertex</w:t>
+      </w:r>
+      <w:r>
+        <w:rPr>
+          <w:rFonts w:hint="eastAsia"/>
+        </w:rPr>
+        <w:t>의 선택지는,</w:t>
+      </w:r>
+      <w:r>
+        <w:t xml:space="preserve"> </w:t>
+      </w:r>
+      <w:r>
+        <w:rPr>
+          <w:rFonts w:hint="eastAsia"/>
+        </w:rPr>
+        <w:t xml:space="preserve">출발 노드를 제외한 </w:t>
+      </w:r>
+      <w:r>
+        <w:t>V-1</w:t>
+      </w:r>
+      <w:r>
+        <w:rPr>
+          <w:rFonts w:hint="eastAsia"/>
+        </w:rPr>
+        <w:t>개이다.</w:t>
+      </w:r>
+    </w:p>
+    <w:p>
+      <w:r>
+        <w:rPr>
+          <w:rFonts w:hint="eastAsia"/>
+        </w:rPr>
+        <w:t>두 번쨰 노드에서는,</w:t>
+      </w:r>
+      <w:r>
+        <w:t xml:space="preserve"> </w:t>
+      </w:r>
+      <w:r>
+        <w:rPr>
+          <w:rFonts w:hint="eastAsia"/>
+        </w:rPr>
+        <w:t xml:space="preserve">자기 자신과 첫 번째 노드를 제외한 </w:t>
+      </w:r>
+      <w:r>
+        <w:t>V-2</w:t>
+      </w:r>
+      <w:r>
+        <w:rPr>
+          <w:rFonts w:hint="eastAsia"/>
+        </w:rPr>
+        <w:t>개 중에서 선택할 수 있다.</w:t>
+      </w:r>
+    </w:p>
+    <w:p>
+      <w:r>
+        <w:rPr>
+          <w:rFonts w:hint="eastAsia"/>
+        </w:rPr>
+        <w:t>이와 같이,</w:t>
+      </w:r>
+      <w:r>
+        <w:t xml:space="preserve"> N</w:t>
+      </w:r>
+      <w:r>
+        <w:rPr>
+          <w:rFonts w:hint="eastAsia"/>
+        </w:rPr>
+        <w:t xml:space="preserve">번째 선택에서는 </w:t>
+      </w:r>
+      <w:r>
+        <w:t>V-N</w:t>
+      </w:r>
+      <w:r>
+        <w:rPr>
+          <w:rFonts w:hint="eastAsia"/>
+        </w:rPr>
+        <w:t>개 중에 하나의 노드를 선택할 수 있으므로,</w:t>
+      </w:r>
+    </w:p>
+    <w:p>
+      <w:r>
+        <w:rPr>
+          <w:rFonts w:hint="eastAsia"/>
+        </w:rPr>
+        <w:t xml:space="preserve">탐색해야 하는 모든 경로의 수는 </w:t>
+      </w:r>
+      <w:r>
+        <w:t xml:space="preserve">(V-1) * (V-2) * … * 1 </w:t>
+      </w:r>
+      <w:r>
+        <w:rPr>
+          <w:rFonts w:hint="eastAsia"/>
+        </w:rPr>
+        <w:t>이다.</w:t>
+      </w:r>
+      <w:r>
+        <w:t xml:space="preserve"> </w:t>
+      </w:r>
+      <w:r>
+        <w:rPr>
+          <w:rFonts w:hint="eastAsia"/>
+        </w:rPr>
+        <w:t xml:space="preserve">즉 </w:t>
+      </w:r>
+      <w:r>
+        <w:t>V!</w:t>
+      </w:r>
+      <w:r>
+        <w:rPr>
+          <w:rFonts w:hint="eastAsia"/>
+        </w:rPr>
+        <w:t>이다.</w:t>
+      </w:r>
+    </w:p>
+    <w:p>
+      <w:r>
+        <w:rPr>
+          <w:rFonts w:hint="eastAsia"/>
+        </w:rPr>
+        <w:t xml:space="preserve">따라서 시간복잡도는 </w:t>
+      </w:r>
+      <w:r>
+        <w:t>O(V!)</w:t>
+      </w:r>
+      <w:r>
+        <w:rPr>
+          <w:rFonts w:hint="eastAsia"/>
+        </w:rPr>
+        <w:t>이다.</w:t>
+      </w:r>
+    </w:p>
+    <w:p/>
+    <w:p/>
+    <w:p>
+      <w:r>
+        <w:rPr>
+          <w:rFonts w:hint="eastAsia"/>
+          <w:b/>
+        </w:rPr>
+        <w:lastRenderedPageBreak/>
         <w:t>G</w:t>
       </w:r>
       <w:r>
         <w:rPr>
           <w:b/>
         </w:rPr>
-        <w:t xml:space="preserve">uide Question 1. </w:t>
-      </w:r>
-      <w:r>
-        <w:rPr>
-          <w:rFonts w:hint="eastAsia"/>
-          <w:b/>
-        </w:rPr>
-        <w:t>우선 시간복잡도 생각 말고,</w:t>
-      </w:r>
-      <w:r>
-        <w:rPr>
-          <w:b/>
-        </w:rPr>
-        <w:t xml:space="preserve"> simple algorithm</w:t>
-      </w:r>
-      <w:r>
-        <w:rPr>
-          <w:rFonts w:hint="eastAsia"/>
-          <w:b/>
-        </w:rPr>
-        <w:t>을 생각해보고,</w:t>
-      </w:r>
-      <w:r>
-        <w:rPr>
-          <w:b/>
-        </w:rPr>
-        <w:t xml:space="preserve"> </w:t>
-      </w:r>
-      <w:r>
-        <w:rPr>
-          <w:rFonts w:hint="eastAsia"/>
-          <w:b/>
-        </w:rPr>
-        <w:t>정확성과 시간복잡도를 분석해라.</w:t>
-      </w:r>
-    </w:p>
+        <w:t xml:space="preserve">uide Question </w:t>
+      </w:r>
+      <w:r>
+        <w:rPr>
+          <w:b/>
+        </w:rPr>
+        <w:t>2</w:t>
+      </w:r>
+      <w:r>
+        <w:rPr>
+          <w:b/>
+        </w:rPr>
+        <w:t xml:space="preserve">. </w:t>
+      </w:r>
+      <w:r>
+        <w:rPr>
+          <w:rFonts w:hint="eastAsia"/>
+          <w:b/>
+        </w:rPr>
+        <w:t>e</w:t>
+      </w:r>
+      <w:r>
+        <w:rPr>
+          <w:b/>
+        </w:rPr>
+        <w:t>dge</w:t>
+      </w:r>
+      <w:r>
+        <w:rPr>
+          <w:rFonts w:hint="eastAsia"/>
+          <w:b/>
+        </w:rPr>
+        <w:t>의 색상이라는 개념을 없애고,</w:t>
+      </w:r>
+      <w:r>
+        <w:rPr>
+          <w:b/>
+        </w:rPr>
+        <w:t xml:space="preserve"> </w:t>
+      </w:r>
+      <w:r>
+        <w:rPr>
+          <w:rFonts w:hint="eastAsia"/>
+          <w:b/>
+        </w:rPr>
+        <w:t>그래프를 다시 그린다면 어떻게 될까?</w:t>
+      </w:r>
+    </w:p>
+    <w:p>
+      <w:r>
+        <w:rPr>
+          <w:rFonts w:hint="eastAsia"/>
+        </w:rPr>
+        <w:t>v</w:t>
+      </w:r>
+      <w:r>
+        <w:t>ertex</w:t>
+      </w:r>
+      <w:r>
+        <w:rPr>
+          <w:rFonts w:hint="eastAsia"/>
+        </w:rPr>
+        <w:t xml:space="preserve">와 </w:t>
+      </w:r>
+      <w:r>
+        <w:t>edge</w:t>
+      </w:r>
+      <w:r>
+        <w:rPr>
+          <w:rFonts w:hint="eastAsia"/>
+        </w:rPr>
+        <w:t>를 다 다시 그린다.</w:t>
+      </w:r>
+    </w:p>
+    <w:p>
+      <w:r>
+        <w:t>color</w:t>
+      </w:r>
+      <w:r>
+        <w:rPr>
+          <w:rFonts w:hint="eastAsia"/>
+        </w:rPr>
+        <w:t xml:space="preserve">가 </w:t>
+      </w:r>
+      <w:r>
+        <w:t>1</w:t>
+      </w:r>
+      <w:r>
+        <w:rPr>
+          <w:rFonts w:hint="eastAsia"/>
+        </w:rPr>
+        <w:t xml:space="preserve">부터 </w:t>
+      </w:r>
+      <w:r>
+        <w:t>K</w:t>
+      </w:r>
+      <w:r>
+        <w:rPr>
+          <w:rFonts w:hint="eastAsia"/>
+        </w:rPr>
+        <w:t>까지 있다면,</w:t>
+      </w:r>
+    </w:p>
+    <w:p>
+      <w:r>
+        <w:rPr>
+          <w:rFonts w:hint="eastAsia"/>
+        </w:rPr>
+        <w:t xml:space="preserve">특정 </w:t>
+      </w:r>
+      <w:r>
+        <w:t>vertex</w:t>
+      </w:r>
+      <w:r>
+        <w:rPr>
+          <w:rFonts w:hint="eastAsia"/>
+        </w:rPr>
+        <w:t xml:space="preserve">에 대한 이전 </w:t>
+      </w:r>
+      <w:r>
+        <w:rPr>
+          <w:rFonts w:hint="eastAsia"/>
+        </w:rPr>
+        <w:t>e</w:t>
+      </w:r>
+      <w:r>
+        <w:t>dge</w:t>
+      </w:r>
+      <w:r>
+        <w:rPr>
+          <w:rFonts w:hint="eastAsia"/>
+        </w:rPr>
+        <w:t xml:space="preserve"> 색상 </w:t>
+      </w:r>
+      <w:r>
+        <w:t>1</w:t>
+      </w:r>
+      <w:r>
+        <w:rPr>
+          <w:rFonts w:hint="eastAsia"/>
+        </w:rPr>
+        <w:t xml:space="preserve">부터 </w:t>
+      </w:r>
+      <w:r>
+        <w:t>K</w:t>
+      </w:r>
+      <w:r>
+        <w:rPr>
+          <w:rFonts w:hint="eastAsia"/>
+        </w:rPr>
+        <w:t>인 상태를,</w:t>
+      </w:r>
+      <w:r>
+        <w:t xml:space="preserve"> </w:t>
+      </w:r>
+      <w:r>
+        <w:rPr>
+          <w:rFonts w:hint="eastAsia"/>
+        </w:rPr>
+        <w:t>각각 별개의 노드로 취급하여 분리한다.</w:t>
+      </w:r>
+      <w:r>
+        <w:t xml:space="preserve"> </w:t>
+      </w:r>
+      <w:r>
+        <w:rPr>
+          <w:rFonts w:hint="eastAsia"/>
+        </w:rPr>
+        <w:t xml:space="preserve">즉 </w:t>
+      </w:r>
+      <w:r>
+        <w:t xml:space="preserve">vertex </w:t>
+      </w:r>
+      <w:r>
+        <w:rPr>
+          <w:rFonts w:hint="eastAsia"/>
+        </w:rPr>
+        <w:t xml:space="preserve">하나가 </w:t>
+      </w:r>
+      <w:r>
+        <w:rPr>
+          <w:rFonts w:hint="eastAsia"/>
+        </w:rPr>
+        <w:t xml:space="preserve">최대 </w:t>
+      </w:r>
+      <w:r>
+        <w:t>K</w:t>
+      </w:r>
+      <w:r>
+        <w:rPr>
+          <w:rFonts w:hint="eastAsia"/>
+        </w:rPr>
+        <w:t>개로 쪼개진다.</w:t>
+      </w:r>
+    </w:p>
+    <w:p>
+      <w:r>
+        <w:rPr>
+          <w:rFonts w:hint="eastAsia"/>
+        </w:rPr>
+        <w:t>또,</w:t>
+      </w:r>
+      <w:r>
+        <w:t xml:space="preserve"> </w:t>
+      </w:r>
+      <w:r>
+        <w:rPr>
+          <w:rFonts w:hint="eastAsia"/>
+        </w:rPr>
+        <w:t>기존의 v</w:t>
+      </w:r>
+      <w:r>
+        <w:t>ertex</w:t>
+      </w:r>
+      <w:r>
+        <w:rPr>
+          <w:rFonts w:hint="eastAsia"/>
+        </w:rPr>
+        <w:t xml:space="preserve">가 가지고있던 </w:t>
+      </w:r>
+      <w:r>
+        <w:t>edge</w:t>
+      </w:r>
+      <w:r>
+        <w:rPr>
+          <w:rFonts w:hint="eastAsia"/>
+        </w:rPr>
+        <w:t>들</w:t>
+      </w:r>
+      <w:r>
+        <w:t xml:space="preserve"> </w:t>
+      </w:r>
+      <w:r>
+        <w:rPr>
+          <w:rFonts w:hint="eastAsia"/>
+        </w:rPr>
+        <w:t>중에서,</w:t>
+      </w:r>
+      <w:r>
+        <w:t xml:space="preserve"> </w:t>
+      </w:r>
+      <w:r>
+        <w:rPr>
+          <w:rFonts w:hint="eastAsia"/>
+        </w:rPr>
+        <w:t>이전 e</w:t>
+      </w:r>
+      <w:r>
+        <w:t xml:space="preserve">dge </w:t>
+      </w:r>
+      <w:r>
+        <w:rPr>
+          <w:rFonts w:hint="eastAsia"/>
+        </w:rPr>
+        <w:t>색상을 기준으로 갈 수 있는</w:t>
+      </w:r>
+      <w:r>
+        <w:rPr>
+          <w:rFonts w:hint="eastAsia"/>
+        </w:rPr>
+        <w:t>가</w:t>
+      </w:r>
+      <w:r>
+        <w:rPr>
+          <w:rFonts w:hint="eastAsia"/>
+        </w:rPr>
+        <w:t xml:space="preserve"> 없는</w:t>
+      </w:r>
+      <w:r>
+        <w:rPr>
+          <w:rFonts w:hint="eastAsia"/>
+        </w:rPr>
+        <w:t>가</w:t>
+      </w:r>
+      <w:r>
+        <w:rPr>
+          <w:rFonts w:hint="eastAsia"/>
+        </w:rPr>
+        <w:t>를 구분해서,</w:t>
+      </w:r>
+      <w:r>
+        <w:t xml:space="preserve"> </w:t>
+      </w:r>
+      <w:r>
+        <w:rPr>
+          <w:rFonts w:hint="eastAsia"/>
+        </w:rPr>
+        <w:t xml:space="preserve">쪼개진 </w:t>
+      </w:r>
+      <w:r>
+        <w:t>K</w:t>
+      </w:r>
+      <w:r>
+        <w:rPr>
+          <w:rFonts w:hint="eastAsia"/>
+        </w:rPr>
+        <w:t xml:space="preserve">개의 </w:t>
+      </w:r>
+      <w:r>
+        <w:t>vertex</w:t>
+      </w:r>
+      <w:r>
+        <w:rPr>
+          <w:rFonts w:hint="eastAsia"/>
+        </w:rPr>
+        <w:t xml:space="preserve">의 단방향 </w:t>
+      </w:r>
+      <w:r>
+        <w:t>edge</w:t>
+      </w:r>
+      <w:r>
+        <w:rPr>
+          <w:rFonts w:hint="eastAsia"/>
+        </w:rPr>
+        <w:t>를 연결한다.</w:t>
+      </w:r>
+    </w:p>
+    <w:p/>
+    <w:p>
+      <w:r>
+        <w:rPr>
+          <w:rFonts w:hint="eastAsia"/>
+        </w:rPr>
+        <w:t>v</w:t>
+      </w:r>
+      <w:r>
+        <w:t xml:space="preserve">ertex </w:t>
+      </w:r>
+      <w:r>
+        <w:rPr>
+          <w:rFonts w:hint="eastAsia"/>
+        </w:rPr>
+        <w:t xml:space="preserve">하나 당 최대 </w:t>
+      </w:r>
+      <w:r>
+        <w:t>K</w:t>
+      </w:r>
+      <w:r>
+        <w:rPr>
+          <w:rFonts w:hint="eastAsia"/>
+        </w:rPr>
+        <w:t>개로 쪼개질 수 있으므로,</w:t>
+      </w:r>
+      <w:r>
+        <w:t xml:space="preserve"> </w:t>
+      </w:r>
+      <w:r>
+        <w:rPr>
+          <w:rFonts w:hint="eastAsia"/>
+        </w:rPr>
+        <w:t xml:space="preserve">새로운 </w:t>
+      </w:r>
+      <w:r>
+        <w:t>vertex</w:t>
+      </w:r>
+      <w:r>
+        <w:rPr>
+          <w:rFonts w:hint="eastAsia"/>
+        </w:rPr>
+        <w:t xml:space="preserve">는 최대 </w:t>
+      </w:r>
+      <w:r>
+        <w:t>V</w:t>
+      </w:r>
+      <w:r>
+        <w:t xml:space="preserve"> * K </w:t>
+      </w:r>
+      <w:r>
+        <w:rPr>
+          <w:rFonts w:hint="eastAsia"/>
+        </w:rPr>
+        <w:t>개가 된다.</w:t>
+      </w:r>
+    </w:p>
+    <w:p>
+      <w:r>
+        <w:rPr>
+          <w:rFonts w:hint="eastAsia"/>
+        </w:rPr>
+        <w:t xml:space="preserve">만약 </w:t>
+      </w:r>
+      <w:r>
+        <w:t>edge</w:t>
+      </w:r>
+      <w:r>
+        <w:rPr>
+          <w:rFonts w:hint="eastAsia"/>
+        </w:rPr>
+        <w:t xml:space="preserve">의 </w:t>
+      </w:r>
+      <w:r>
+        <w:t>color</w:t>
+      </w:r>
+      <w:r>
+        <w:rPr>
+          <w:rFonts w:hint="eastAsia"/>
+        </w:rPr>
+        <w:t xml:space="preserve">가 </w:t>
+      </w:r>
+      <w:r>
+        <w:t>K</w:t>
+      </w:r>
+      <w:r>
+        <w:rPr>
+          <w:rFonts w:hint="eastAsia"/>
+        </w:rPr>
+        <w:t>였다면,</w:t>
+      </w:r>
+      <w:r>
+        <w:t xml:space="preserve"> </w:t>
+      </w:r>
+      <w:r>
+        <w:rPr>
+          <w:rFonts w:hint="eastAsia"/>
+        </w:rPr>
+        <w:t xml:space="preserve">해당 </w:t>
+      </w:r>
+      <w:r>
+        <w:t>edge</w:t>
+      </w:r>
+      <w:r>
+        <w:rPr>
+          <w:rFonts w:hint="eastAsia"/>
+        </w:rPr>
+        <w:t xml:space="preserve">는 </w:t>
+      </w:r>
+      <w:r>
+        <w:t xml:space="preserve">(A, 1) </w:t>
+      </w:r>
+      <w:r>
+        <w:rPr>
+          <w:rFonts w:hint="eastAsia"/>
+        </w:rPr>
+        <w:t xml:space="preserve">부터 </w:t>
+      </w:r>
+      <w:r>
+        <w:t>(A, K)</w:t>
+      </w:r>
+      <w:r>
+        <w:rPr>
+          <w:rFonts w:hint="eastAsia"/>
+        </w:rPr>
+        <w:t xml:space="preserve">까지 </w:t>
+      </w:r>
+      <w:r>
+        <w:t>K</w:t>
+      </w:r>
+      <w:r>
+        <w:rPr>
+          <w:rFonts w:hint="eastAsia"/>
+        </w:rPr>
+        <w:t xml:space="preserve">개의 </w:t>
+      </w:r>
+      <w:r>
+        <w:t>edge</w:t>
+      </w:r>
+      <w:r>
+        <w:rPr>
+          <w:rFonts w:hint="eastAsia"/>
+        </w:rPr>
+        <w:t>로 쪼개질 수 있으므로,</w:t>
+      </w:r>
+      <w:r>
+        <w:t xml:space="preserve"> </w:t>
+      </w:r>
+      <w:r>
+        <w:rPr>
+          <w:rFonts w:hint="eastAsia"/>
+        </w:rPr>
+        <w:t xml:space="preserve">기존 </w:t>
+      </w:r>
+      <w:r>
+        <w:t>edge</w:t>
+      </w:r>
+      <w:r>
+        <w:rPr>
+          <w:rFonts w:hint="eastAsia"/>
+        </w:rPr>
+        <w:t xml:space="preserve"> 수가 </w:t>
+      </w:r>
+      <w:r>
+        <w:t>E</w:t>
+      </w:r>
+      <w:r>
+        <w:rPr>
+          <w:rFonts w:hint="eastAsia"/>
+        </w:rPr>
+        <w:t>개 였다면,</w:t>
+      </w:r>
+      <w:r>
+        <w:t xml:space="preserve"> </w:t>
+      </w:r>
+      <w:r>
+        <w:rPr>
+          <w:rFonts w:hint="eastAsia"/>
+        </w:rPr>
+        <w:t xml:space="preserve">새로운 </w:t>
+      </w:r>
+      <w:r>
+        <w:t xml:space="preserve">edge </w:t>
+      </w:r>
+      <w:r>
+        <w:rPr>
+          <w:rFonts w:hint="eastAsia"/>
+        </w:rPr>
+        <w:t>수는 최대 E</w:t>
+      </w:r>
+      <w:r>
+        <w:t xml:space="preserve"> * K;</w:t>
+      </w:r>
+      <w:r>
+        <w:rPr>
+          <w:rFonts w:hint="eastAsia"/>
+        </w:rPr>
+        <w:t>개가 된다.</w:t>
+      </w:r>
+    </w:p>
+    <w:p/>
+    <w:p>
+      <w:r>
+        <w:rPr>
+          <w:rFonts w:hint="eastAsia"/>
+        </w:rPr>
+        <w:t xml:space="preserve">따라서 </w:t>
+      </w:r>
+      <w:r>
+        <w:rPr>
+          <w:rFonts w:hint="eastAsia"/>
+        </w:rPr>
+        <w:t>단순한 최단 경로 찾기 문제로 변환할 수 있고,</w:t>
+      </w:r>
+      <w:r>
+        <w:t xml:space="preserve"> </w:t>
+      </w:r>
+      <w:r>
+        <w:rPr>
+          <w:rFonts w:hint="eastAsia"/>
+        </w:rPr>
+        <w:t xml:space="preserve">다익스트라 알고리즘을 적용하는 것으로 </w:t>
+      </w:r>
+      <w:r>
+        <w:rPr>
+          <w:rFonts w:hint="eastAsia"/>
+        </w:rPr>
+        <w:t xml:space="preserve">시간복잡도는 </w:t>
+      </w:r>
+      <w:r>
+        <w:t xml:space="preserve">O( E*K log(V*K) ) </w:t>
+      </w:r>
+      <w:r>
+        <w:rPr>
+          <w:rFonts w:hint="eastAsia"/>
+        </w:rPr>
+        <w:t>가 된다.</w:t>
+      </w:r>
+      <w:r>
+        <w:tab/>
+      </w:r>
+    </w:p>
+    <w:p>
+      <w:r>
+        <w:rPr>
+          <w:noProof/>
+        </w:rPr>
+        <w:drawing>
+          <wp:anchor distT="0" distB="0" distL="114300" distR="114300" simplePos="0" relativeHeight="251659264" behindDoc="0" locked="0" layoutInCell="1" allowOverlap="1" wp14:anchorId="2AACBAC8">
+            <wp:simplePos x="0" y="0"/>
+            <wp:positionH relativeFrom="column">
+              <wp:posOffset>2978785</wp:posOffset>
+            </wp:positionH>
+            <wp:positionV relativeFrom="paragraph">
+              <wp:posOffset>10795</wp:posOffset>
+            </wp:positionV>
+            <wp:extent cx="2411095" cy="4342765"/>
+            <wp:effectExtent l="0" t="0" r="8255" b="635"/>
+            <wp:wrapSquare wrapText="bothSides"/>
+            <wp:docPr id="2" name="그림 2"/>
+            <wp:cNvGraphicFramePr>
+              <a:graphicFrameLocks xmlns:a="http://schemas.openxmlformats.org/drawingml/2006/main" noChangeAspect="1"/>
+            </wp:cNvGraphicFramePr>
+            <a:graphic xmlns:a="http://schemas.openxmlformats.org/drawingml/2006/main">
+              <a:graphicData uri="http://schemas.openxmlformats.org/drawingml/2006/picture">
+                <pic:pic xmlns:pic="http://schemas.openxmlformats.org/drawingml/2006/picture">
+                  <pic:nvPicPr>
+                    <pic:cNvPr id="1" name=""/>
+                    <pic:cNvPicPr/>
+                  </pic:nvPicPr>
+                  <pic:blipFill>
+                    <a:blip r:embed="rId4" cstate="print">
+                      <a:extLst>
+                        <a:ext uri="{28A0092B-C50C-407E-A947-70E740481C1C}">
+                          <a14:useLocalDpi xmlns:a14="http://schemas.microsoft.com/office/drawing/2010/main" val="0"/>
+                        </a:ext>
+                      </a:extLst>
+                    </a:blip>
+                    <a:stretch>
+                      <a:fillRect/>
+                    </a:stretch>
+                  </pic:blipFill>
+                  <pic:spPr>
+                    <a:xfrm>
+                      <a:off x="0" y="0"/>
+                      <a:ext cx="2411095" cy="4342765"/>
+                    </a:xfrm>
+                    <a:prstGeom prst="rect">
+                      <a:avLst/>
+                    </a:prstGeom>
+                  </pic:spPr>
+                </pic:pic>
+              </a:graphicData>
+            </a:graphic>
+            <wp14:sizeRelH relativeFrom="margin">
+              <wp14:pctWidth>0</wp14:pctWidth>
+            </wp14:sizeRelH>
+            <wp14:sizeRelV relativeFrom="margin">
+              <wp14:pctHeight>0</wp14:pctHeight>
+            </wp14:sizeRelV>
+          </wp:anchor>
+        </w:drawing>
+      </w:r>
+      <w:r>
+        <w:rPr>
+          <w:noProof/>
+        </w:rPr>
+        <w:drawing>
+          <wp:anchor distT="0" distB="0" distL="114300" distR="114300" simplePos="0" relativeHeight="251658240" behindDoc="0" locked="0" layoutInCell="1" allowOverlap="1" wp14:anchorId="123CB9DF">
+            <wp:simplePos x="0" y="0"/>
+            <wp:positionH relativeFrom="column">
+              <wp:posOffset>0</wp:posOffset>
+            </wp:positionH>
+            <wp:positionV relativeFrom="paragraph">
+              <wp:posOffset>3175</wp:posOffset>
+            </wp:positionV>
+            <wp:extent cx="2278380" cy="4321696"/>
+            <wp:effectExtent l="0" t="0" r="7620" b="3175"/>
+            <wp:wrapSquare wrapText="bothSides"/>
+            <wp:docPr id="1" name="그림 1"/>
+            <wp:cNvGraphicFramePr>
+              <a:graphicFrameLocks xmlns:a="http://schemas.openxmlformats.org/drawingml/2006/main" noChangeAspect="1"/>
+            </wp:cNvGraphicFramePr>
+            <a:graphic xmlns:a="http://schemas.openxmlformats.org/drawingml/2006/main">
+              <a:graphicData uri="http://schemas.openxmlformats.org/drawingml/2006/picture">
+                <pic:pic xmlns:pic="http://schemas.openxmlformats.org/drawingml/2006/picture">
+                  <pic:nvPicPr>
+                    <pic:cNvPr id="1" name=""/>
+                    <pic:cNvPicPr/>
+                  </pic:nvPicPr>
+                  <pic:blipFill>
+                    <a:blip r:embed="rId5" cstate="print">
+                      <a:extLst>
+                        <a:ext uri="{28A0092B-C50C-407E-A947-70E740481C1C}">
+                          <a14:useLocalDpi xmlns:a14="http://schemas.microsoft.com/office/drawing/2010/main" val="0"/>
+                        </a:ext>
+                      </a:extLst>
+                    </a:blip>
+                    <a:stretch>
+                      <a:fillRect/>
+                    </a:stretch>
+                  </pic:blipFill>
+                  <pic:spPr>
+                    <a:xfrm>
+                      <a:off x="0" y="0"/>
+                      <a:ext cx="2278380" cy="4321696"/>
+                    </a:xfrm>
+                    <a:prstGeom prst="rect">
+                      <a:avLst/>
+                    </a:prstGeom>
+                  </pic:spPr>
+                </pic:pic>
+              </a:graphicData>
+            </a:graphic>
+          </wp:anchor>
+        </w:drawing>
+      </w:r>
+    </w:p>
+    <w:p/>
+    <w:p/>
+    <w:p/>
+    <w:p/>
+    <w:p/>
+    <w:p/>
+    <w:p/>
+    <w:p/>
+    <w:p/>
     <w:p>
       <w:pPr>
         <w:rPr>
           <w:rFonts w:hint="eastAsia"/>
-          <w:b/>
         </w:rPr>
       </w:pPr>
-      <w:r>
-        <w:rPr>
-          <w:b/>
-        </w:rPr>
-        <w:t xml:space="preserve">-&gt; </w:t>
-      </w:r>
-      <w:r>
-        <w:rPr>
-          <w:rFonts w:hint="eastAsia"/>
-          <w:b/>
-        </w:rPr>
-        <w:t>깊이 우선 탐색</w:t>
-      </w:r>
-      <w:r>
-        <w:rPr>
-          <w:b/>
-        </w:rPr>
-        <w:t xml:space="preserve"> / </w:t>
-      </w:r>
-      <w:r>
-        <w:rPr>
-          <w:rFonts w:hint="eastAsia"/>
-          <w:b/>
-        </w:rPr>
-        <w:t>너비 우선 탐색</w:t>
-      </w:r>
-      <w:r>
-        <w:rPr>
-          <w:rFonts w:hint="eastAsia"/>
-          <w:b/>
-        </w:rPr>
-        <w:t xml:space="preserve"> 사용</w:t>
-      </w:r>
-    </w:p>
-    <w:p>
-      <w:r>
-        <w:rPr>
-          <w:rFonts w:hint="eastAsia"/>
-        </w:rPr>
-        <w:t>간단하게 생각하자면,</w:t>
-      </w:r>
-      <w:r>
-        <w:t xml:space="preserve"> </w:t>
-      </w:r>
-      <w:r>
-        <w:rPr>
-          <w:rFonts w:hint="eastAsia"/>
-        </w:rPr>
-        <w:t>그냥 다 가보면 된다.</w:t>
-      </w:r>
-    </w:p>
+    </w:p>
+    <w:p/>
     <w:p>
       <w:pPr>
         <w:rPr>
           <w:rFonts w:hint="eastAsia"/>
         </w:rPr>
       </w:pPr>
-      <w:r>
-        <w:rPr>
-          <w:rFonts w:hint="eastAsia"/>
-        </w:rPr>
-        <w:t>가보다가,</w:t>
-      </w:r>
-      <w:r>
-        <w:t xml:space="preserve"> cost</w:t>
-      </w:r>
-      <w:r>
-        <w:rPr>
-          <w:rFonts w:hint="eastAsia"/>
-        </w:rPr>
-        <w:t>가 d</w:t>
-      </w:r>
-      <w:r>
-        <w:t xml:space="preserve">ecreasing </w:t>
-      </w:r>
-      <w:r>
-        <w:rPr>
-          <w:rFonts w:hint="eastAsia"/>
-        </w:rPr>
-        <w:t>하는 방향이라면 그 쪽은 제외시키는 방식으로,</w:t>
-      </w:r>
-      <w:r>
-        <w:t xml:space="preserve"> </w:t>
-      </w:r>
-      <w:r>
-        <w:rPr>
-          <w:rFonts w:hint="eastAsia"/>
-        </w:rPr>
-        <w:t>모든 경로를 다 가보고,</w:t>
-      </w:r>
-      <w:r>
-        <w:t xml:space="preserve"> </w:t>
-      </w:r>
-      <w:r>
-        <w:rPr>
-          <w:rFonts w:hint="eastAsia"/>
-        </w:rPr>
-        <w:t>최적의 경로를 찾으면 된다.</w:t>
-      </w:r>
-    </w:p>
-    <w:p>
-      <w:r>
-        <w:rPr>
-          <w:rFonts w:hint="eastAsia"/>
-        </w:rPr>
-        <w:t xml:space="preserve">만약 모든 경로가 </w:t>
-      </w:r>
-      <w:r>
-        <w:t>non-decreasing</w:t>
-      </w:r>
-      <w:r>
-        <w:rPr>
-          <w:rFonts w:hint="eastAsia"/>
-        </w:rPr>
-        <w:t>이라면 다 가봐야한다.</w:t>
-      </w:r>
     </w:p>
     <w:p>
       <w:pPr>
         <w:rPr>
-          <w:rFonts w:hint="eastAsia"/>
+          <w:b/>
         </w:rPr>
       </w:pPr>
       <w:r>
         <w:rPr>
           <w:rFonts w:hint="eastAsia"/>
-        </w:rPr>
-        <w:t xml:space="preserve">M개의 </w:t>
+          <w:b/>
+        </w:rPr>
+        <w:lastRenderedPageBreak/>
+        <w:t>다익스트라 알고리즘의 흐름</w:t>
+      </w:r>
+      <w:r>
+        <w:rPr>
+          <w:rFonts w:hint="eastAsia"/>
+          <w:b/>
+        </w:rPr>
+        <w:t>과 시간복잡도는</w:t>
+      </w:r>
+      <w:r>
+        <w:rPr>
+          <w:rFonts w:hint="eastAsia"/>
+          <w:b/>
+        </w:rPr>
+        <w:t xml:space="preserve"> 다음과 같다.</w:t>
+      </w:r>
+    </w:p>
+    <w:p>
+      <w:r>
+        <w:t>1. 초기화 단계</w:t>
+      </w:r>
+    </w:p>
+    <w:p>
+      <w:r>
+        <w:rPr>
+          <w:rFonts w:hint="eastAsia"/>
+        </w:rPr>
+        <w:t xml:space="preserve">시작 위치로부터 </w:t>
+      </w:r>
+      <w:r>
+        <w:t xml:space="preserve">모든 </w:t>
+      </w:r>
+      <w:r>
+        <w:t>vertex</w:t>
+      </w:r>
+      <w:r>
+        <w:rPr>
+          <w:rFonts w:hint="eastAsia"/>
+        </w:rPr>
+        <w:t>까지</w:t>
+      </w:r>
+      <w:r>
+        <w:t xml:space="preserve">의 거리를 무한대로 설정하고, 시작 </w:t>
+      </w:r>
+      <w:r>
+        <w:t>vertex</w:t>
+      </w:r>
+      <w:r>
+        <w:t>의 거리를 0으로 설정하여 우선순위 큐에 넣</w:t>
+      </w:r>
+      <w:r>
+        <w:rPr>
+          <w:rFonts w:hint="eastAsia"/>
+        </w:rPr>
+        <w:t>는다</w:t>
+      </w:r>
+      <w:r>
+        <w:t xml:space="preserve">. </w:t>
+      </w:r>
+      <w:r>
+        <w:rPr>
+          <w:rFonts w:hint="eastAsia"/>
+        </w:rPr>
+        <w:t>v</w:t>
+      </w:r>
+      <w:r>
+        <w:t>ertex</w:t>
+      </w:r>
+      <w:r>
+        <w:t>의 개수가 V개일 때 이 과정에는 O(V)의 시간이 소요</w:t>
+      </w:r>
+      <w:r>
+        <w:rPr>
+          <w:rFonts w:hint="eastAsia"/>
+        </w:rPr>
+        <w:t>된</w:t>
+      </w:r>
+      <w:r>
+        <w:t>다.</w:t>
+      </w:r>
+    </w:p>
+    <w:p/>
+    <w:p>
+      <w:r>
+        <w:t xml:space="preserve">2. 최소 비용 </w:t>
+      </w:r>
+      <w:r>
+        <w:rPr>
+          <w:rFonts w:hint="eastAsia"/>
+        </w:rPr>
+        <w:t>v</w:t>
+      </w:r>
+      <w:r>
+        <w:t xml:space="preserve">ertex </w:t>
+      </w:r>
+      <w:r>
+        <w:rPr>
+          <w:rFonts w:hint="eastAsia"/>
+        </w:rPr>
+        <w:t>추출</w:t>
+      </w:r>
+    </w:p>
+    <w:p>
+      <w:r>
+        <w:t xml:space="preserve">큐가 빌 때까지 '현재 가장 거리가 짧은 </w:t>
+      </w:r>
+      <w:r>
+        <w:rPr>
+          <w:rFonts w:hint="eastAsia"/>
+        </w:rPr>
+        <w:t>v</w:t>
+      </w:r>
+      <w:r>
+        <w:t>ertex</w:t>
+      </w:r>
+      <w:r>
+        <w:t xml:space="preserve">'을 </w:t>
+      </w:r>
+      <w:r>
+        <w:rPr>
+          <w:rFonts w:hint="eastAsia"/>
+        </w:rPr>
+        <w:t>꺼낸</w:t>
+      </w:r>
+      <w:r>
+        <w:t>다.</w:t>
+      </w:r>
+      <w:r>
+        <w:t xml:space="preserve"> </w:t>
+      </w:r>
+      <w:r>
+        <w:t xml:space="preserve">각 </w:t>
+      </w:r>
+      <w:r>
+        <w:rPr>
+          <w:rFonts w:hint="eastAsia"/>
+        </w:rPr>
+        <w:t>v</w:t>
+      </w:r>
+      <w:r>
+        <w:t>ertex</w:t>
+      </w:r>
+      <w:r>
+        <w:t>은 최단 거리가 확정될 때 큐에서 한 번씩만 추출되므로, 추출 작업은 최대 V번 일어</w:t>
+      </w:r>
+      <w:r>
+        <w:rPr>
+          <w:rFonts w:hint="eastAsia"/>
+        </w:rPr>
+        <w:t>난</w:t>
+      </w:r>
+      <w:r>
+        <w:t>다. 이진 최소 힙</w:t>
+      </w:r>
+      <w:r>
+        <w:rPr>
+          <w:rFonts w:hint="eastAsia"/>
+        </w:rPr>
+        <w:t xml:space="preserve"> </w:t>
+      </w:r>
+      <w:r>
+        <w:t xml:space="preserve">구조에서 최솟값을 빼고 트리를 재정렬하는 데 걸리는 시간은 O(log V)이므로, </w:t>
+      </w:r>
+      <w:r>
+        <w:t>vertex</w:t>
+      </w:r>
+      <w:r>
+        <w:t xml:space="preserve"> 추출에 소요되는 총시간은 O(V</w:t>
+      </w:r>
+      <w:r>
+        <w:t xml:space="preserve"> * </w:t>
+      </w:r>
+      <w:r>
+        <w:t>log V)</w:t>
+      </w:r>
+      <w:r>
+        <w:rPr>
+          <w:rFonts w:hint="eastAsia"/>
+        </w:rPr>
+        <w:t>이</w:t>
+      </w:r>
+      <w:r>
+        <w:t>다.</w:t>
+      </w:r>
+    </w:p>
+    <w:p/>
+    <w:p>
+      <w:r>
+        <w:t xml:space="preserve">3. </w:t>
+      </w:r>
+      <w:r>
+        <w:rPr>
+          <w:rFonts w:hint="eastAsia"/>
+        </w:rPr>
+        <w:t>e</w:t>
+      </w:r>
+      <w:r>
+        <w:t>dge</w:t>
+      </w:r>
+      <w:r>
+        <w:t xml:space="preserve"> 확인 및 거리 갱신</w:t>
+      </w:r>
+    </w:p>
+    <w:p>
+      <w:r>
+        <w:t xml:space="preserve">추출된 </w:t>
+      </w:r>
+      <w:r>
+        <w:t>vertex</w:t>
+      </w:r>
+      <w:r>
+        <w:t xml:space="preserve">에 연결된 인접 </w:t>
       </w:r>
       <w:r>
         <w:t>edge</w:t>
       </w:r>
       <w:r>
-        <w:rPr>
-          <w:rFonts w:hint="eastAsia"/>
+        <w:t>들을 확인하여, 기존</w:t>
+      </w:r>
+      <w:r>
+        <w:rPr>
+          <w:rFonts w:hint="eastAsia"/>
+        </w:rPr>
+        <w:t xml:space="preserve">의 </w:t>
+      </w:r>
+      <w:r>
+        <w:t>최단 거리보다 더 짧은 경로가 발견되면 거리를 갱신하고 우선순위 큐에 넣</w:t>
+      </w:r>
+      <w:r>
+        <w:rPr>
+          <w:rFonts w:hint="eastAsia"/>
+        </w:rPr>
+        <w:t>는</w:t>
+      </w:r>
+      <w:r>
+        <w:t>다.</w:t>
+      </w:r>
+      <w:r>
+        <w:t xml:space="preserve"> </w:t>
+      </w:r>
+      <w:r>
+        <w:t xml:space="preserve">그래프에 존재하는 전체 </w:t>
+      </w:r>
+      <w:r>
+        <w:t>edge</w:t>
+      </w:r>
+      <w:r>
+        <w:t xml:space="preserve">의 수가 E일 때, 큐에서 뽑힌 </w:t>
+      </w:r>
+      <w:r>
+        <w:t>vertex</w:t>
+      </w:r>
+      <w:r>
+        <w:t xml:space="preserve">들의 모든 인접 </w:t>
+      </w:r>
+      <w:r>
+        <w:rPr>
+          <w:rFonts w:hint="eastAsia"/>
+        </w:rPr>
+        <w:t>e</w:t>
+      </w:r>
+      <w:r>
+        <w:t>dge</w:t>
+      </w:r>
+      <w:r>
+        <w:t>을 확인하는 횟수</w:t>
+      </w:r>
+      <w:r>
+        <w:rPr>
+          <w:rFonts w:hint="eastAsia"/>
+        </w:rPr>
+        <w:t>의</w:t>
+      </w:r>
+      <w:r>
+        <w:t xml:space="preserve"> 총합은 결국 그래프의 전체 </w:t>
+      </w:r>
+      <w:r>
+        <w:t>edge</w:t>
+      </w:r>
+      <w:r>
+        <w:t xml:space="preserve"> 수인 E번이 </w:t>
+      </w:r>
+      <w:r>
+        <w:rPr>
+          <w:rFonts w:hint="eastAsia"/>
+        </w:rPr>
+        <w:t>된</w:t>
+      </w:r>
+      <w:r>
+        <w:t xml:space="preserve">다. 거리가 갱신될 때마다 큐에 새로운 값을 삽입하거나 수정하는 데 O(log V)의 시간이 걸리므로, </w:t>
+      </w:r>
+      <w:r>
+        <w:t>edge</w:t>
+      </w:r>
+      <w:r>
+        <w:t xml:space="preserve"> 갱신에 소요되는 총시간은 O(E log V)</w:t>
+      </w:r>
+      <w:r>
+        <w:rPr>
+          <w:rFonts w:hint="eastAsia"/>
+        </w:rPr>
+        <w:t>이</w:t>
+      </w:r>
+      <w:r>
+        <w:t>다.</w:t>
+      </w:r>
+    </w:p>
+    <w:p/>
+    <w:p>
+      <w:r>
+        <w:t xml:space="preserve">전체 알고리즘의 시간 복잡도는 초기화 시간, </w:t>
+      </w:r>
+      <w:r>
+        <w:rPr>
+          <w:rFonts w:hint="eastAsia"/>
+        </w:rPr>
+        <w:t>v</w:t>
+      </w:r>
+      <w:r>
+        <w:t>ertex</w:t>
+      </w:r>
+      <w:r>
+        <w:t xml:space="preserve"> 추출 시간, </w:t>
+      </w:r>
+      <w:r>
+        <w:rPr>
+          <w:rFonts w:hint="eastAsia"/>
+        </w:rPr>
+        <w:t>e</w:t>
+      </w:r>
+      <w:r>
+        <w:t>dge</w:t>
+      </w:r>
+      <w:r>
+        <w:t xml:space="preserve"> 갱신 시간을 모두 합친 O(V + V</w:t>
+      </w:r>
+      <w:r>
+        <w:t>*</w:t>
+      </w:r>
+      <w:r>
+        <w:t>log V + E</w:t>
+      </w:r>
+      <w:r>
+        <w:t>*</w:t>
+      </w:r>
+      <w:r>
+        <w:t xml:space="preserve">log V)가 </w:t>
+      </w:r>
+      <w:r>
+        <w:rPr>
+          <w:rFonts w:hint="eastAsia"/>
+        </w:rPr>
+        <w:t>된</w:t>
+      </w:r>
+      <w:r>
+        <w:t xml:space="preserve">다. 모든 </w:t>
+      </w:r>
+      <w:r>
+        <w:rPr>
+          <w:rFonts w:hint="eastAsia"/>
+        </w:rPr>
+        <w:t>v</w:t>
+      </w:r>
+      <w:r>
+        <w:t>ertex</w:t>
+      </w:r>
+      <w:r>
+        <w:t xml:space="preserve">이 최소한 하나 이상의 </w:t>
+      </w:r>
+      <w:r>
+        <w:rPr>
+          <w:rFonts w:hint="eastAsia"/>
+        </w:rPr>
+        <w:t>e</w:t>
+      </w:r>
+      <w:r>
+        <w:t>dge</w:t>
+      </w:r>
+      <w:r>
+        <w:t>으로 연결된 일반적</w:t>
+      </w:r>
+      <w:r>
+        <w:rPr>
+          <w:rFonts w:hint="eastAsia"/>
+        </w:rPr>
+        <w:t>인</w:t>
+      </w:r>
+      <w:r>
+        <w:t xml:space="preserve"> 그래프 구조에서는 </w:t>
+      </w:r>
+      <w:r>
+        <w:t>edge</w:t>
+      </w:r>
+      <w:r>
+        <w:t xml:space="preserve">의 수 E가 </w:t>
+      </w:r>
+      <w:r>
+        <w:t>vertex</w:t>
+      </w:r>
+      <w:r>
+        <w:t>의 수 V와 비슷하거나 더 많으므</w:t>
+      </w:r>
+      <w:r>
+        <w:rPr>
+          <w:rFonts w:hint="eastAsia"/>
+        </w:rPr>
+        <w:t xml:space="preserve">로 </w:t>
+      </w:r>
+      <w:r>
+        <w:t>가장 E</w:t>
+      </w:r>
+      <w:r>
+        <w:t>*</w:t>
+      </w:r>
+      <w:r>
+        <w:t>log V가 전체 시간 복잡도를 지배하게 되어 최종</w:t>
+      </w:r>
+      <w:r>
+        <w:rPr>
+          <w:rFonts w:hint="eastAsia"/>
+        </w:rPr>
+        <w:t xml:space="preserve"> 시간복잡도는</w:t>
+      </w:r>
+      <w:r>
+        <w:t xml:space="preserve"> O(Elog V)</w:t>
+      </w:r>
+      <w:r>
+        <w:rPr>
+          <w:rFonts w:hint="eastAsia"/>
+        </w:rPr>
+        <w:t>가 된다.</w:t>
+      </w:r>
+    </w:p>
+    <w:p/>
+    <w:p/>
+    <w:p/>
+    <w:p/>
+    <w:p/>
+    <w:p/>
+    <w:p/>
+    <w:p>
+      <w:r>
+        <w:rPr>
+          <w:rFonts w:hint="eastAsia"/>
+          <w:b/>
+        </w:rPr>
+        <w:lastRenderedPageBreak/>
+        <w:t>G</w:t>
+      </w:r>
+      <w:r>
+        <w:rPr>
+          <w:b/>
+        </w:rPr>
+        <w:t xml:space="preserve">uide Question </w:t>
+      </w:r>
+      <w:r>
+        <w:rPr>
+          <w:b/>
+        </w:rPr>
+        <w:t>3</w:t>
+      </w:r>
+      <w:r>
+        <w:rPr>
+          <w:b/>
+        </w:rPr>
+        <w:t xml:space="preserve">. </w:t>
+      </w:r>
+      <w:r>
+        <w:rPr>
+          <w:rFonts w:hint="eastAsia"/>
+          <w:b/>
+        </w:rPr>
+        <w:t>c</w:t>
+      </w:r>
+      <w:r>
+        <w:rPr>
+          <w:b/>
+        </w:rPr>
+        <w:t>olor</w:t>
+      </w:r>
+      <w:r>
+        <w:rPr>
+          <w:rFonts w:hint="eastAsia"/>
+          <w:b/>
+        </w:rPr>
+        <w:t xml:space="preserve">가 </w:t>
+      </w:r>
+      <w:r>
+        <w:rPr>
+          <w:b/>
+        </w:rPr>
+        <w:t>c</w:t>
+      </w:r>
+      <w:r>
+        <w:rPr>
+          <w:rFonts w:hint="eastAsia"/>
+          <w:b/>
+        </w:rPr>
+        <w:t xml:space="preserve">인 마지막 </w:t>
+      </w:r>
+      <w:r>
+        <w:rPr>
+          <w:b/>
+        </w:rPr>
+        <w:t>edge</w:t>
+      </w:r>
+      <w:r>
+        <w:rPr>
+          <w:rFonts w:hint="eastAsia"/>
+          <w:b/>
         </w:rPr>
         <w:t>가 있다면,</w:t>
       </w:r>
       <w:r>
-        <w:t xml:space="preserve"> </w:t>
-      </w:r>
+        <w:rPr>
+          <w:b/>
+        </w:rPr>
+        <w:t xml:space="preserve"> </w:t>
+      </w:r>
+      <w:r>
+        <w:rPr>
+          <w:rFonts w:hint="eastAsia"/>
+          <w:b/>
+        </w:rPr>
+        <w:t xml:space="preserve">뒤에 </w:t>
+      </w:r>
+      <w:r>
+        <w:rPr>
+          <w:b/>
+        </w:rPr>
+        <w:t>color</w:t>
+      </w:r>
+      <w:r>
+        <w:rPr>
+          <w:rFonts w:hint="eastAsia"/>
+          <w:b/>
+        </w:rPr>
+        <w:t xml:space="preserve">가 </w:t>
+      </w:r>
+      <w:r>
+        <w:rPr>
+          <w:b/>
+        </w:rPr>
+        <w:t>1, 2, …, c-1</w:t>
+      </w:r>
+      <w:r>
+        <w:rPr>
+          <w:rFonts w:hint="eastAsia"/>
+          <w:b/>
+        </w:rPr>
+        <w:t>인 경로는 고려할 필요가 있을까?</w:t>
+      </w:r>
+    </w:p>
+    <w:p>
+      <w:r>
+        <w:rPr>
+          <w:rFonts w:hint="eastAsia"/>
+        </w:rPr>
+        <w:t>고려할 필요 없음.</w:t>
+      </w:r>
+      <w:r>
+        <w:t xml:space="preserve"> </w:t>
+      </w:r>
+      <w:r>
+        <w:rPr>
+          <w:rFonts w:hint="eastAsia"/>
+        </w:rPr>
+        <w:t>c</w:t>
+      </w:r>
+      <w:r>
+        <w:t>olor</w:t>
+      </w:r>
+      <w:r>
+        <w:rPr>
+          <w:rFonts w:hint="eastAsia"/>
+        </w:rPr>
+        <w:t xml:space="preserve">가 </w:t>
+      </w:r>
+      <w:r>
+        <w:t>c</w:t>
+      </w:r>
+      <w:r>
+        <w:rPr>
+          <w:rFonts w:hint="eastAsia"/>
+        </w:rPr>
+        <w:t>인 e</w:t>
+      </w:r>
+      <w:r>
+        <w:t>dge</w:t>
+      </w:r>
+      <w:r>
+        <w:rPr>
+          <w:rFonts w:hint="eastAsia"/>
+        </w:rPr>
+        <w:t>를 지나왔다면,</w:t>
+      </w:r>
+      <w:r>
+        <w:t xml:space="preserve"> </w:t>
+      </w:r>
+      <w:r>
+        <w:rPr>
+          <w:rFonts w:hint="eastAsia"/>
+        </w:rPr>
+        <w:t xml:space="preserve">그 다음 가는 경로들은 항상 </w:t>
+      </w:r>
+      <w:r>
+        <w:t>col</w:t>
+      </w:r>
+      <w:r>
+        <w:rPr>
+          <w:rFonts w:hint="eastAsia"/>
+        </w:rPr>
+        <w:t>r</w:t>
+      </w:r>
+      <w:r>
+        <w:t>o</w:t>
+      </w:r>
+      <w:r>
+        <w:t xml:space="preserve"> </w:t>
+      </w:r>
+      <w:r>
+        <w:rPr>
+          <w:rFonts w:hint="eastAsia"/>
+        </w:rPr>
+        <w:t xml:space="preserve">가 </w:t>
+      </w:r>
+      <w:r>
+        <w:t xml:space="preserve">c </w:t>
+      </w:r>
+      <w:r>
+        <w:rPr>
+          <w:rFonts w:hint="eastAsia"/>
+        </w:rPr>
+        <w:t>이상이어야 함.</w:t>
+      </w:r>
+      <w:r>
+        <w:t xml:space="preserve"> </w:t>
+      </w:r>
+    </w:p>
+    <w:p/>
+    <w:p>
+      <w:pPr>
+        <w:rPr>
+          <w:b/>
+        </w:rPr>
+      </w:pPr>
+      <w:r>
+        <w:rPr>
+          <w:rFonts w:hint="eastAsia"/>
+          <w:b/>
+        </w:rPr>
+        <w:t>G</w:t>
+      </w:r>
+      <w:r>
+        <w:rPr>
+          <w:b/>
+        </w:rPr>
+        <w:t xml:space="preserve">uide Question </w:t>
+      </w:r>
+      <w:r>
+        <w:rPr>
+          <w:b/>
+        </w:rPr>
+        <w:t>4</w:t>
+      </w:r>
+      <w:r>
+        <w:rPr>
+          <w:b/>
+        </w:rPr>
+        <w:t>.</w:t>
+      </w:r>
+      <w:r>
+        <w:rPr>
+          <w:b/>
+        </w:rPr>
+        <w:t xml:space="preserve"> </w:t>
+      </w:r>
+      <w:r>
+        <w:rPr>
+          <w:rFonts w:hint="eastAsia"/>
+          <w:b/>
+        </w:rPr>
+        <w:t xml:space="preserve">현재 </w:t>
+      </w:r>
+      <w:r>
+        <w:rPr>
+          <w:b/>
+        </w:rPr>
+        <w:t>vertex v</w:t>
+      </w:r>
+      <w:r>
+        <w:rPr>
+          <w:rFonts w:hint="eastAsia"/>
+          <w:b/>
+        </w:rPr>
+        <w:t>에 있다고 하고,</w:t>
+      </w:r>
+      <w:r>
+        <w:rPr>
+          <w:b/>
+        </w:rPr>
+        <w:t xml:space="preserve"> color</w:t>
+      </w:r>
+      <w:r>
+        <w:rPr>
+          <w:rFonts w:hint="eastAsia"/>
+          <w:b/>
+        </w:rPr>
+        <w:t xml:space="preserve">가 </w:t>
+      </w:r>
+      <w:r>
+        <w:rPr>
+          <w:b/>
+        </w:rPr>
+        <w:t>4</w:t>
+      </w:r>
+      <w:r>
+        <w:rPr>
+          <w:rFonts w:hint="eastAsia"/>
+          <w:b/>
+        </w:rPr>
+        <w:t xml:space="preserve">인 </w:t>
+      </w:r>
+      <w:r>
+        <w:rPr>
+          <w:b/>
+        </w:rPr>
+        <w:t>edge</w:t>
+      </w:r>
+      <w:r>
+        <w:rPr>
+          <w:rFonts w:hint="eastAsia"/>
+          <w:b/>
+        </w:rPr>
+        <w:t>를 지나가기 직전이라고 하자.</w:t>
+      </w:r>
+      <w:r>
+        <w:rPr>
+          <w:b/>
+        </w:rPr>
+        <w:t xml:space="preserve"> </w:t>
+      </w:r>
+      <w:r>
+        <w:rPr>
+          <w:rFonts w:hint="eastAsia"/>
+          <w:b/>
+        </w:rPr>
+        <w:t xml:space="preserve">만약 </w:t>
+      </w:r>
+      <w:r>
+        <w:rPr>
+          <w:b/>
+        </w:rPr>
+        <w:t>v</w:t>
+      </w:r>
+      <w:r>
+        <w:rPr>
+          <w:rFonts w:hint="eastAsia"/>
+          <w:b/>
+        </w:rPr>
+        <w:t xml:space="preserve">로 들어가는 경로가 다음과 같이 </w:t>
+      </w:r>
+      <w:r>
+        <w:rPr>
+          <w:b/>
+        </w:rPr>
+        <w:t>3</w:t>
+      </w:r>
+      <w:r>
+        <w:rPr>
+          <w:rFonts w:hint="eastAsia"/>
+          <w:b/>
+        </w:rPr>
+        <w:t>개가 있다면,</w:t>
+      </w:r>
+      <w:r>
+        <w:rPr>
+          <w:b/>
+        </w:rPr>
+        <w:t xml:space="preserve"> </w:t>
+      </w:r>
+      <w:r>
+        <w:rPr>
+          <w:rFonts w:hint="eastAsia"/>
+          <w:b/>
+        </w:rPr>
+        <w:t>모두 다 k</w:t>
+      </w:r>
+      <w:r>
+        <w:rPr>
+          <w:b/>
+        </w:rPr>
+        <w:t xml:space="preserve">eep </w:t>
+      </w:r>
+      <w:r>
+        <w:rPr>
+          <w:rFonts w:hint="eastAsia"/>
+          <w:b/>
+        </w:rPr>
+        <w:t>해야하는가?</w:t>
+      </w:r>
+      <w:r>
+        <w:rPr>
+          <w:b/>
+        </w:rPr>
+        <w:br/>
+      </w:r>
+      <w:r>
+        <w:rPr>
+          <w:b/>
+        </w:rPr>
+        <w:t xml:space="preserve">(1) Cost 41 using color 1 </w:t>
+      </w:r>
+    </w:p>
+    <w:p>
+      <w:pPr>
+        <w:rPr>
+          <w:b/>
+        </w:rPr>
+      </w:pPr>
+      <w:r>
+        <w:rPr>
+          <w:b/>
+        </w:rPr>
+        <w:t xml:space="preserve">(2) Cost 26 using color 2 </w:t>
+      </w:r>
+    </w:p>
+    <w:p>
+      <w:pPr>
+        <w:rPr>
+          <w:b/>
+        </w:rPr>
+      </w:pPr>
+      <w:r>
+        <w:rPr>
+          <w:b/>
+        </w:rPr>
+        <w:t>(3) Cost 52 using color 3</w:t>
+      </w:r>
+    </w:p>
+    <w:p>
+      <w:r>
+        <w:rPr>
+          <w:rFonts w:hint="eastAsia"/>
+        </w:rPr>
+        <w:t>다 볼 필요 없고,</w:t>
+      </w:r>
+      <w:r>
+        <w:t xml:space="preserve"> </w:t>
+      </w:r>
+      <w:r>
+        <w:rPr>
+          <w:rFonts w:hint="eastAsia"/>
+        </w:rPr>
+        <w:t xml:space="preserve">무조건 </w:t>
+      </w:r>
+      <w:r>
+        <w:t>(2)</w:t>
+      </w:r>
+      <w:r>
+        <w:rPr>
+          <w:rFonts w:hint="eastAsia"/>
+        </w:rPr>
+        <w:t xml:space="preserve">만 </w:t>
+      </w:r>
+      <w:r>
+        <w:t xml:space="preserve">keep </w:t>
+      </w:r>
+      <w:r>
+        <w:rPr>
+          <w:rFonts w:hint="eastAsia"/>
+        </w:rPr>
+        <w:t>하면 된다.</w:t>
+      </w:r>
+      <w:r>
+        <w:t xml:space="preserve"> (1), (3)</w:t>
+      </w:r>
+      <w:r>
+        <w:rPr>
+          <w:rFonts w:hint="eastAsia"/>
+        </w:rPr>
+        <w:t>을 통하는 경우는 제외해도 된다.</w:t>
+      </w:r>
+    </w:p>
+    <w:p>
+      <w:r>
+        <w:rPr>
+          <w:rFonts w:hint="eastAsia"/>
+        </w:rPr>
+        <w:t xml:space="preserve">어차피 이후에 </w:t>
+      </w:r>
+      <w:r>
+        <w:t>color</w:t>
+      </w:r>
+      <w:r>
+        <w:rPr>
+          <w:rFonts w:hint="eastAsia"/>
+        </w:rPr>
+        <w:t xml:space="preserve">가 </w:t>
+      </w:r>
+      <w:r>
+        <w:t>4</w:t>
+      </w:r>
+      <w:r>
+        <w:rPr>
+          <w:rFonts w:hint="eastAsia"/>
+        </w:rPr>
+        <w:t>인 경로를 통과할 것이기 떄문에,</w:t>
+      </w:r>
+      <w:r>
+        <w:t xml:space="preserve"> </w:t>
+      </w:r>
+      <w:r>
+        <w:rPr>
+          <w:rFonts w:hint="eastAsia"/>
+        </w:rPr>
+        <w:t xml:space="preserve">어떤 </w:t>
+      </w:r>
+      <w:r>
+        <w:t>color</w:t>
+      </w:r>
+      <w:r>
+        <w:rPr>
+          <w:rFonts w:hint="eastAsia"/>
+        </w:rPr>
+        <w:t xml:space="preserve">의 </w:t>
+      </w:r>
+      <w:r>
+        <w:t>edge</w:t>
+      </w:r>
+      <w:r>
+        <w:rPr>
+          <w:rFonts w:hint="eastAsia"/>
+        </w:rPr>
+        <w:t>를 통하든 상관이 없기에,</w:t>
+      </w:r>
+      <w:r>
+        <w:t xml:space="preserve"> </w:t>
+      </w:r>
+      <w:r>
+        <w:rPr>
+          <w:rFonts w:hint="eastAsia"/>
+        </w:rPr>
+        <w:t xml:space="preserve">가장 </w:t>
+      </w:r>
+      <w:r>
+        <w:t>cost</w:t>
+      </w:r>
+      <w:r>
+        <w:rPr>
+          <w:rFonts w:hint="eastAsia"/>
+        </w:rPr>
+        <w:t xml:space="preserve">가 낮은 </w:t>
+      </w:r>
+      <w:r>
+        <w:t>(2)</w:t>
+      </w:r>
+      <w:r>
+        <w:rPr>
+          <w:rFonts w:hint="eastAsia"/>
+        </w:rPr>
+        <w:t xml:space="preserve">를 택하는 경우만을 </w:t>
+      </w:r>
+      <w:r>
+        <w:t>keep</w:t>
+      </w:r>
+      <w:r>
+        <w:rPr>
+          <w:rFonts w:hint="eastAsia"/>
+        </w:rPr>
+        <w:t>하면 된다.</w:t>
+      </w:r>
+    </w:p>
+    <w:p/>
+    <w:p/>
+    <w:p>
+      <w:r>
+        <w:rPr>
+          <w:rFonts w:hint="eastAsia"/>
+          <w:b/>
+        </w:rPr>
+        <w:t>G</w:t>
+      </w:r>
+      <w:r>
+        <w:rPr>
+          <w:b/>
+        </w:rPr>
+        <w:t xml:space="preserve">uide Question </w:t>
+      </w:r>
+      <w:r>
+        <w:rPr>
+          <w:b/>
+        </w:rPr>
+        <w:t>5</w:t>
+      </w:r>
+      <w:r>
+        <w:rPr>
+          <w:b/>
+        </w:rPr>
+        <w:t>.</w:t>
+      </w:r>
+      <w:r>
+        <w:rPr>
+          <w:b/>
+        </w:rPr>
+        <w:t xml:space="preserve"> </w:t>
+      </w:r>
+      <w:r>
+        <w:rPr>
+          <w:rFonts w:hint="eastAsia"/>
+          <w:b/>
+        </w:rPr>
+        <w:t>위의 g</w:t>
+      </w:r>
+      <w:r>
+        <w:rPr>
+          <w:b/>
+        </w:rPr>
+        <w:t>uide questions</w:t>
+      </w:r>
+      <w:r>
+        <w:rPr>
+          <w:rFonts w:hint="eastAsia"/>
+          <w:b/>
+        </w:rPr>
+        <w:t>를 참고하여,</w:t>
+      </w:r>
+      <w:r>
+        <w:rPr>
+          <w:b/>
+        </w:rPr>
+        <w:t xml:space="preserve"> </w:t>
+      </w:r>
+      <w:r>
+        <w:rPr>
+          <w:rFonts w:hint="eastAsia"/>
+          <w:b/>
+        </w:rPr>
+        <w:t>더 좋은 알고리즘을 만들고 시간복잡도를 분석하라.</w:t>
+      </w:r>
+    </w:p>
+    <w:p/>
+    <w:p>
+      <w:r>
+        <w:rPr>
+          <w:rFonts w:hint="eastAsia"/>
+        </w:rPr>
+        <w:t>정리하자면 다음과 같다.</w:t>
+      </w:r>
+    </w:p>
+    <w:p>
+      <w:r>
+        <w:rPr>
+          <w:rFonts w:hint="eastAsia"/>
+        </w:rPr>
+        <w:t>-</w:t>
+      </w:r>
+      <w:r>
+        <w:t xml:space="preserve"> </w:t>
+      </w:r>
+      <w:r>
+        <w:rPr>
+          <w:rFonts w:hint="eastAsia"/>
+        </w:rPr>
+        <w:t>c</w:t>
+      </w:r>
+      <w:r>
+        <w:t xml:space="preserve">olor </w:t>
+      </w:r>
+      <w:r>
+        <w:rPr>
+          <w:rFonts w:hint="eastAsia"/>
+        </w:rPr>
+        <w:t>개념을 없애버리기 위해 그래프 다시 그리기</w:t>
+      </w:r>
+    </w:p>
+    <w:p>
+      <w:r>
+        <w:t xml:space="preserve">- </w:t>
+      </w:r>
+      <w:r>
+        <w:rPr>
+          <w:rFonts w:hint="eastAsia"/>
+        </w:rPr>
+        <w:t>앞에</w:t>
+      </w:r>
+      <w:r>
+        <w:rPr>
+          <w:rFonts w:hint="eastAsia"/>
+        </w:rPr>
+        <w:t xml:space="preserve"> </w:t>
+      </w:r>
+      <w:r>
+        <w:t>edge</w:t>
+      </w:r>
+      <w:r>
+        <w:rPr>
+          <w:rFonts w:hint="eastAsia"/>
+        </w:rPr>
+        <w:t xml:space="preserve">의 </w:t>
+      </w:r>
+      <w:r>
+        <w:t>color</w:t>
+      </w:r>
+      <w:r>
+        <w:rPr>
+          <w:rFonts w:hint="eastAsia"/>
+        </w:rPr>
+        <w:t xml:space="preserve">가 </w:t>
+      </w:r>
+      <w:r>
+        <w:t>c</w:t>
+      </w:r>
+      <w:r>
+        <w:rPr>
+          <w:rFonts w:hint="eastAsia"/>
+        </w:rPr>
+        <w:t>였다면,</w:t>
+      </w:r>
+      <w:r>
+        <w:t xml:space="preserve"> </w:t>
+      </w:r>
+      <w:r>
+        <w:rPr>
+          <w:rFonts w:hint="eastAsia"/>
+        </w:rPr>
+        <w:t xml:space="preserve">그 이후 경로 중 </w:t>
+      </w:r>
+      <w:r>
+        <w:t>color</w:t>
+      </w:r>
+      <w:r>
+        <w:rPr>
+          <w:rFonts w:hint="eastAsia"/>
+        </w:rPr>
+        <w:t xml:space="preserve">가 </w:t>
+      </w:r>
+      <w:r>
+        <w:t>1 ~ c-1</w:t>
+      </w:r>
+      <w:r>
+        <w:rPr>
+          <w:rFonts w:hint="eastAsia"/>
+        </w:rPr>
+        <w:t xml:space="preserve">인 </w:t>
+      </w:r>
+      <w:r>
+        <w:t>edge</w:t>
+      </w:r>
+      <w:r>
+        <w:rPr>
+          <w:rFonts w:hint="eastAsia"/>
+        </w:rPr>
+        <w:t>를 지나는 경로 고려</w:t>
+      </w:r>
+      <w:r>
+        <w:rPr>
+          <w:rFonts w:hint="eastAsia"/>
+        </w:rPr>
+        <w:t xml:space="preserve"> </w:t>
+      </w:r>
+      <w:r>
+        <w:t>X</w:t>
+      </w:r>
+    </w:p>
+    <w:p>
+      <w:r>
+        <w:rPr>
+          <w:rFonts w:hint="eastAsia"/>
+        </w:rPr>
+        <w:t>-</w:t>
+      </w:r>
+      <w:r>
+        <w:t xml:space="preserve"> </w:t>
+      </w:r>
+      <w:r>
+        <w:rPr>
+          <w:rFonts w:hint="eastAsia"/>
+        </w:rPr>
+        <w:t xml:space="preserve">뒤에 </w:t>
+      </w:r>
+      <w:r>
+        <w:t>edge</w:t>
+      </w:r>
+      <w:r>
+        <w:rPr>
+          <w:rFonts w:hint="eastAsia"/>
+        </w:rPr>
+        <w:t>의 c</w:t>
+      </w:r>
+      <w:r>
+        <w:t>olor</w:t>
+      </w:r>
+      <w:r>
+        <w:rPr>
+          <w:rFonts w:hint="eastAsia"/>
+        </w:rPr>
+        <w:t xml:space="preserve">가 </w:t>
+      </w:r>
+      <w:r>
+        <w:t>c</w:t>
+      </w:r>
+      <w:r>
+        <w:rPr>
+          <w:rFonts w:hint="eastAsia"/>
+        </w:rPr>
+        <w:t>였다면,</w:t>
+      </w:r>
+      <w:r>
+        <w:t xml:space="preserve"> </w:t>
+      </w:r>
+      <w:r>
+        <w:rPr>
+          <w:rFonts w:hint="eastAsia"/>
+        </w:rPr>
+        <w:t xml:space="preserve">해당 </w:t>
+      </w:r>
+      <w:r>
+        <w:t>vertex</w:t>
+      </w:r>
+      <w:r>
+        <w:rPr>
+          <w:rFonts w:hint="eastAsia"/>
+        </w:rPr>
+        <w:t xml:space="preserve">로 들어가는 </w:t>
+      </w:r>
+      <w:r>
+        <w:t xml:space="preserve">edge </w:t>
+      </w:r>
+      <w:r>
+        <w:rPr>
+          <w:rFonts w:hint="eastAsia"/>
+        </w:rPr>
+        <w:t>중에 c</w:t>
+      </w:r>
+      <w:r>
+        <w:t xml:space="preserve">ost </w:t>
+      </w:r>
+      <w:r>
+        <w:rPr>
+          <w:rFonts w:hint="eastAsia"/>
+        </w:rPr>
+        <w:t>싼거 고르면 됨.</w:t>
+      </w:r>
+    </w:p>
+    <w:p/>
+    <w:p>
+      <w:r>
+        <w:rPr>
+          <w:rFonts w:hint="eastAsia"/>
+        </w:rPr>
+        <w:t xml:space="preserve">가이드 </w:t>
+      </w:r>
+      <w:r>
+        <w:t>2</w:t>
+      </w:r>
+      <w:r>
+        <w:rPr>
+          <w:rFonts w:hint="eastAsia"/>
+        </w:rPr>
+        <w:t>번에 따르면,</w:t>
+      </w:r>
+      <w:r>
+        <w:t xml:space="preserve"> vertex</w:t>
+      </w:r>
+      <w:r>
+        <w:rPr>
+          <w:rFonts w:hint="eastAsia"/>
+        </w:rPr>
+        <w:t xml:space="preserve">는 </w:t>
+      </w:r>
+      <w:r>
+        <w:t>V*K</w:t>
+      </w:r>
+      <w:r>
+        <w:rPr>
+          <w:rFonts w:hint="eastAsia"/>
+        </w:rPr>
+        <w:t>개</w:t>
+      </w:r>
+      <w:r>
+        <w:t>, edge</w:t>
+      </w:r>
+      <w:r>
+        <w:rPr>
+          <w:rFonts w:hint="eastAsia"/>
+        </w:rPr>
+        <w:t xml:space="preserve">는 </w:t>
+      </w:r>
+      <w:r>
+        <w:t>E*K</w:t>
+      </w:r>
+      <w:r>
+        <w:rPr>
+          <w:rFonts w:hint="eastAsia"/>
+        </w:rPr>
+        <w:t>개가 된다.</w:t>
+      </w:r>
+      <w:r>
+        <w:t xml:space="preserve"> </w:t>
+      </w:r>
+      <w:r>
+        <w:rPr>
+          <w:rFonts w:hint="eastAsia"/>
+        </w:rPr>
+        <w:t xml:space="preserve">가이드 </w:t>
+      </w:r>
+      <w:r>
+        <w:t>3, 4</w:t>
+      </w:r>
+      <w:r>
+        <w:rPr>
+          <w:rFonts w:hint="eastAsia"/>
+        </w:rPr>
+        <w:t>번 질문을</w:t>
+      </w:r>
+      <w:r>
+        <w:t xml:space="preserve"> </w:t>
+      </w:r>
+      <w:r>
+        <w:rPr>
+          <w:rFonts w:hint="eastAsia"/>
+        </w:rPr>
+        <w:t>적용하는 것으로 간선의</w:t>
+      </w:r>
+      <w:r>
+        <w:t xml:space="preserve"> </w:t>
+      </w:r>
+      <w:r>
+        <w:rPr>
+          <w:rFonts w:hint="eastAsia"/>
+        </w:rPr>
+        <w:t>개수를 크게 줄일 수 있다.</w:t>
+      </w:r>
+    </w:p>
+    <w:p/>
+    <w:p/>
+    <w:p/>
+    <w:p>
+      <w:r>
+        <w:rPr>
+          <w:rFonts w:hint="eastAsia"/>
+        </w:rPr>
+        <w:lastRenderedPageBreak/>
+        <w:t>알고리즘은 다음과 같다.</w:t>
+      </w:r>
+    </w:p>
+    <w:p>
+      <w:r>
+        <w:rPr>
+          <w:rFonts w:hint="eastAsia"/>
+        </w:rPr>
+        <w:t>(</w:t>
+      </w:r>
+      <w:r>
+        <w:t xml:space="preserve">1) </w:t>
+      </w:r>
+      <w:r>
+        <w:rPr>
+          <w:rFonts w:hint="eastAsia"/>
+        </w:rPr>
+        <w:t xml:space="preserve">가이드 </w:t>
+      </w:r>
+      <w:r>
+        <w:t>2</w:t>
+      </w:r>
+      <w:r>
+        <w:rPr>
+          <w:rFonts w:hint="eastAsia"/>
+        </w:rPr>
+        <w:t xml:space="preserve">번과 같이 </w:t>
+      </w:r>
+      <w:r>
+        <w:t>vertex</w:t>
+      </w:r>
+      <w:r>
+        <w:rPr>
+          <w:rFonts w:hint="eastAsia"/>
+        </w:rPr>
+        <w:t xml:space="preserve">를 색상에 따라 </w:t>
+      </w:r>
+      <w:r>
+        <w:t>K</w:t>
+      </w:r>
+      <w:r>
+        <w:rPr>
+          <w:rFonts w:hint="eastAsia"/>
+        </w:rPr>
+        <w:t>개의 노드로 분할한다.</w:t>
+      </w:r>
+    </w:p>
+    <w:p>
+      <w:r>
+        <w:rPr>
+          <w:rFonts w:hint="eastAsia"/>
+        </w:rPr>
+        <w:t>(</w:t>
+      </w:r>
+      <w:r>
+        <w:t>2)</w:t>
+      </w:r>
+      <w:r>
+        <w:t xml:space="preserve"> </w:t>
+      </w:r>
+      <w:r>
+        <w:rPr>
+          <w:rFonts w:hint="eastAsia"/>
+        </w:rPr>
+        <w:t>모든 정점 v를,</w:t>
+      </w:r>
+      <w:r>
+        <w:t xml:space="preserve"> </w:t>
+      </w:r>
+      <w:r>
+        <w:rPr>
+          <w:rFonts w:hint="eastAsia"/>
+        </w:rPr>
+        <w:t xml:space="preserve">색상이 </w:t>
+      </w:r>
+      <w:r>
+        <w:t xml:space="preserve">1 </w:t>
+      </w:r>
+      <w:r>
+        <w:rPr>
+          <w:rFonts w:hint="eastAsia"/>
+        </w:rPr>
+        <w:t>작은</w:t>
+      </w:r>
+      <w:r>
+        <w:t xml:space="preserve"> </w:t>
+      </w:r>
+      <w:r>
+        <w:rPr>
+          <w:rFonts w:hint="eastAsia"/>
+        </w:rPr>
+        <w:t>노드에서 큰 노드로 가는 c</w:t>
+      </w:r>
+      <w:r>
+        <w:t>ost 0</w:t>
+      </w:r>
+      <w:r>
+        <w:rPr>
+          <w:rFonts w:hint="eastAsia"/>
+        </w:rPr>
+        <w:t>인 단방향 간선을 추가한다.</w:t>
+      </w:r>
+    </w:p>
+    <w:p>
+      <w:r>
+        <w:tab/>
+        <w:t>(</w:t>
+      </w:r>
+      <w:r>
+        <w:rPr>
+          <w:rFonts w:hint="eastAsia"/>
+        </w:rPr>
+        <w:t>예를 들어,</w:t>
+      </w:r>
+      <w:r>
+        <w:t xml:space="preserve"> (v, 1), (v, 2), …, (v, k)</w:t>
+      </w:r>
+      <w:r>
+        <w:rPr>
+          <w:rFonts w:hint="eastAsia"/>
+        </w:rPr>
+        <w:t>가 있다면,</w:t>
+      </w:r>
+      <w:r>
+        <w:t xml:space="preserve"> (v, 1) -&gt; (v, 2)</w:t>
+      </w:r>
+      <w:r>
+        <w:rPr>
+          <w:rFonts w:hint="eastAsia"/>
+        </w:rPr>
+        <w:t>를 추가,</w:t>
+      </w:r>
+      <w:r>
+        <w:t xml:space="preserve"> …. (v, k-1) -&gt; (v, k)</w:t>
+      </w:r>
+      <w:r>
+        <w:rPr>
+          <w:rFonts w:hint="eastAsia"/>
+        </w:rPr>
+        <w:t>를 추가)</w:t>
+      </w:r>
+    </w:p>
+    <w:p>
+      <w:r>
+        <w:rPr>
+          <w:rFonts w:hint="eastAsia"/>
+        </w:rPr>
+        <w:t>(</w:t>
+      </w:r>
+      <w:r>
+        <w:t xml:space="preserve">3) </w:t>
+      </w:r>
+      <w:r>
+        <w:rPr>
+          <w:rFonts w:hint="eastAsia"/>
+        </w:rPr>
+        <w:t>기존 그래프의</w:t>
+      </w:r>
+      <w:r>
+        <w:rPr>
+          <w:rFonts w:hint="eastAsia"/>
+        </w:rPr>
+        <w:t xml:space="preserve"> </w:t>
+      </w:r>
+      <w:r>
+        <w:t>edge</w:t>
+      </w:r>
+      <w:r>
+        <w:rPr>
+          <w:rFonts w:hint="eastAsia"/>
+        </w:rPr>
+        <w:t>를,</w:t>
+      </w:r>
+      <w:r>
+        <w:t xml:space="preserve"> </w:t>
+      </w:r>
+      <w:r>
+        <w:rPr>
+          <w:rFonts w:hint="eastAsia"/>
+        </w:rPr>
+        <w:t>하나의 단방향 간선으로 추가한다.</w:t>
+      </w:r>
+    </w:p>
+    <w:p>
+      <w:r>
+        <w:tab/>
+        <w:t>(</w:t>
+      </w:r>
+      <w:r>
+        <w:rPr>
+          <w:rFonts w:hint="eastAsia"/>
+        </w:rPr>
+        <w:t>예를 들어,</w:t>
+      </w:r>
+      <w:r>
+        <w:t xml:space="preserve"> </w:t>
+      </w:r>
+      <w:r>
+        <w:rPr>
+          <w:rFonts w:hint="eastAsia"/>
+        </w:rPr>
+        <w:t xml:space="preserve">기존 그래프에서 </w:t>
+      </w:r>
+      <w:r>
+        <w:t>a -&gt; b</w:t>
+      </w:r>
+      <w:r>
+        <w:rPr>
+          <w:rFonts w:hint="eastAsia"/>
+        </w:rPr>
+        <w:t>인 c</w:t>
+      </w:r>
+      <w:r>
+        <w:t>olor=3</w:t>
+      </w:r>
+      <w:r>
+        <w:rPr>
+          <w:rFonts w:hint="eastAsia"/>
+        </w:rPr>
+        <w:t xml:space="preserve">인 </w:t>
+      </w:r>
+      <w:r>
+        <w:t>edge</w:t>
+      </w:r>
+      <w:r>
+        <w:rPr>
+          <w:rFonts w:hint="eastAsia"/>
+        </w:rPr>
+        <w:t>가 있었다면,</w:t>
+      </w:r>
+    </w:p>
+    <w:p>
+      <w:r>
+        <w:tab/>
+        <w:t xml:space="preserve"> </w:t>
+      </w:r>
+      <w:r>
+        <w:rPr>
+          <w:rFonts w:hint="eastAsia"/>
+        </w:rPr>
+        <w:t>(</w:t>
+      </w:r>
+      <w:r>
+        <w:t xml:space="preserve">a, 3) -&gt; (b, 3) </w:t>
+      </w:r>
+      <w:r>
+        <w:rPr>
+          <w:rFonts w:hint="eastAsia"/>
+        </w:rPr>
+        <w:t>에만 간선을 추가한다.</w:t>
+      </w:r>
+    </w:p>
+    <w:p>
+      <w:r>
+        <w:rPr>
+          <w:rFonts w:hint="eastAsia"/>
+        </w:rPr>
+        <w:t>(</w:t>
+      </w:r>
+      <w:r>
+        <w:t xml:space="preserve">4) </w:t>
+      </w:r>
+      <w:r>
+        <w:rPr>
+          <w:rFonts w:hint="eastAsia"/>
+        </w:rPr>
+        <w:t>다익스트라 알고리즘을 수행한다.</w:t>
+      </w:r>
+    </w:p>
+    <w:p/>
+    <w:p>
+      <w:r>
+        <w:rPr>
+          <w:rFonts w:hint="eastAsia"/>
+        </w:rPr>
+        <w:t xml:space="preserve">이 경우 총 </w:t>
+      </w:r>
+      <w:r>
+        <w:t xml:space="preserve">vertex </w:t>
+      </w:r>
+      <w:r>
+        <w:rPr>
+          <w:rFonts w:hint="eastAsia"/>
+        </w:rPr>
+        <w:t xml:space="preserve">수는 </w:t>
+      </w:r>
+      <w:r>
+        <w:t>V</w:t>
+      </w:r>
+      <w:r>
+        <w:t xml:space="preserve">*K, </w:t>
+      </w:r>
+      <w:r>
+        <w:rPr>
+          <w:rFonts w:hint="eastAsia"/>
+        </w:rPr>
+        <w:t>e</w:t>
+      </w:r>
+      <w:r>
+        <w:t xml:space="preserve">dge </w:t>
+      </w:r>
+      <w:r>
+        <w:rPr>
+          <w:rFonts w:hint="eastAsia"/>
+        </w:rPr>
+        <w:t xml:space="preserve">수는 </w:t>
+      </w:r>
+      <w:r>
+        <w:t>E</w:t>
+      </w:r>
+      <w:r>
+        <w:t xml:space="preserve"> + </w:t>
+      </w:r>
+      <w:r>
+        <w:t>V</w:t>
+      </w:r>
+      <w:r>
+        <w:t>*K</w:t>
+      </w:r>
+      <w:r>
+        <w:t xml:space="preserve"> </w:t>
+      </w:r>
+      <w:r>
+        <w:rPr>
+          <w:rFonts w:hint="eastAsia"/>
+        </w:rPr>
+        <w:t>개가</w:t>
+      </w:r>
+      <w:r>
+        <w:rPr>
+          <w:rFonts w:hint="eastAsia"/>
+        </w:rPr>
+        <w:t xml:space="preserve"> 되므로,</w:t>
+      </w:r>
+      <w:r>
+        <w:t xml:space="preserve"> </w:t>
+      </w:r>
+      <w:r>
+        <w:rPr>
+          <w:rFonts w:hint="eastAsia"/>
+        </w:rPr>
+        <w:t>다익스트라 알고리즘 시간복잡도에 따라,</w:t>
+      </w:r>
+      <w:r>
+        <w:t xml:space="preserve"> </w:t>
+      </w:r>
+      <w:r>
+        <w:rPr>
+          <w:rFonts w:hint="eastAsia"/>
+        </w:rPr>
+        <w:t xml:space="preserve">시간복잡도는 </w:t>
+      </w:r>
+      <w:r>
+        <w:t xml:space="preserve">O( (E + V*K) * log(V*K) ) </w:t>
+      </w:r>
+      <w:r>
+        <w:rPr>
+          <w:rFonts w:hint="eastAsia"/>
+        </w:rPr>
+        <w:t>가 된다.</w:t>
+      </w:r>
+    </w:p>
+    <w:p/>
+    <w:p/>
+    <w:p/>
+    <w:p/>
+    <w:p/>
+    <w:p/>
+    <w:p/>
+    <w:p/>
+    <w:p/>
+    <w:p/>
+    <w:p/>
+    <w:p/>
+    <w:p/>
+    <w:p/>
+    <w:p/>
+    <w:p>
+      <w:pPr>
+        <w:rPr>
+          <w:b/>
+        </w:rPr>
+      </w:pPr>
+      <w:r>
+        <w:rPr>
+          <w:rFonts w:hint="eastAsia"/>
+          <w:b/>
+        </w:rPr>
+        <w:lastRenderedPageBreak/>
+        <w:t>C</w:t>
+      </w:r>
+      <w:r>
+        <w:rPr>
+          <w:b/>
+        </w:rPr>
+        <w:t xml:space="preserve">orrectness </w:t>
+      </w:r>
+      <w:r>
+        <w:rPr>
+          <w:rFonts w:hint="eastAsia"/>
+          <w:b/>
+        </w:rPr>
+        <w:t>증명</w:t>
+      </w:r>
+    </w:p>
+    <w:p/>
+    <w:p>
+      <w:r>
+        <w:t>원래 그래프에서의 유효한 Rainbow Path와 확장된 그래프에서의 경로가 비용 변화 없이 완벽하게 일대일로 대응된다는 것을 보여주</w:t>
+      </w:r>
+      <w:r>
+        <w:rPr>
+          <w:rFonts w:hint="eastAsia"/>
+        </w:rPr>
+        <w:t xml:space="preserve">는 것으로 </w:t>
+      </w:r>
+      <w:r>
+        <w:t>correctness</w:t>
+      </w:r>
+      <w:r>
+        <w:rPr>
+          <w:rFonts w:hint="eastAsia"/>
+        </w:rPr>
+        <w:t>를 증명할 수 있다.</w:t>
+      </w:r>
+    </w:p>
+    <w:p/>
+    <w:p>
+      <w:pPr>
+        <w:rPr>
+          <w:b/>
+        </w:rPr>
+      </w:pPr>
+      <w:r>
+        <w:rPr>
+          <w:b/>
+        </w:rPr>
+        <w:t>(</w:t>
+      </w:r>
+      <w:r>
+        <w:rPr>
+          <w:b/>
+        </w:rPr>
+        <w:t>1</w:t>
+      </w:r>
+      <w:r>
+        <w:rPr>
+          <w:b/>
+        </w:rPr>
+        <w:t>)</w:t>
+      </w:r>
+      <w:r>
+        <w:rPr>
+          <w:b/>
+        </w:rPr>
+        <w:t xml:space="preserve"> 원래 그래프의 경로가 확장 그래프에 존재하는가</w:t>
+      </w:r>
+    </w:p>
+    <w:p/>
+    <w:p>
+      <w:r>
+        <w:t>원래 그래프에 조건을 만족하는 Rainbow Path가 존재한다고 가정한다. 이 경로가 정점 S, v1, v2를 거쳐 T로 이동하고, 사용된 간선의 색상이 c1, c2 순서로 점점 크거나 같아진다고</w:t>
+      </w:r>
+      <w:r>
+        <w:rPr>
+          <w:rFonts w:hint="eastAsia"/>
+        </w:rPr>
+        <w:t xml:space="preserve"> </w:t>
+      </w:r>
+      <w:r>
+        <w:t>가정한다.</w:t>
+      </w:r>
+    </w:p>
+    <w:p>
+      <w:pPr>
+        <w:rPr>
+          <w:rFonts w:hint="eastAsia"/>
+        </w:rPr>
+      </w:pPr>
+    </w:p>
+    <w:p>
+      <w:r>
+        <w:t>확장된 그래프에서는 이 경로를 비용 추가 없이 그대로 따라갈 수 있다.</w:t>
+      </w:r>
+    </w:p>
+    <w:p>
+      <w:r>
+        <w:t xml:space="preserve">- </w:t>
+      </w:r>
+      <w:r>
+        <w:t>시작점 (S, 1)에서 가중치가 0인 상태 전이 간선을 타고 (S, c1)까지 이동한다.</w:t>
+      </w:r>
+    </w:p>
+    <w:p>
+      <w:r>
+        <w:t xml:space="preserve">- </w:t>
+      </w:r>
+      <w:r>
+        <w:t>실제 간선을 타고 (S, c1)에서 (v1, c1)으로 이동하며 원래의 가중치를 지불한다.</w:t>
+      </w:r>
+    </w:p>
+    <w:p>
+      <w:r>
+        <w:t xml:space="preserve">- </w:t>
+      </w:r>
+      <w:r>
+        <w:t>정점 v1에 도착한 후, 다음 간선의 색상인 c2가 이전 색상인 c1보다 크거나 같으므로, 가중치가 0인 상태 전이 간선을 타고 (v1, c1)에서 (v1, c2)로 무료로 이동할 수 있다.</w:t>
+      </w:r>
+    </w:p>
+    <w:p>
+      <w:r>
+        <w:t>-</w:t>
+      </w:r>
+      <w:r>
+        <w:t xml:space="preserve"> 다시 실제 간선을 타고 (v1, c2)에서 (v2, c2)로 이동한다.</w:t>
+      </w:r>
+    </w:p>
+    <w:p>
+      <w:r>
+        <w:t>-</w:t>
+      </w:r>
+      <w:r>
+        <w:t xml:space="preserve"> 이 과정을 반복하여 목적지 상태 노드에 도달하면, 가상의 간선 비용이 0이므로 두 경로의 총 비용은 정확히 일치한다.</w:t>
+      </w:r>
+    </w:p>
+    <w:p/>
+    <w:p/>
+    <w:p/>
+    <w:p/>
+    <w:p>
+      <w:pPr>
+        <w:rPr>
+          <w:rFonts w:hint="eastAsia"/>
+        </w:rPr>
+      </w:pPr>
+    </w:p>
+    <w:p/>
+    <w:p/>
+    <w:p/>
+    <w:p/>
+    <w:p>
+      <w:pPr>
+        <w:rPr>
+          <w:b/>
+        </w:rPr>
+      </w:pPr>
+      <w:r>
+        <w:rPr>
+          <w:b/>
+        </w:rPr>
+        <w:lastRenderedPageBreak/>
+        <w:t>(</w:t>
+      </w:r>
+      <w:r>
+        <w:rPr>
+          <w:b/>
+        </w:rPr>
+        <w:t>2</w:t>
+      </w:r>
+      <w:r>
+        <w:rPr>
+          <w:b/>
+        </w:rPr>
+        <w:t>)</w:t>
+      </w:r>
+      <w:r>
+        <w:rPr>
+          <w:b/>
+        </w:rPr>
+        <w:t xml:space="preserve"> 확장 그래프의 경로가 원래 그래프의 규칙을 만족하는가</w:t>
+      </w:r>
+    </w:p>
+    <w:p>
+      <w:r>
+        <w:t>확장된 그래프에서 시작 노드부터 목적지 노드까지 가는 경로를 하나 찾았다고 가정한다.</w:t>
+      </w:r>
+      <w:r>
+        <w:rPr>
+          <w:rFonts w:hint="eastAsia"/>
+        </w:rPr>
+        <w:t xml:space="preserve"> </w:t>
+      </w:r>
+      <w:r>
+        <w:t>이 경로는 가중치가 0인 상태 전이 간선과 원래 가중치를 가진 실제 간선의 조합으로 이루어진다.</w:t>
+      </w:r>
+    </w:p>
+    <w:p>
+      <w:r>
+        <w:t>-</w:t>
+      </w:r>
+      <w:r>
+        <w:t xml:space="preserve"> 가중치 0인 상태 전이 간선은 항상 색상 번호가 1씩 커지는 방향(예: (v, 1)에서 (v, 2)로 이동)으로만 생성되어 있다.</w:t>
+      </w:r>
+    </w:p>
+    <w:p>
+      <w:r>
+        <w:t>-</w:t>
+      </w:r>
+      <w:r>
+        <w:t xml:space="preserve"> 실제 간선을 타려면 현재 머물고 있는 노드의 상태 색상과 타려는 간선의 색상이 정확히 일치해야 한다.</w:t>
+      </w:r>
+    </w:p>
+    <w:p>
+      <w:r>
+        <w:t>-</w:t>
+      </w:r>
+      <w:r>
+        <w:t xml:space="preserve"> 즉, 새로운 실제 간선을 타기 위해서는 이전에 탔던 간선의 색상 위치에서 출발하여, 가중치 0인 간선을 타고 다음 간선 색상 번호까지 상태를 끌어올렸다는 의미가 된다.</w:t>
+      </w:r>
+    </w:p>
+    <w:p>
+      <w:r>
+        <w:t>-</w:t>
+      </w:r>
+      <w:r>
+        <w:t xml:space="preserve"> 이는 다음 간선의 색상이 이전 간선의 색상보다 크거나 같을 때만 이동이 가능하다는 뜻이므로, 원래 문제의 규칙인 non-decreasing 조건을 완벽히 만족한다.</w:t>
+      </w:r>
+    </w:p>
+    <w:p/>
+    <w:p>
+      <w:pPr>
+        <w:rPr>
+          <w:rFonts w:hint="eastAsia"/>
+          <w:b/>
+        </w:rPr>
+      </w:pPr>
+      <w:r>
+        <w:rPr>
+          <w:rFonts w:hint="eastAsia"/>
+          <w:b/>
+        </w:rPr>
+        <w:t>(</w:t>
+      </w:r>
+      <w:r>
+        <w:rPr>
+          <w:b/>
+        </w:rPr>
+        <w:t xml:space="preserve">3) </w:t>
+      </w:r>
+      <w:r>
+        <w:rPr>
+          <w:rFonts w:hint="eastAsia"/>
+          <w:b/>
+        </w:rPr>
+        <w:t>다익스트라 알고리즘 적용이 타당한가</w:t>
+      </w:r>
+    </w:p>
+    <w:p>
+      <w:pPr>
+        <w:rPr>
+          <w:rFonts w:hint="eastAsia"/>
+        </w:rPr>
+      </w:pPr>
+      <w:r>
+        <w:rPr>
+          <w:rFonts w:hint="eastAsia"/>
+        </w:rPr>
+        <w:t>확장 그래프</w:t>
+      </w:r>
+      <w:r>
+        <w:rPr>
+          <w:rFonts w:hint="eastAsia"/>
+        </w:rPr>
+        <w:t>는</w:t>
+      </w:r>
+      <w:r>
+        <w:rPr>
+          <w:rFonts w:hint="eastAsia"/>
+        </w:rPr>
+        <w:t xml:space="preserve"> </w:t>
+      </w:r>
+      <w:r>
+        <w:rPr>
+          <w:rFonts w:hint="eastAsia"/>
+        </w:rPr>
+        <w:t>p</w:t>
+      </w:r>
+      <w:r>
+        <w:t xml:space="preserve">ositive </w:t>
+      </w:r>
+      <w:r>
+        <w:rPr>
+          <w:rFonts w:hint="eastAsia"/>
+        </w:rPr>
+        <w:t xml:space="preserve">단방향 </w:t>
+      </w:r>
+      <w:r>
+        <w:rPr>
+          <w:rFonts w:hint="eastAsia"/>
+        </w:rPr>
+        <w:t>e</w:t>
+      </w:r>
+      <w:r>
+        <w:t>dge</w:t>
+      </w:r>
+      <w:r>
+        <w:rPr>
+          <w:rFonts w:hint="eastAsia"/>
+        </w:rPr>
+        <w:t>들로 이루어진</w:t>
+      </w:r>
+      <w:r>
+        <w:rPr>
+          <w:rFonts w:hint="eastAsia"/>
+        </w:rPr>
+        <w:t xml:space="preserve"> 그래프</w:t>
+      </w:r>
+      <w:r>
+        <w:rPr>
+          <w:rFonts w:hint="eastAsia"/>
+        </w:rPr>
+        <w:t>이므로,</w:t>
+      </w:r>
+      <w:r>
+        <w:t xml:space="preserve"> </w:t>
+      </w:r>
+      <w:r>
+        <w:rPr>
+          <w:rFonts w:hint="eastAsia"/>
+        </w:rPr>
+        <w:t>다익스트라 알고리즘의 적용이 타당하다.</w:t>
+      </w:r>
+      <w:r>
+        <w:t xml:space="preserve"> (</w:t>
+      </w:r>
+      <w:r>
+        <w:rPr>
+          <w:rFonts w:hint="eastAsia"/>
+        </w:rPr>
+        <w:t xml:space="preserve">다익스트라 알고리즘은 </w:t>
+      </w:r>
+      <w:r>
+        <w:t>negative edge</w:t>
+      </w:r>
+      <w:r>
+        <w:rPr>
+          <w:rFonts w:hint="eastAsia"/>
+        </w:rPr>
+        <w:t>가 존재</w:t>
+      </w:r>
+      <w:r>
+        <w:rPr>
+          <w:rFonts w:hint="eastAsia"/>
+        </w:rPr>
+        <w:t>하는 경우 적용 불가)</w:t>
+      </w:r>
+    </w:p>
+    <w:p/>
+    <w:p/>
+    <w:p/>
+    <w:p/>
+    <w:p/>
+    <w:p/>
+    <w:p/>
+    <w:p/>
+    <w:p/>
+    <w:p>
+      <w:pPr>
+        <w:rPr>
+          <w:rFonts w:hint="eastAsia"/>
+        </w:rPr>
+      </w:pPr>
+    </w:p>
+    <w:p/>
+    <w:p/>
+    <w:p>
+      <w:pPr>
+        <w:rPr>
+          <w:b/>
+        </w:rPr>
+      </w:pPr>
+      <w:r>
+        <w:rPr>
+          <w:rFonts w:hint="eastAsia"/>
+          <w:b/>
+        </w:rPr>
+        <w:lastRenderedPageBreak/>
+        <w:t>3</w:t>
+      </w:r>
+      <w:r>
+        <w:rPr>
+          <w:b/>
+        </w:rPr>
+        <w:t xml:space="preserve">. </w:t>
+      </w:r>
+      <w:r>
+        <w:rPr>
+          <w:rFonts w:hint="eastAsia"/>
+          <w:b/>
+        </w:rPr>
+        <w:t>C</w:t>
+      </w:r>
+      <w:r>
+        <w:rPr>
+          <w:b/>
+        </w:rPr>
+        <w:t>onfusing Change</w:t>
+      </w:r>
+    </w:p>
+    <w:p>
+      <w:r>
+        <w:rPr>
+          <w:rFonts w:hint="eastAsia"/>
+        </w:rPr>
+        <w:t xml:space="preserve">손님이 </w:t>
+      </w:r>
+      <w:r>
+        <w:t>N</w:t>
+      </w:r>
+      <w:r>
+        <w:rPr>
+          <w:rFonts w:hint="eastAsia"/>
+        </w:rPr>
+        <w:t>명이고</w:t>
+      </w:r>
+      <w:r>
+        <w:t xml:space="preserve">, </w:t>
+      </w:r>
+      <w:r>
+        <w:rPr>
+          <w:rFonts w:hint="eastAsia"/>
+        </w:rPr>
+        <w:t xml:space="preserve">거스름돈 </w:t>
+      </w:r>
+      <w:r>
+        <w:t>M</w:t>
+      </w:r>
+      <w:r>
+        <w:rPr>
+          <w:rFonts w:hint="eastAsia"/>
+        </w:rPr>
+        <w:t xml:space="preserve">이 최대 </w:t>
+      </w:r>
+      <w:r>
+        <w:t>3</w:t>
+      </w:r>
+      <w:r>
+        <w:rPr>
+          <w:rFonts w:hint="eastAsia"/>
+        </w:rPr>
+        <w:t>인 경우에,</w:t>
+      </w:r>
+      <w:r>
+        <w:t xml:space="preserve"> </w:t>
+      </w:r>
+      <w:r>
+        <w:rPr>
+          <w:rFonts w:hint="eastAsia"/>
+        </w:rPr>
+        <w:t>손님들에게 거스름돈을 나눠줄 수 있는 모든 경우를 커버할 수 있으려면,</w:t>
+      </w:r>
+      <w:r>
+        <w:t xml:space="preserve"> </w:t>
+      </w:r>
+      <w:r>
+        <w:rPr>
+          <w:rFonts w:hint="eastAsia"/>
+        </w:rPr>
+        <w:t>동전을 최소 몇 개를 가지고있어야 하는가?</w:t>
+      </w:r>
+    </w:p>
+    <w:p/>
+    <w:p>
+      <w:pPr>
+        <w:rPr>
+          <w:b/>
+        </w:rPr>
+      </w:pPr>
+      <w:r>
+        <w:rPr>
+          <w:b/>
+        </w:rPr>
+        <w:t xml:space="preserve">Guide Question 1. </w:t>
+      </w:r>
+      <w:r>
+        <w:rPr>
+          <w:rFonts w:hint="eastAsia"/>
+          <w:b/>
+        </w:rPr>
+        <w:t xml:space="preserve">필요한 거스름돈의 총합이 정확하게 </w:t>
+      </w:r>
+      <w:r>
+        <w:rPr>
+          <w:b/>
+        </w:rPr>
+        <w:t>1, 2, 3, …, N</w:t>
+      </w:r>
+      <w:r>
+        <w:rPr>
+          <w:rFonts w:hint="eastAsia"/>
+          <w:b/>
+        </w:rPr>
+        <w:t>인 경우를 생각해보자.</w:t>
+      </w:r>
+      <w:r>
+        <w:rPr>
+          <w:b/>
+        </w:rPr>
+        <w:t xml:space="preserve"> </w:t>
+      </w:r>
+      <w:r>
+        <w:rPr>
+          <w:rFonts w:hint="eastAsia"/>
+          <w:b/>
+        </w:rPr>
+        <w:t>이 모든 상황을 처리하려면 동전을 어떻게 준비해야하는가?</w:t>
+      </w:r>
+    </w:p>
+    <w:p>
+      <w:r>
+        <w:rPr>
+          <w:rFonts w:hint="eastAsia"/>
+        </w:rPr>
+        <w:t>가격이</w:t>
+      </w:r>
+      <w:r>
+        <w:rPr>
+          <w:rFonts w:hint="eastAsia"/>
+        </w:rPr>
+        <w:t xml:space="preserve"> </w:t>
+      </w:r>
+      <w:r>
+        <w:t>1</w:t>
+      </w:r>
+      <w:r>
+        <w:rPr>
+          <w:rFonts w:hint="eastAsia"/>
+        </w:rPr>
+        <w:t xml:space="preserve">인 동전을 </w:t>
+      </w:r>
+      <w:r>
+        <w:t>N</w:t>
+      </w:r>
+      <w:r>
+        <w:rPr>
+          <w:rFonts w:hint="eastAsia"/>
+        </w:rPr>
+        <w:t>개 준비해야한다.</w:t>
+      </w:r>
+      <w:r>
+        <w:t xml:space="preserve"> </w:t>
+      </w:r>
+    </w:p>
+    <w:p>
+      <w:r>
+        <w:rPr>
+          <w:rFonts w:hint="eastAsia"/>
+        </w:rPr>
+        <w:t xml:space="preserve">총합이 </w:t>
+      </w:r>
+      <w:r>
+        <w:t>N</w:t>
+      </w:r>
+      <w:r>
+        <w:rPr>
+          <w:rFonts w:hint="eastAsia"/>
+        </w:rPr>
+        <w:t>인 경</w:t>
+      </w:r>
+      <w:r>
+        <w:rPr>
+          <w:rFonts w:hint="eastAsia"/>
+        </w:rPr>
+        <w:t>우 중에서</w:t>
+      </w:r>
+      <w:r>
+        <w:t>, N</w:t>
+      </w:r>
+      <w:r>
+        <w:rPr>
+          <w:rFonts w:hint="eastAsia"/>
+        </w:rPr>
+        <w:t xml:space="preserve">명이 각각 </w:t>
+      </w:r>
+      <w:r>
+        <w:t>1</w:t>
+      </w:r>
+      <w:r>
+        <w:rPr>
+          <w:rFonts w:hint="eastAsia"/>
+        </w:rPr>
+        <w:t>원을 거스름돈으로 요구하는 경우,</w:t>
+      </w:r>
+      <w:r>
+        <w:t xml:space="preserve"> </w:t>
+      </w:r>
+      <w:r>
+        <w:rPr>
+          <w:rFonts w:hint="eastAsia"/>
+        </w:rPr>
+        <w:t xml:space="preserve">가치가 </w:t>
+      </w:r>
+      <w:r>
+        <w:t>1</w:t>
+      </w:r>
+      <w:r>
+        <w:rPr>
+          <w:rFonts w:hint="eastAsia"/>
+        </w:rPr>
+        <w:t xml:space="preserve">인 동전이 </w:t>
+      </w:r>
+      <w:r>
+        <w:t>N</w:t>
+      </w:r>
+      <w:r>
+        <w:rPr>
+          <w:rFonts w:hint="eastAsia"/>
+        </w:rPr>
+        <w:t>개가 필요하다.</w:t>
+      </w:r>
+    </w:p>
+    <w:p>
+      <w:r>
+        <w:rPr>
+          <w:rFonts w:hint="eastAsia"/>
+        </w:rPr>
+        <w:t>또한,</w:t>
+      </w:r>
+      <w:r>
+        <w:t xml:space="preserve"> </w:t>
+      </w:r>
+      <w:r>
+        <w:rPr>
+          <w:rFonts w:hint="eastAsia"/>
+        </w:rPr>
+        <w:t xml:space="preserve">가치가 </w:t>
+      </w:r>
+      <w:r>
+        <w:t>1</w:t>
+      </w:r>
+      <w:r>
+        <w:rPr>
+          <w:rFonts w:hint="eastAsia"/>
+        </w:rPr>
+        <w:t xml:space="preserve">인 동전을 </w:t>
+      </w:r>
+      <w:r>
+        <w:t>N</w:t>
+      </w:r>
+      <w:r>
+        <w:rPr>
+          <w:rFonts w:hint="eastAsia"/>
+        </w:rPr>
+        <w:t>개 준비하면,</w:t>
+      </w:r>
+      <w:r>
+        <w:t xml:space="preserve"> </w:t>
+      </w:r>
+      <w:r>
+        <w:rPr>
+          <w:rFonts w:hint="eastAsia"/>
+        </w:rPr>
+        <w:t xml:space="preserve">거스름돈 총합이 </w:t>
+      </w:r>
+      <w:r>
+        <w:t xml:space="preserve">N </w:t>
+      </w:r>
+      <w:r>
+        <w:rPr>
+          <w:rFonts w:hint="eastAsia"/>
+        </w:rPr>
+        <w:t xml:space="preserve">이하인 모든 경우를 </w:t>
+      </w:r>
+      <w:r>
+        <w:t>1</w:t>
+      </w:r>
+      <w:r>
+        <w:rPr>
+          <w:rFonts w:hint="eastAsia"/>
+        </w:rPr>
+        <w:t xml:space="preserve">원짜리 동전 </w:t>
+      </w:r>
+      <w:r>
+        <w:t>N</w:t>
+      </w:r>
+      <w:r>
+        <w:rPr>
+          <w:rFonts w:hint="eastAsia"/>
+        </w:rPr>
+        <w:t>개를 적절히 조합하여 줄 수 있다.</w:t>
+      </w:r>
+    </w:p>
+    <w:p/>
+    <w:p/>
+    <w:p>
+      <w:pPr>
+        <w:rPr>
+          <w:b/>
+        </w:rPr>
+      </w:pPr>
+      <w:r>
+        <w:rPr>
+          <w:b/>
+        </w:rPr>
+        <w:t xml:space="preserve">Guide Question </w:t>
+      </w:r>
+      <w:r>
+        <w:rPr>
+          <w:b/>
+        </w:rPr>
+        <w:t>2</w:t>
+      </w:r>
+      <w:r>
+        <w:rPr>
+          <w:b/>
+        </w:rPr>
+        <w:t xml:space="preserve">. </w:t>
+      </w:r>
+      <w:r>
+        <w:rPr>
+          <w:rFonts w:hint="eastAsia"/>
+          <w:b/>
+        </w:rPr>
+        <w:t xml:space="preserve">필요한 거스름돈의 총합이 정확하게 </w:t>
+      </w:r>
+      <w:r>
+        <w:rPr>
+          <w:b/>
+        </w:rPr>
+        <w:t>N+1, N+2, …, 2N</w:t>
+      </w:r>
+      <w:r>
+        <w:rPr>
+          <w:rFonts w:hint="eastAsia"/>
+          <w:b/>
+        </w:rPr>
+        <w:t>인 경우를 생각해보자.</w:t>
+      </w:r>
+      <w:r>
+        <w:rPr>
+          <w:b/>
+        </w:rPr>
+        <w:t xml:space="preserve"> </w:t>
+      </w:r>
+      <w:r>
+        <w:rPr>
+          <w:rFonts w:hint="eastAsia"/>
+          <w:b/>
+        </w:rPr>
+        <w:t>이 모든 상황을 처리하려면 동전을 어떻게 준비해야하는가?</w:t>
+      </w:r>
+    </w:p>
+    <w:p>
+      <w:r>
+        <w:rPr>
+          <w:rFonts w:hint="eastAsia"/>
+        </w:rPr>
+        <w:t>가장 많이 준비해야 하는 상황은,</w:t>
+      </w:r>
+      <w:r>
+        <w:t xml:space="preserve"> </w:t>
+      </w:r>
+      <w:r>
+        <w:rPr>
+          <w:rFonts w:hint="eastAsia"/>
+        </w:rPr>
+        <w:t xml:space="preserve">N명이 각각 </w:t>
+      </w:r>
+      <w:r>
+        <w:t>2</w:t>
+      </w:r>
+      <w:r>
+        <w:rPr>
+          <w:rFonts w:hint="eastAsia"/>
+        </w:rPr>
+        <w:t>원을 거스름돈으로 요구하는 경우이다.</w:t>
+      </w:r>
+    </w:p>
+    <w:p>
+      <w:r>
+        <w:rPr>
+          <w:rFonts w:hint="eastAsia"/>
+        </w:rPr>
+        <w:t>가장 쉽게 생각하면,</w:t>
+      </w:r>
+      <w:r>
+        <w:t xml:space="preserve"> </w:t>
+      </w:r>
+      <w:r>
+        <w:rPr>
+          <w:rFonts w:hint="eastAsia"/>
+        </w:rPr>
+        <w:t xml:space="preserve">가격이 </w:t>
+      </w:r>
+      <w:r>
+        <w:t>1</w:t>
+      </w:r>
+      <w:r>
+        <w:rPr>
+          <w:rFonts w:hint="eastAsia"/>
+        </w:rPr>
+        <w:t xml:space="preserve">인 동전을 </w:t>
+      </w:r>
+      <w:r>
+        <w:t>2N</w:t>
+      </w:r>
+      <w:r>
+        <w:rPr>
+          <w:rFonts w:hint="eastAsia"/>
+        </w:rPr>
+        <w:t>개 준비하면 된다.</w:t>
+      </w:r>
+    </w:p>
+    <w:p>
+      <w:r>
+        <w:rPr>
+          <w:rFonts w:hint="eastAsia"/>
+        </w:rPr>
+        <w:t xml:space="preserve">가격이 </w:t>
+      </w:r>
+      <w:r>
+        <w:t>1</w:t>
+      </w:r>
+      <w:r>
+        <w:rPr>
+          <w:rFonts w:hint="eastAsia"/>
+        </w:rPr>
+        <w:t xml:space="preserve">인 동전 </w:t>
+      </w:r>
+      <w:r>
+        <w:t>N</w:t>
+      </w:r>
+      <w:r>
+        <w:rPr>
+          <w:rFonts w:hint="eastAsia"/>
+        </w:rPr>
+        <w:t>개와,</w:t>
+      </w:r>
+      <w:r>
+        <w:t xml:space="preserve"> </w:t>
+      </w:r>
+      <w:r>
+        <w:rPr>
+          <w:rFonts w:hint="eastAsia"/>
+        </w:rPr>
+        <w:t xml:space="preserve">가격이 </w:t>
+      </w:r>
+      <w:r>
+        <w:t>2</w:t>
+      </w:r>
+      <w:r>
+        <w:rPr>
+          <w:rFonts w:hint="eastAsia"/>
+        </w:rPr>
+        <w:t xml:space="preserve">인 동전 </w:t>
+      </w:r>
+      <w:r>
+        <w:t>N/2</w:t>
+      </w:r>
+      <w:r>
+        <w:rPr>
+          <w:rFonts w:hint="eastAsia"/>
+        </w:rPr>
+        <w:t>개를 준비</w:t>
+      </w:r>
+      <w:r>
+        <w:rPr>
+          <w:rFonts w:hint="eastAsia"/>
+        </w:rPr>
+        <w:t>하면,</w:t>
+      </w:r>
+      <w:r>
+        <w:t xml:space="preserve"> </w:t>
+      </w:r>
+      <w:r>
+        <w:rPr>
+          <w:rFonts w:hint="eastAsia"/>
+        </w:rPr>
+        <w:t xml:space="preserve">N명이 각각 </w:t>
+      </w:r>
+      <w:r>
+        <w:t>2</w:t>
+      </w:r>
+      <w:r>
+        <w:rPr>
+          <w:rFonts w:hint="eastAsia"/>
+        </w:rPr>
+        <w:t>원을 거스름돈으로 요구하는 경우를 처리할 수 있음을 직관적으로 이해할 수 있다.</w:t>
+      </w:r>
+    </w:p>
+    <w:p>
+      <w:r>
+        <w:rPr>
+          <w:rFonts w:hint="eastAsia"/>
+        </w:rPr>
+        <w:t>또한 이렇게 동전을 준비하면,</w:t>
+      </w:r>
+      <w:r>
+        <w:t xml:space="preserve"> </w:t>
+      </w:r>
+      <w:r>
+        <w:rPr>
+          <w:rFonts w:hint="eastAsia"/>
+        </w:rPr>
+        <w:t xml:space="preserve">거스름돈의 총합이 정확하게 </w:t>
+      </w:r>
+      <w:r>
+        <w:t xml:space="preserve">2N </w:t>
+      </w:r>
+      <w:r>
+        <w:rPr>
+          <w:rFonts w:hint="eastAsia"/>
+        </w:rPr>
+        <w:t>이하인 경우에 발생하는 모든 경우를 처리할 수 있음을 아래와 같이 확인할 수 있다</w:t>
+      </w:r>
+      <w:r>
+        <w:t>.</w:t>
+      </w:r>
+    </w:p>
+    <w:p>
+      <w:r>
+        <w:rPr>
+          <w:rFonts w:hint="eastAsia"/>
+        </w:rPr>
+        <w:t>-</w:t>
+      </w:r>
+      <w:r>
+        <w:t xml:space="preserve"> </w:t>
+      </w:r>
+      <w:r>
+        <w:rPr>
+          <w:rFonts w:hint="eastAsia"/>
+        </w:rPr>
+        <w:t xml:space="preserve">거스름돈을 </w:t>
+      </w:r>
+      <w:r>
+        <w:t>2</w:t>
+      </w:r>
+      <w:r>
+        <w:rPr>
+          <w:rFonts w:hint="eastAsia"/>
+        </w:rPr>
+        <w:t xml:space="preserve">원을 요구하는 사람이 </w:t>
+      </w:r>
+      <w:r>
+        <w:t>N/2</w:t>
+      </w:r>
+      <w:r>
+        <w:rPr>
+          <w:rFonts w:hint="eastAsia"/>
+        </w:rPr>
+        <w:t>보다 적거나 같은 경우</w:t>
+      </w:r>
+    </w:p>
+    <w:p>
+      <w:r>
+        <w:tab/>
+      </w:r>
+      <w:r>
+        <w:rPr>
+          <w:rFonts w:hint="eastAsia"/>
+        </w:rPr>
+        <w:t>N</w:t>
+      </w:r>
+      <w:r>
+        <w:t>/2</w:t>
+      </w:r>
+      <w:r>
+        <w:rPr>
+          <w:rFonts w:hint="eastAsia"/>
+        </w:rPr>
+        <w:t xml:space="preserve">개의 </w:t>
+      </w:r>
+      <w:r>
+        <w:t>2</w:t>
+      </w:r>
+      <w:r>
+        <w:rPr>
+          <w:rFonts w:hint="eastAsia"/>
+        </w:rPr>
+        <w:t>원짜리 동전을 준 다음,</w:t>
+      </w:r>
+      <w:r>
+        <w:t xml:space="preserve"> </w:t>
+      </w:r>
+      <w:r>
+        <w:rPr>
+          <w:rFonts w:hint="eastAsia"/>
+        </w:rPr>
+        <w:t xml:space="preserve">나머지 사람들은 </w:t>
+      </w:r>
+      <w:r>
+        <w:t>1</w:t>
+      </w:r>
+      <w:r>
+        <w:rPr>
+          <w:rFonts w:hint="eastAsia"/>
+        </w:rPr>
+        <w:t>원짜리 동전을 나누어 줌.</w:t>
+      </w:r>
+    </w:p>
+    <w:p>
+      <w:r>
+        <w:rPr>
+          <w:rFonts w:hint="eastAsia"/>
+        </w:rPr>
+        <w:t>-</w:t>
+      </w:r>
+      <w:r>
+        <w:t xml:space="preserve"> </w:t>
+      </w:r>
+      <w:r>
+        <w:rPr>
+          <w:rFonts w:hint="eastAsia"/>
+        </w:rPr>
+        <w:t xml:space="preserve">거스름돈을 </w:t>
+      </w:r>
+      <w:r>
+        <w:t>2</w:t>
+      </w:r>
+      <w:r>
+        <w:rPr>
+          <w:rFonts w:hint="eastAsia"/>
+        </w:rPr>
+        <w:t>원을</w:t>
+      </w:r>
+      <w:r>
+        <w:t xml:space="preserve"> </w:t>
+      </w:r>
+      <w:r>
+        <w:rPr>
+          <w:rFonts w:hint="eastAsia"/>
+        </w:rPr>
+        <w:t xml:space="preserve">요구하는 사람이 </w:t>
+      </w:r>
+      <w:r>
+        <w:t>N/2</w:t>
+      </w:r>
+      <w:r>
+        <w:rPr>
+          <w:rFonts w:hint="eastAsia"/>
+        </w:rPr>
+        <w:t>보다 많은 경우</w:t>
+      </w:r>
+    </w:p>
+    <w:p>
+      <w:r>
+        <w:tab/>
+      </w:r>
+      <w:r>
+        <w:rPr>
+          <w:rFonts w:hint="eastAsia"/>
+        </w:rPr>
+        <w:t xml:space="preserve">거스름돈을 </w:t>
+      </w:r>
+      <w:r>
+        <w:t>2</w:t>
+      </w:r>
+      <w:r>
+        <w:rPr>
+          <w:rFonts w:hint="eastAsia"/>
+        </w:rPr>
+        <w:t>원을</w:t>
+      </w:r>
+      <w:r>
+        <w:t xml:space="preserve"> </w:t>
+      </w:r>
+      <w:r>
+        <w:rPr>
+          <w:rFonts w:hint="eastAsia"/>
+        </w:rPr>
+        <w:t>요구하는 사람들에게,</w:t>
+      </w:r>
+      <w:r>
+        <w:t xml:space="preserve"> </w:t>
+      </w:r>
+      <w:r>
+        <w:rPr>
+          <w:rFonts w:hint="eastAsia"/>
+        </w:rPr>
+        <w:t xml:space="preserve">우선 </w:t>
+      </w:r>
+      <w:r>
+        <w:rPr>
+          <w:rFonts w:hint="eastAsia"/>
+        </w:rPr>
+        <w:t>N</w:t>
+      </w:r>
+      <w:r>
+        <w:t>/2</w:t>
+      </w:r>
+      <w:r>
+        <w:rPr>
+          <w:rFonts w:hint="eastAsia"/>
+        </w:rPr>
+        <w:t xml:space="preserve">개의 </w:t>
+      </w:r>
+      <w:r>
+        <w:t>2</w:t>
+      </w:r>
+      <w:r>
+        <w:rPr>
+          <w:rFonts w:hint="eastAsia"/>
+        </w:rPr>
+        <w:t>원짜리 동전을 모두 준 다음,</w:t>
+      </w:r>
+      <w:r>
+        <w:t xml:space="preserve"> </w:t>
+      </w:r>
+    </w:p>
+    <w:p>
+      <w:pPr>
+        <w:ind w:firstLine="800"/>
+      </w:pPr>
+      <w:r>
+        <w:rPr>
+          <w:rFonts w:hint="eastAsia"/>
+        </w:rPr>
+        <w:t xml:space="preserve">나머지 </w:t>
+      </w:r>
+      <w:r>
+        <w:t>2</w:t>
+      </w:r>
+      <w:r>
+        <w:rPr>
+          <w:rFonts w:hint="eastAsia"/>
+        </w:rPr>
+        <w:t xml:space="preserve">원 요구자들에게 </w:t>
+      </w:r>
+      <w:r>
+        <w:t>1</w:t>
+      </w:r>
+      <w:r>
+        <w:rPr>
+          <w:rFonts w:hint="eastAsia"/>
+        </w:rPr>
+        <w:t xml:space="preserve">원짜리 동전을 </w:t>
+      </w:r>
+      <w:r>
+        <w:t>2</w:t>
+      </w:r>
+      <w:r>
+        <w:rPr>
+          <w:rFonts w:hint="eastAsia"/>
+        </w:rPr>
+        <w:t>개씩 줌.</w:t>
+      </w:r>
+      <w:r>
+        <w:t xml:space="preserve"> </w:t>
+      </w:r>
+    </w:p>
+    <w:p>
+      <w:pPr>
+        <w:ind w:firstLine="800"/>
+      </w:pPr>
+      <w:r>
+        <w:rPr>
+          <w:rFonts w:hint="eastAsia"/>
+        </w:rPr>
+        <w:t>이 때,</w:t>
+      </w:r>
+      <w:r>
+        <w:t xml:space="preserve"> 1</w:t>
+      </w:r>
+      <w:r>
+        <w:rPr>
+          <w:rFonts w:hint="eastAsia"/>
+        </w:rPr>
+        <w:t xml:space="preserve">원짜리 동전을 </w:t>
+      </w:r>
+      <w:r>
+        <w:t>2</w:t>
+      </w:r>
+      <w:r>
+        <w:rPr>
+          <w:rFonts w:hint="eastAsia"/>
+        </w:rPr>
+        <w:t>개씩 최대로 주는 경우가</w:t>
+      </w:r>
+      <w:r>
+        <w:t xml:space="preserve"> </w:t>
+      </w:r>
+      <w:r>
+        <w:rPr>
+          <w:rFonts w:hint="eastAsia"/>
+        </w:rPr>
+        <w:t xml:space="preserve">위에서 확인한 </w:t>
+      </w:r>
+      <w:r>
+        <w:t>N</w:t>
+      </w:r>
+      <w:r>
+        <w:rPr>
+          <w:rFonts w:hint="eastAsia"/>
+        </w:rPr>
+        <w:t xml:space="preserve">명 각각 </w:t>
+      </w:r>
+      <w:r>
+        <w:t>2</w:t>
+      </w:r>
+      <w:r>
+        <w:rPr>
+          <w:rFonts w:hint="eastAsia"/>
+        </w:rPr>
+        <w:t xml:space="preserve">원씩 </w:t>
+      </w:r>
+    </w:p>
+    <w:p>
+      <w:pPr>
+        <w:ind w:firstLine="800"/>
+      </w:pPr>
+      <w:r>
+        <w:rPr>
+          <w:rFonts w:hint="eastAsia"/>
+        </w:rPr>
+        <w:t>거스름돈을 요구하는 경우인데,</w:t>
+      </w:r>
+      <w:r>
+        <w:t xml:space="preserve"> </w:t>
+      </w:r>
+      <w:r>
+        <w:rPr>
+          <w:rFonts w:hint="eastAsia"/>
+        </w:rPr>
+        <w:t>이 상황은 이미 처리할 수 있음.</w:t>
+      </w:r>
+    </w:p>
+    <w:p>
+      <w:pPr>
+        <w:rPr>
+          <w:b/>
+        </w:rPr>
+      </w:pPr>
+      <w:r>
+        <w:rPr>
+          <w:b/>
+        </w:rPr>
+        <w:lastRenderedPageBreak/>
+        <w:t xml:space="preserve">Guide Question </w:t>
+      </w:r>
+      <w:r>
+        <w:rPr>
+          <w:b/>
+        </w:rPr>
+        <w:t>3</w:t>
+      </w:r>
+      <w:r>
+        <w:rPr>
+          <w:b/>
+        </w:rPr>
+        <w:t xml:space="preserve">. </w:t>
+      </w:r>
+      <w:r>
+        <w:rPr>
+          <w:rFonts w:hint="eastAsia"/>
+          <w:b/>
+        </w:rPr>
+        <w:t xml:space="preserve">필요한 거스름돈의 총합이 정확하게 </w:t>
+      </w:r>
+      <w:r>
+        <w:rPr>
+          <w:b/>
+        </w:rPr>
+        <w:t>2</w:t>
+      </w:r>
+      <w:r>
+        <w:rPr>
+          <w:b/>
+        </w:rPr>
+        <w:t xml:space="preserve">N+1, </w:t>
+      </w:r>
+      <w:r>
+        <w:rPr>
+          <w:b/>
+        </w:rPr>
+        <w:t>2</w:t>
+      </w:r>
+      <w:r>
+        <w:rPr>
+          <w:b/>
+        </w:rPr>
+        <w:t xml:space="preserve">N+2, …, </w:t>
+      </w:r>
+      <w:r>
+        <w:rPr>
+          <w:b/>
+        </w:rPr>
+        <w:t>3</w:t>
+      </w:r>
+      <w:r>
+        <w:rPr>
+          <w:b/>
+        </w:rPr>
+        <w:t>N</w:t>
+      </w:r>
+      <w:r>
+        <w:rPr>
+          <w:rFonts w:hint="eastAsia"/>
+          <w:b/>
+        </w:rPr>
+        <w:t>인 경우를 생각해보자.</w:t>
+      </w:r>
+      <w:r>
+        <w:rPr>
+          <w:b/>
+        </w:rPr>
+        <w:t xml:space="preserve"> </w:t>
+      </w:r>
+      <w:r>
+        <w:rPr>
+          <w:rFonts w:hint="eastAsia"/>
+          <w:b/>
+        </w:rPr>
+        <w:t>이 모든 상황을 처리하려면 동전을 어떻게 준비해야하는가?</w:t>
+      </w:r>
+    </w:p>
+    <w:p>
+      <w:r>
+        <w:rPr>
+          <w:rFonts w:hint="eastAsia"/>
+        </w:rPr>
+        <w:t>이 상황도 위와 마찬가지로,</w:t>
+      </w:r>
+      <w:r>
+        <w:t xml:space="preserve"> </w:t>
+      </w:r>
+      <w:r>
+        <w:rPr>
+          <w:rFonts w:hint="eastAsia"/>
+        </w:rPr>
+        <w:t xml:space="preserve">제일 동전을 많이 준비해야 하는 상황은 </w:t>
+      </w:r>
+      <w:r>
+        <w:t>N</w:t>
+      </w:r>
+      <w:r>
+        <w:rPr>
+          <w:rFonts w:hint="eastAsia"/>
+        </w:rPr>
+        <w:t xml:space="preserve">명 모두가 </w:t>
+      </w:r>
+      <w:r>
+        <w:t>3</w:t>
+      </w:r>
+      <w:r>
+        <w:rPr>
+          <w:rFonts w:hint="eastAsia"/>
+        </w:rPr>
+        <w:t>원을 요구하는 경우이다.</w:t>
+      </w:r>
+    </w:p>
+    <w:p>
+      <w:r>
+        <w:rPr>
+          <w:rFonts w:hint="eastAsia"/>
+        </w:rPr>
+        <w:t xml:space="preserve">1원짜리 동전 </w:t>
+      </w:r>
+      <w:r>
+        <w:t>N</w:t>
+      </w:r>
+      <w:r>
+        <w:rPr>
+          <w:rFonts w:hint="eastAsia"/>
+        </w:rPr>
+        <w:t>개,</w:t>
+      </w:r>
+      <w:r>
+        <w:t xml:space="preserve"> 2</w:t>
+      </w:r>
+      <w:r>
+        <w:rPr>
+          <w:rFonts w:hint="eastAsia"/>
+        </w:rPr>
+        <w:t xml:space="preserve">원짜리 동전 </w:t>
+      </w:r>
+      <w:r>
+        <w:t>N/2</w:t>
+      </w:r>
+      <w:r>
+        <w:rPr>
+          <w:rFonts w:hint="eastAsia"/>
+        </w:rPr>
+        <w:t>개,</w:t>
+      </w:r>
+      <w:r>
+        <w:t xml:space="preserve"> 3</w:t>
+      </w:r>
+      <w:r>
+        <w:rPr>
+          <w:rFonts w:hint="eastAsia"/>
+        </w:rPr>
+        <w:t xml:space="preserve">원짜리 동전 </w:t>
+      </w:r>
+      <w:r>
+        <w:t>N/</w:t>
+      </w:r>
+      <w:r>
+        <w:t>2</w:t>
+      </w:r>
+      <w:r>
+        <w:rPr>
+          <w:rFonts w:hint="eastAsia"/>
+        </w:rPr>
+        <w:t xml:space="preserve">개로 위의 상황을 처리할 </w:t>
+      </w:r>
+      <w:r>
+        <w:rPr>
+          <w:rFonts w:hint="eastAsia"/>
+        </w:rPr>
+        <w:t>수 있다.</w:t>
+      </w:r>
+      <w:r>
+        <w:t xml:space="preserve"> (</w:t>
+      </w:r>
+      <w:r>
+        <w:t>N/</w:t>
+      </w:r>
+      <w:r>
+        <w:t>2</w:t>
+      </w:r>
+      <w:r>
+        <w:rPr>
+          <w:rFonts w:hint="eastAsia"/>
+        </w:rPr>
+        <w:t xml:space="preserve">개의 </w:t>
+      </w:r>
+      <w:r>
+        <w:t>3</w:t>
+      </w:r>
+      <w:r>
+        <w:rPr>
+          <w:rFonts w:hint="eastAsia"/>
+        </w:rPr>
+        <w:t xml:space="preserve">원짜리 동전을 </w:t>
+      </w:r>
+      <w:r>
+        <w:t>N/</w:t>
+      </w:r>
+      <w:r>
+        <w:t>2</w:t>
+      </w:r>
+      <w:r>
+        <w:rPr>
+          <w:rFonts w:hint="eastAsia"/>
+        </w:rPr>
+        <w:t>명에게 나누어주기,</w:t>
+      </w:r>
+      <w:r>
+        <w:t xml:space="preserve"> N/2</w:t>
+      </w:r>
+      <w:r>
+        <w:rPr>
+          <w:rFonts w:hint="eastAsia"/>
+        </w:rPr>
+        <w:t xml:space="preserve">개의 </w:t>
+      </w:r>
+      <w:r>
+        <w:t>2</w:t>
+      </w:r>
+      <w:r>
+        <w:rPr>
+          <w:rFonts w:hint="eastAsia"/>
+        </w:rPr>
+        <w:t xml:space="preserve">원짜리 동전과 </w:t>
+      </w:r>
+      <w:r>
+        <w:t>N/2</w:t>
+      </w:r>
+      <w:r>
+        <w:rPr>
+          <w:rFonts w:hint="eastAsia"/>
+        </w:rPr>
+        <w:t xml:space="preserve">개의 </w:t>
+      </w:r>
+      <w:r>
+        <w:t>1</w:t>
+      </w:r>
+      <w:r>
+        <w:rPr>
+          <w:rFonts w:hint="eastAsia"/>
+        </w:rPr>
+        <w:t xml:space="preserve">원짜리 동전을 </w:t>
+      </w:r>
+      <w:r>
+        <w:t>N/2</w:t>
+      </w:r>
+      <w:r>
+        <w:rPr>
+          <w:rFonts w:hint="eastAsia"/>
+        </w:rPr>
+        <w:t>명에게 나누어주기)</w:t>
+      </w:r>
+    </w:p>
+    <w:p>
+      <w:r>
+        <w:rPr>
+          <w:rFonts w:hint="eastAsia"/>
+        </w:rPr>
+        <w:t>또한 이렇게 동전을 준비하면,</w:t>
+      </w:r>
+      <w:r>
+        <w:t xml:space="preserve"> </w:t>
+      </w:r>
+      <w:r>
+        <w:rPr>
+          <w:rFonts w:hint="eastAsia"/>
+        </w:rPr>
+        <w:t xml:space="preserve">거스름돈의 총합이 정확하게 </w:t>
+      </w:r>
+      <w:r>
+        <w:t xml:space="preserve">3N </w:t>
+      </w:r>
+      <w:r>
+        <w:rPr>
+          <w:rFonts w:hint="eastAsia"/>
+        </w:rPr>
+        <w:t>이하인 경우에 발생하는 모든 경우를 처리할 수 있음을 아래와 같이 확인할 수 있다</w:t>
+      </w:r>
+      <w:r>
+        <w:t>.</w:t>
+      </w:r>
+    </w:p>
+    <w:p>
+      <w:r>
+        <w:rPr>
+          <w:rFonts w:hint="eastAsia"/>
+        </w:rPr>
+        <w:t>-</w:t>
+      </w:r>
+      <w:r>
+        <w:t xml:space="preserve"> </w:t>
+      </w:r>
+      <w:r>
+        <w:rPr>
+          <w:rFonts w:hint="eastAsia"/>
+        </w:rPr>
+        <w:t xml:space="preserve">거스름돈을 </w:t>
+      </w:r>
+      <w:r>
+        <w:t>3</w:t>
+      </w:r>
+      <w:r>
+        <w:rPr>
+          <w:rFonts w:hint="eastAsia"/>
+        </w:rPr>
+        <w:t xml:space="preserve">원을 요구하는 사람이 </w:t>
+      </w:r>
+      <w:r>
+        <w:t>N/2</w:t>
+      </w:r>
+      <w:r>
+        <w:rPr>
+          <w:rFonts w:hint="eastAsia"/>
+        </w:rPr>
+        <w:t>보다 적거나 같은 경우</w:t>
+      </w:r>
+    </w:p>
+    <w:p>
+      <w:r>
+        <w:tab/>
+      </w:r>
+      <w:r>
+        <w:rPr>
+          <w:rFonts w:hint="eastAsia"/>
+        </w:rPr>
+        <w:t>N</w:t>
+      </w:r>
+      <w:r>
+        <w:t>/2</w:t>
+      </w:r>
+      <w:r>
+        <w:rPr>
+          <w:rFonts w:hint="eastAsia"/>
+        </w:rPr>
+        <w:t xml:space="preserve">개의 </w:t>
+      </w:r>
+      <w:r>
+        <w:t>3</w:t>
+      </w:r>
+      <w:r>
+        <w:rPr>
+          <w:rFonts w:hint="eastAsia"/>
+        </w:rPr>
+        <w:t>원짜리 동전을 준 다음,</w:t>
+      </w:r>
+      <w:r>
+        <w:t xml:space="preserve"> </w:t>
+      </w:r>
+      <w:r>
+        <w:rPr>
+          <w:rFonts w:hint="eastAsia"/>
+        </w:rPr>
+        <w:t xml:space="preserve">나머지 사람들은 </w:t>
+      </w:r>
+      <w:r>
+        <w:t>1</w:t>
+      </w:r>
+      <w:r>
+        <w:rPr>
+          <w:rFonts w:hint="eastAsia"/>
+        </w:rPr>
+        <w:t>원</w:t>
+      </w:r>
+      <w:r>
+        <w:rPr>
+          <w:rFonts w:hint="eastAsia"/>
+        </w:rPr>
+        <w:t>/</w:t>
+      </w:r>
+      <w:r>
+        <w:t>2</w:t>
+      </w:r>
+      <w:r>
+        <w:rPr>
+          <w:rFonts w:hint="eastAsia"/>
+        </w:rPr>
+        <w:t>원</w:t>
+      </w:r>
+      <w:r>
+        <w:rPr>
+          <w:rFonts w:hint="eastAsia"/>
+        </w:rPr>
+        <w:t>짜리 동전을 나누어 줌.</w:t>
+      </w:r>
+    </w:p>
+    <w:p>
+      <w:r>
+        <w:rPr>
+          <w:rFonts w:hint="eastAsia"/>
+        </w:rPr>
+        <w:t>-</w:t>
+      </w:r>
+      <w:r>
+        <w:t xml:space="preserve"> </w:t>
+      </w:r>
+      <w:r>
+        <w:rPr>
+          <w:rFonts w:hint="eastAsia"/>
+        </w:rPr>
+        <w:t xml:space="preserve">거스름돈을 </w:t>
+      </w:r>
+      <w:r>
+        <w:t>3</w:t>
+      </w:r>
+      <w:r>
+        <w:rPr>
+          <w:rFonts w:hint="eastAsia"/>
+        </w:rPr>
+        <w:t>원을</w:t>
+      </w:r>
+      <w:r>
+        <w:t xml:space="preserve"> </w:t>
+      </w:r>
+      <w:r>
+        <w:rPr>
+          <w:rFonts w:hint="eastAsia"/>
+        </w:rPr>
+        <w:t xml:space="preserve">요구하는 사람이 </w:t>
+      </w:r>
+      <w:r>
+        <w:t>N/2</w:t>
+      </w:r>
+      <w:r>
+        <w:rPr>
+          <w:rFonts w:hint="eastAsia"/>
+        </w:rPr>
+        <w:t>보다 많은 경우</w:t>
+      </w:r>
+    </w:p>
+    <w:p>
+      <w:r>
+        <w:tab/>
+      </w:r>
+      <w:r>
+        <w:rPr>
+          <w:rFonts w:hint="eastAsia"/>
+        </w:rPr>
+        <w:t xml:space="preserve">거스름돈을 </w:t>
+      </w:r>
+      <w:r>
+        <w:t>3</w:t>
+      </w:r>
+      <w:r>
+        <w:rPr>
+          <w:rFonts w:hint="eastAsia"/>
+        </w:rPr>
+        <w:t>원을</w:t>
+      </w:r>
+      <w:r>
+        <w:t xml:space="preserve"> </w:t>
+      </w:r>
+      <w:r>
+        <w:rPr>
+          <w:rFonts w:hint="eastAsia"/>
+        </w:rPr>
+        <w:t>요구하는 사람들에게,</w:t>
+      </w:r>
+      <w:r>
+        <w:t xml:space="preserve"> </w:t>
+      </w:r>
+      <w:r>
+        <w:rPr>
+          <w:rFonts w:hint="eastAsia"/>
+        </w:rPr>
+        <w:t>우선 N</w:t>
+      </w:r>
+      <w:r>
+        <w:t>/2</w:t>
+      </w:r>
+      <w:r>
+        <w:rPr>
+          <w:rFonts w:hint="eastAsia"/>
+        </w:rPr>
+        <w:t xml:space="preserve">개의 </w:t>
+      </w:r>
+      <w:r>
+        <w:t>3</w:t>
+      </w:r>
+      <w:r>
+        <w:rPr>
+          <w:rFonts w:hint="eastAsia"/>
+        </w:rPr>
+        <w:t>원짜리 동전을 모두 준 다음,</w:t>
+      </w:r>
+      <w:r>
+        <w:t xml:space="preserve"> </w:t>
+      </w:r>
+    </w:p>
+    <w:p>
+      <w:pPr>
+        <w:ind w:firstLine="800"/>
+      </w:pPr>
+      <w:r>
+        <w:rPr>
+          <w:rFonts w:hint="eastAsia"/>
+        </w:rPr>
+        <w:t xml:space="preserve">나머지 </w:t>
+      </w:r>
+      <w:r>
+        <w:t>3</w:t>
+      </w:r>
+      <w:r>
+        <w:rPr>
+          <w:rFonts w:hint="eastAsia"/>
+        </w:rPr>
+        <w:t xml:space="preserve">원 요구자들에게 </w:t>
+      </w:r>
+      <w:r>
+        <w:t>2</w:t>
+      </w:r>
+      <w:r>
+        <w:rPr>
+          <w:rFonts w:hint="eastAsia"/>
+        </w:rPr>
+        <w:t>원</w:t>
+      </w:r>
+      <w:r>
+        <w:rPr>
+          <w:rFonts w:hint="eastAsia"/>
+        </w:rPr>
+        <w:t>짜리</w:t>
+      </w:r>
+      <w:r>
+        <w:rPr>
+          <w:rFonts w:hint="eastAsia"/>
+        </w:rPr>
+        <w:t xml:space="preserve"> 동전 </w:t>
+      </w:r>
+      <w:r>
+        <w:t>1</w:t>
+      </w:r>
+      <w:r>
+        <w:rPr>
+          <w:rFonts w:hint="eastAsia"/>
+        </w:rPr>
+        <w:t xml:space="preserve">개 </w:t>
+      </w:r>
+      <w:r>
+        <w:t>+ 1</w:t>
+      </w:r>
+      <w:r>
+        <w:rPr>
+          <w:rFonts w:hint="eastAsia"/>
+        </w:rPr>
+        <w:t>원</w:t>
+      </w:r>
+      <w:r>
+        <w:rPr>
+          <w:rFonts w:hint="eastAsia"/>
+        </w:rPr>
+        <w:t>짜리</w:t>
+      </w:r>
+      <w:r>
+        <w:rPr>
+          <w:rFonts w:hint="eastAsia"/>
+        </w:rPr>
+        <w:t xml:space="preserve"> 동전 </w:t>
+      </w:r>
+      <w:r>
+        <w:t>1</w:t>
+      </w:r>
+      <w:r>
+        <w:rPr>
+          <w:rFonts w:hint="eastAsia"/>
+        </w:rPr>
+        <w:t>개를 줌</w:t>
+      </w:r>
+      <w:r>
+        <w:rPr>
+          <w:rFonts w:hint="eastAsia"/>
+        </w:rPr>
+        <w:t>.</w:t>
+      </w:r>
+    </w:p>
+    <w:p>
+      <w:pPr>
+        <w:ind w:firstLine="800"/>
+      </w:pPr>
+      <w:r>
+        <w:rPr>
+          <w:rFonts w:hint="eastAsia"/>
+        </w:rPr>
+        <w:t>이 때,</w:t>
+      </w:r>
+      <w:r>
+        <w:t xml:space="preserve"> </w:t>
+      </w:r>
+      <w:r>
+        <w:t>2</w:t>
+      </w:r>
+      <w:r>
+        <w:rPr>
+          <w:rFonts w:hint="eastAsia"/>
+        </w:rPr>
+        <w:t>원짜리 동전과</w:t>
+      </w:r>
+      <w:r>
+        <w:t xml:space="preserve"> </w:t>
+      </w:r>
+      <w:r>
+        <w:t>1</w:t>
+      </w:r>
+      <w:r>
+        <w:rPr>
+          <w:rFonts w:hint="eastAsia"/>
+        </w:rPr>
+        <w:t xml:space="preserve">원짜리 동전을 </w:t>
+      </w:r>
+      <w:r>
+        <w:t>1</w:t>
+      </w:r>
+      <w:r>
+        <w:rPr>
+          <w:rFonts w:hint="eastAsia"/>
+        </w:rPr>
+        <w:t>개씩 최대로 주는 경우가</w:t>
+      </w:r>
+      <w:r>
+        <w:t xml:space="preserve"> </w:t>
+      </w:r>
+      <w:r>
+        <w:rPr>
+          <w:rFonts w:hint="eastAsia"/>
+        </w:rPr>
+        <w:t xml:space="preserve">위에서 확인한 </w:t>
+      </w:r>
+      <w:r>
+        <w:t>N</w:t>
+      </w:r>
+      <w:r>
+        <w:rPr>
+          <w:rFonts w:hint="eastAsia"/>
+        </w:rPr>
+        <w:t xml:space="preserve">명 </w:t>
+      </w:r>
+    </w:p>
+    <w:p>
+      <w:pPr>
+        <w:ind w:firstLine="800"/>
+      </w:pPr>
+      <w:r>
+        <w:rPr>
+          <w:rFonts w:hint="eastAsia"/>
+        </w:rPr>
+        <w:t xml:space="preserve">각각 </w:t>
+      </w:r>
+      <w:r>
+        <w:t>3</w:t>
+      </w:r>
+      <w:r>
+        <w:rPr>
+          <w:rFonts w:hint="eastAsia"/>
+        </w:rPr>
+        <w:t>원씩 거스름돈을 요구하는 경우인데,</w:t>
+      </w:r>
+      <w:r>
+        <w:t xml:space="preserve"> </w:t>
+      </w:r>
+      <w:r>
+        <w:rPr>
+          <w:rFonts w:hint="eastAsia"/>
+        </w:rPr>
+        <w:t>이 상황은 이미 처리할 수 있음.</w:t>
+      </w:r>
+    </w:p>
+    <w:p/>
+    <w:p/>
+    <w:p>
+      <w:pPr>
+        <w:rPr>
+          <w:b/>
+        </w:rPr>
+      </w:pPr>
+      <w:r>
+        <w:rPr>
+          <w:b/>
+        </w:rPr>
+        <w:t xml:space="preserve">Guide Question </w:t>
+      </w:r>
+      <w:r>
+        <w:rPr>
+          <w:b/>
+        </w:rPr>
+        <w:t xml:space="preserve">4. </w:t>
+      </w:r>
+      <w:r>
+        <w:rPr>
+          <w:rFonts w:hint="eastAsia"/>
+          <w:b/>
+        </w:rPr>
+        <w:t>이를 종합하여 알고리즘을 제시하고 시간복잡도를 분석하라.</w:t>
+      </w:r>
+    </w:p>
+    <w:p>
+      <w:r>
+        <w:rPr>
+          <w:rFonts w:hint="eastAsia"/>
+        </w:rPr>
+        <w:t xml:space="preserve">최대 필요 동전 </w:t>
+      </w:r>
+      <w:r>
+        <w:rPr>
+          <w:rFonts w:hint="eastAsia"/>
+        </w:rPr>
+        <w:t>개수를 계산한 다음,</w:t>
+      </w:r>
+      <w:r>
+        <w:t xml:space="preserve"> </w:t>
+      </w:r>
+      <w:r>
+        <w:rPr>
+          <w:rFonts w:hint="eastAsia"/>
+        </w:rPr>
+        <w:t>해당 동전을 분배하는 과정을 거치</w:t>
+      </w:r>
+      <w:r>
+        <w:rPr>
+          <w:rFonts w:hint="eastAsia"/>
+        </w:rPr>
+        <w:t>는 것으로 알고리즘을 구성할 수 있다.</w:t>
+      </w:r>
+    </w:p>
+    <w:p>
+      <w:r>
+        <w:rPr>
+          <w:rFonts w:hint="eastAsia"/>
+        </w:rPr>
+        <w:t xml:space="preserve">동전의 최대 필요 </w:t>
+      </w:r>
+      <w:r>
+        <w:rPr>
+          <w:rFonts w:hint="eastAsia"/>
+        </w:rPr>
+        <w:t>개수를 계산하는 경우에는</w:t>
+      </w:r>
+      <w:r>
+        <w:rPr>
+          <w:rFonts w:hint="eastAsia"/>
+        </w:rPr>
+        <w:t>,</w:t>
+      </w:r>
+      <w:r>
+        <w:t xml:space="preserve"> </w:t>
+      </w:r>
+      <w:r>
+        <w:t>N</w:t>
+      </w:r>
+      <w:r>
+        <w:rPr>
+          <w:rFonts w:hint="eastAsia"/>
+        </w:rPr>
+        <w:t xml:space="preserve">과 </w:t>
+      </w:r>
+      <w:r>
+        <w:t>M</w:t>
+      </w:r>
+      <w:r>
+        <w:rPr>
+          <w:rFonts w:hint="eastAsia"/>
+        </w:rPr>
+        <w:t xml:space="preserve">의 값에 </w:t>
+      </w:r>
+      <w:r>
+        <w:rPr>
+          <w:rFonts w:hint="eastAsia"/>
+        </w:rPr>
+        <w:t xml:space="preserve">따라 </w:t>
+      </w:r>
+      <w:r>
+        <w:rPr>
+          <w:rFonts w:hint="eastAsia"/>
+        </w:rPr>
+        <w:t>1원/</w:t>
+      </w:r>
+      <w:r>
+        <w:t>2</w:t>
+      </w:r>
+      <w:r>
+        <w:rPr>
+          <w:rFonts w:hint="eastAsia"/>
+        </w:rPr>
+        <w:t>원/</w:t>
+      </w:r>
+      <w:r>
+        <w:t>3</w:t>
+      </w:r>
+      <w:r>
+        <w:rPr>
+          <w:rFonts w:hint="eastAsia"/>
+        </w:rPr>
+        <w:t>원짜리 동전이 몇 개가 필요한지를 계산하는 것 뿐이므로</w:t>
+      </w:r>
+      <w:r>
+        <w:rPr>
+          <w:rFonts w:hint="eastAsia"/>
+        </w:rPr>
+        <w:t>,</w:t>
+      </w:r>
+      <w:r>
+        <w:t xml:space="preserve"> </w:t>
+      </w:r>
+      <w:r>
+        <w:rPr>
+          <w:rFonts w:hint="eastAsia"/>
+        </w:rPr>
+        <w:t xml:space="preserve">시간복잡도는 </w:t>
+      </w:r>
+      <w:r>
+        <w:t>O(1)</w:t>
+      </w:r>
+      <w:r>
+        <w:rPr>
+          <w:rFonts w:hint="eastAsia"/>
+        </w:rPr>
+        <w:t>이다.</w:t>
+      </w:r>
+    </w:p>
+    <w:p>
+      <w:r>
+        <w:rPr>
+          <w:rFonts w:hint="eastAsia"/>
+        </w:rPr>
+        <w:t>이후에,</w:t>
+      </w:r>
+      <w:r>
+        <w:t xml:space="preserve"> </w:t>
+      </w:r>
+      <w:r>
+        <w:rPr>
+          <w:rFonts w:hint="eastAsia"/>
+        </w:rPr>
+        <w:t>해당 동전을 분배하기 위해,</w:t>
+      </w:r>
+      <w:r>
+        <w:t xml:space="preserve"> </w:t>
+      </w:r>
+      <w:r>
+        <w:rPr>
+          <w:rFonts w:hint="eastAsia"/>
+        </w:rPr>
+        <w:t>즉 해당 동전들을 담는 배열을 생성하기 위해 동전을 하나하나 배열에 담아야 한다.</w:t>
+      </w:r>
+      <w:r>
+        <w:t xml:space="preserve"> M=3</w:t>
+      </w:r>
+      <w:r>
+        <w:rPr>
+          <w:rFonts w:hint="eastAsia"/>
+        </w:rPr>
+        <w:t>인 경우,</w:t>
+      </w:r>
+      <w:r>
+        <w:t xml:space="preserve"> 1</w:t>
+      </w:r>
+      <w:r>
+        <w:rPr>
+          <w:rFonts w:hint="eastAsia"/>
+        </w:rPr>
+        <w:t xml:space="preserve">원짜리 동전 </w:t>
+      </w:r>
+      <w:r>
+        <w:t>N</w:t>
+      </w:r>
+      <w:r>
+        <w:rPr>
+          <w:rFonts w:hint="eastAsia"/>
+        </w:rPr>
+        <w:t>개,</w:t>
+      </w:r>
+      <w:r>
+        <w:t xml:space="preserve"> 2</w:t>
+      </w:r>
+      <w:r>
+        <w:rPr>
+          <w:rFonts w:hint="eastAsia"/>
+        </w:rPr>
+        <w:t xml:space="preserve">원짜리 동전 </w:t>
+      </w:r>
+      <w:r>
+        <w:t>N/2</w:t>
+      </w:r>
+      <w:r>
+        <w:rPr>
+          <w:rFonts w:hint="eastAsia"/>
+        </w:rPr>
+        <w:t>개,</w:t>
+      </w:r>
+      <w:r>
+        <w:t xml:space="preserve"> 3</w:t>
+      </w:r>
+      <w:r>
+        <w:rPr>
+          <w:rFonts w:hint="eastAsia"/>
+        </w:rPr>
+        <w:t xml:space="preserve">원짜리 동전 </w:t>
+      </w:r>
+      <w:r>
+        <w:t>N/2</w:t>
+      </w:r>
+      <w:r>
+        <w:rPr>
+          <w:rFonts w:hint="eastAsia"/>
+        </w:rPr>
+        <w:t xml:space="preserve">개 총 </w:t>
+      </w:r>
+      <w:r>
+        <w:t>2N</w:t>
+      </w:r>
+      <w:r>
+        <w:rPr>
+          <w:rFonts w:hint="eastAsia"/>
+        </w:rPr>
+        <w:t>개를 배열에 담아야 하므로</w:t>
+      </w:r>
+      <w:r>
+        <w:rPr>
+          <w:rFonts w:hint="eastAsia"/>
+        </w:rPr>
+        <w:t>,</w:t>
+      </w:r>
+      <w:r>
+        <w:t xml:space="preserve"> </w:t>
+      </w:r>
+      <w:r>
+        <w:rPr>
+          <w:rFonts w:hint="eastAsia"/>
+        </w:rPr>
+        <w:t xml:space="preserve">시간복잡도는 </w:t>
+      </w:r>
+      <w:r>
+        <w:t>O(</w:t>
+      </w:r>
+      <w:r>
+        <w:rPr>
+          <w:rFonts w:hint="eastAsia"/>
+        </w:rPr>
+        <w:t>N</w:t>
+      </w:r>
+      <w:r>
+        <w:t>)</w:t>
+      </w:r>
+      <w:r>
+        <w:rPr>
+          <w:rFonts w:hint="eastAsia"/>
+        </w:rPr>
+        <w:t>이 된다.</w:t>
+      </w:r>
+    </w:p>
+    <w:p>
+      <w:r>
+        <w:rPr>
+          <w:rFonts w:hint="eastAsia"/>
+        </w:rPr>
+        <w:t xml:space="preserve">따라서 최종 시간복잡도는 </w:t>
+      </w:r>
+      <w:r>
+        <w:t>O(N)</w:t>
+      </w:r>
+      <w:r>
+        <w:rPr>
+          <w:rFonts w:hint="eastAsia"/>
+        </w:rPr>
+        <w:t>이 된다.</w:t>
+      </w:r>
+    </w:p>
+    <w:p>
+      <w:pPr>
+        <w:rPr>
+          <w:rFonts w:hint="eastAsia"/>
+        </w:rPr>
+      </w:pPr>
       <w:bookmarkStart w:id="0" w:name="_GoBack"/>
       <w:bookmarkEnd w:id="0"/>
     </w:p>
-    <w:p/>
-    <w:p/>
-    <w:p/>
-    <w:p/>
-    <w:p/>
-    <w:p>
-      <w:pPr>
-        <w:rPr>
-          <w:rFonts w:hint="eastAsia"/>
-        </w:rPr>
-      </w:pPr>
-    </w:p>
-    <w:p/>
-    <w:p/>
     <w:sectPr>
       <w:pgSz w:w="11906" w:h="16838"/>
       <w:pgMar w:top="1701" w:right="1440" w:bottom="1440" w:left="1440" w:header="851" w:footer="992" w:gutter="0"/>
@@ -1713,6 +6828,7 @@
   <w:style w:type="paragraph" w:default="1" w:styleId="a">
     <w:name w:val="Normal"/>
     <w:qFormat/>
+    <w:rsid w:val="003F7A0F"/>
     <w:pPr>
       <w:widowControl w:val="0"/>
       <w:wordWrap w:val="0"/>

--- a/3학년 2학기/문해프/과제 3/CSE4152_20221627_HW03.docx
+++ b/3학년 2학기/문해프/과제 3/CSE4152_20221627_HW03.docx
@@ -1,6 +1,6 @@
 
 <file path=word/document.xml><?xml version="1.0" encoding="utf-8"?>
-<w:document xmlns:wpc="http://schemas.microsoft.com/office/word/2010/wordprocessingCanvas" xmlns:cx="http://schemas.microsoft.com/office/drawing/2014/chartex" xmlns:cx1="http://schemas.microsoft.com/office/drawing/2015/9/8/chartex" xmlns:cx2="http://schemas.microsoft.com/office/drawing/2015/10/21/chartex" xmlns:cx3="http://schemas.microsoft.com/office/drawing/2016/5/9/chartex" xmlns:cx4="http://schemas.microsoft.com/office/drawing/2016/5/10/chartex" xmlns:cx5="http://schemas.microsoft.com/office/drawing/2016/5/11/chartex" xmlns:cx6="http://schemas.microsoft.com/office/drawing/2016/5/12/chartex" xmlns:cx7="http://schemas.microsoft.com/office/drawing/2016/5/13/chartex" xmlns:cx8="http://schemas.microsoft.com/office/drawing/2016/5/14/chartex" xmlns:mc="http://schemas.openxmlformats.org/markup-compatibility/2006" xmlns:aink="http://schemas.microsoft.com/office/drawing/2016/ink" xmlns:am3d="http://schemas.microsoft.com/office/drawing/2017/model3d" xmlns:o="urn:schemas-microsoft-com:office:office" xmlns:r="http://schemas.openxmlformats.org/officeDocument/2006/relationships" xmlns:m="http://schemas.openxmlformats.org/officeDocument/2006/math" xmlns:v="urn:schemas-microsoft-com:vml" xmlns:wp14="http://schemas.microsoft.com/office/word/2010/wordprocessingDrawing" xmlns:wp="http://schemas.openxmlformats.org/drawingml/2006/wordprocessingDrawing" xmlns:w10="urn:schemas-microsoft-com:office:word" xmlns:w="http://schemas.openxmlformats.org/wordprocessingml/2006/main" xmlns:w14="http://schemas.microsoft.com/office/word/2010/wordml" xmlns:w15="http://schemas.microsoft.com/office/word/2012/wordml" xmlns:w16cid="http://schemas.microsoft.com/office/word/2016/wordml/cid" xmlns:w16se="http://schemas.microsoft.com/office/word/2015/wordml/symex" xmlns:wpg="http://schemas.microsoft.com/office/word/2010/wordprocessingGroup" xmlns:wpi="http://schemas.microsoft.com/office/word/2010/wordprocessingInk" xmlns:wne="http://schemas.microsoft.com/office/word/2006/wordml" xmlns:wps="http://schemas.microsoft.com/office/word/2010/wordprocessingShape" mc:Ignorable="w14 w15 w16se w16cid wp14">
+<w:document xmlns:wpc="http://schemas.microsoft.com/office/word/2010/wordprocessingCanvas" xmlns:cx="http://schemas.microsoft.com/office/drawing/2014/chartex" xmlns:mc="http://schemas.openxmlformats.org/markup-compatibility/2006" xmlns:o="urn:schemas-microsoft-com:office:office" xmlns:r="http://schemas.openxmlformats.org/officeDocument/2006/relationships" xmlns:m="http://schemas.openxmlformats.org/officeDocument/2006/math" xmlns:v="urn:schemas-microsoft-com:vml" xmlns:wp14="http://schemas.microsoft.com/office/word/2010/wordprocessingDrawing" xmlns:wp="http://schemas.openxmlformats.org/drawingml/2006/wordprocessingDrawing" xmlns:w10="urn:schemas-microsoft-com:office:word" xmlns:w="http://schemas.openxmlformats.org/wordprocessingml/2006/main" xmlns:w14="http://schemas.microsoft.com/office/word/2010/wordml" xmlns:w15="http://schemas.microsoft.com/office/word/2012/wordml" xmlns:w16se="http://schemas.microsoft.com/office/word/2015/wordml/symex" xmlns:wpg="http://schemas.microsoft.com/office/word/2010/wordprocessingGroup" xmlns:wpi="http://schemas.microsoft.com/office/word/2010/wordprocessingInk" xmlns:wne="http://schemas.microsoft.com/office/word/2006/wordml" xmlns:wps="http://schemas.microsoft.com/office/word/2010/wordprocessingShape" mc:Ignorable="w14 w15 w16se wp14">
   <w:body>
     <w:p>
       <w:pPr>
@@ -581,13 +581,7 @@
         <w:t>B[i][j] = C[i][j] + B[i-1][j] + B[i][j-1] - B[i-1][j-1]</w:t>
       </w:r>
     </w:p>
-    <w:p>
-      <w:pPr>
-        <w:rPr>
-          <w:rFonts w:hint="eastAsia"/>
-        </w:rPr>
-      </w:pPr>
-    </w:p>
+    <w:p/>
     <w:p>
       <w:r>
         <w:rPr>
@@ -765,11 +759,6 @@
       </w:r>
     </w:p>
     <w:p>
-      <w:pPr>
-        <w:rPr>
-          <w:rFonts w:hint="eastAsia"/>
-        </w:rPr>
-      </w:pPr>
       <w:r>
         <w:rPr>
           <w:rFonts w:hint="eastAsia"/>
@@ -2444,21 +2433,9 @@
     <w:p/>
     <w:p/>
     <w:p/>
-    <w:p>
-      <w:pPr>
-        <w:rPr>
-          <w:rFonts w:hint="eastAsia"/>
-        </w:rPr>
-      </w:pPr>
-    </w:p>
-    <w:p/>
-    <w:p>
-      <w:pPr>
-        <w:rPr>
-          <w:rFonts w:hint="eastAsia"/>
-        </w:rPr>
-      </w:pPr>
-    </w:p>
+    <w:p/>
+    <w:p/>
+    <w:p/>
     <w:p>
       <w:pPr>
         <w:rPr>
@@ -4288,13 +4265,7 @@
         <w:t>가정한다.</w:t>
       </w:r>
     </w:p>
-    <w:p>
-      <w:pPr>
-        <w:rPr>
-          <w:rFonts w:hint="eastAsia"/>
-        </w:rPr>
-      </w:pPr>
-    </w:p>
+    <w:p/>
     <w:p>
       <w:r>
         <w:t>확장된 그래프에서는 이 경로를 비용 추가 없이 그대로 따라갈 수 있다.</w:t>
@@ -4344,13 +4315,7 @@
     <w:p/>
     <w:p/>
     <w:p/>
-    <w:p>
-      <w:pPr>
-        <w:rPr>
-          <w:rFonts w:hint="eastAsia"/>
-        </w:rPr>
-      </w:pPr>
-    </w:p>
+    <w:p/>
     <w:p/>
     <w:p/>
     <w:p/>
@@ -4437,7 +4402,6 @@
     <w:p>
       <w:pPr>
         <w:rPr>
-          <w:rFonts w:hint="eastAsia"/>
           <w:b/>
         </w:rPr>
       </w:pPr>
@@ -4463,11 +4427,6 @@
       </w:r>
     </w:p>
     <w:p>
-      <w:pPr>
-        <w:rPr>
-          <w:rFonts w:hint="eastAsia"/>
-        </w:rPr>
-      </w:pPr>
       <w:r>
         <w:rPr>
           <w:rFonts w:hint="eastAsia"/>
@@ -4571,13 +4530,7 @@
     <w:p/>
     <w:p/>
     <w:p/>
-    <w:p>
-      <w:pPr>
-        <w:rPr>
-          <w:rFonts w:hint="eastAsia"/>
-        </w:rPr>
-      </w:pPr>
-    </w:p>
+    <w:p/>
     <w:p/>
     <w:p/>
     <w:p>
@@ -6112,83 +6065,26 @@
       </w:r>
     </w:p>
     <w:p/>
-    <w:p/>
     <w:p>
       <w:pPr>
         <w:rPr>
-          <w:b/>
+          <w:rFonts w:hint="eastAsia"/>
         </w:rPr>
       </w:pPr>
       <w:r>
         <w:rPr>
-          <w:b/>
-        </w:rPr>
-        <w:t xml:space="preserve">Guide Question </w:t>
-      </w:r>
-      <w:r>
-        <w:rPr>
-          <w:b/>
-        </w:rPr>
-        <w:t xml:space="preserve">4. </w:t>
-      </w:r>
-      <w:r>
-        <w:rPr>
-          <w:rFonts w:hint="eastAsia"/>
-          <w:b/>
-        </w:rPr>
-        <w:t>이를 종합하여 알고리즘을 제시하고 시간복잡도를 분석하라.</w:t>
-      </w:r>
-    </w:p>
-    <w:p>
-      <w:r>
-        <w:rPr>
-          <w:rFonts w:hint="eastAsia"/>
-        </w:rPr>
-        <w:t xml:space="preserve">최대 필요 동전 </w:t>
-      </w:r>
-      <w:r>
-        <w:rPr>
-          <w:rFonts w:hint="eastAsia"/>
-        </w:rPr>
-        <w:t>개수를 계산한 다음,</w:t>
-      </w:r>
-      <w:r>
-        <w:t xml:space="preserve"> </w:t>
-      </w:r>
-      <w:r>
-        <w:rPr>
-          <w:rFonts w:hint="eastAsia"/>
-        </w:rPr>
-        <w:t>해당 동전을 분배하는 과정을 거치</w:t>
-      </w:r>
-      <w:r>
-        <w:rPr>
-          <w:rFonts w:hint="eastAsia"/>
-        </w:rPr>
-        <w:t>는 것으로 알고리즘을 구성할 수 있다.</w:t>
-      </w:r>
-    </w:p>
-    <w:p>
-      <w:r>
-        <w:rPr>
-          <w:rFonts w:hint="eastAsia"/>
-        </w:rPr>
-        <w:t xml:space="preserve">동전의 최대 필요 </w:t>
-      </w:r>
-      <w:r>
-        <w:rPr>
-          <w:rFonts w:hint="eastAsia"/>
-        </w:rPr>
-        <w:t>개수를 계산하는 경우에는</w:t>
-      </w:r>
-      <w:r>
-        <w:rPr>
-          <w:rFonts w:hint="eastAsia"/>
-        </w:rPr>
-        <w:t>,</w:t>
-      </w:r>
-      <w:r>
-        <w:t xml:space="preserve"> </w:t>
+          <w:rFonts w:hint="eastAsia"/>
+        </w:rPr>
+        <w:t>더 줄이려면,</w:t>
+      </w:r>
+      <w:r>
+        <w:t xml:space="preserve"> 1</w:t>
+      </w:r>
+      <w:r>
+        <w:rPr>
+          <w:rFonts w:hint="eastAsia"/>
+        </w:rPr>
+        <w:t xml:space="preserve">원짜리 </w:t>
       </w:r>
       <w:r>
         <w:t>N</w:t>
@@ -6197,122 +6093,6 @@
         <w:rPr>
           <w:rFonts w:hint="eastAsia"/>
         </w:rPr>
-        <w:t xml:space="preserve">과 </w:t>
-      </w:r>
-      <w:r>
-        <w:t>M</w:t>
-      </w:r>
-      <w:r>
-        <w:rPr>
-          <w:rFonts w:hint="eastAsia"/>
-        </w:rPr>
-        <w:t xml:space="preserve">의 값에 </w:t>
-      </w:r>
-      <w:r>
-        <w:rPr>
-          <w:rFonts w:hint="eastAsia"/>
-        </w:rPr>
-        <w:t xml:space="preserve">따라 </w:t>
-      </w:r>
-      <w:r>
-        <w:rPr>
-          <w:rFonts w:hint="eastAsia"/>
-        </w:rPr>
-        <w:t>1원/</w:t>
-      </w:r>
-      <w:r>
-        <w:t>2</w:t>
-      </w:r>
-      <w:r>
-        <w:rPr>
-          <w:rFonts w:hint="eastAsia"/>
-        </w:rPr>
-        <w:t>원/</w:t>
-      </w:r>
-      <w:r>
-        <w:t>3</w:t>
-      </w:r>
-      <w:r>
-        <w:rPr>
-          <w:rFonts w:hint="eastAsia"/>
-        </w:rPr>
-        <w:t>원짜리 동전이 몇 개가 필요한지를 계산하는 것 뿐이므로</w:t>
-      </w:r>
-      <w:r>
-        <w:rPr>
-          <w:rFonts w:hint="eastAsia"/>
-        </w:rPr>
-        <w:t>,</w:t>
-      </w:r>
-      <w:r>
-        <w:t xml:space="preserve"> </w:t>
-      </w:r>
-      <w:r>
-        <w:rPr>
-          <w:rFonts w:hint="eastAsia"/>
-        </w:rPr>
-        <w:t xml:space="preserve">시간복잡도는 </w:t>
-      </w:r>
-      <w:r>
-        <w:t>O(1)</w:t>
-      </w:r>
-      <w:r>
-        <w:rPr>
-          <w:rFonts w:hint="eastAsia"/>
-        </w:rPr>
-        <w:t>이다.</w:t>
-      </w:r>
-    </w:p>
-    <w:p>
-      <w:r>
-        <w:rPr>
-          <w:rFonts w:hint="eastAsia"/>
-        </w:rPr>
-        <w:t>이후에,</w:t>
-      </w:r>
-      <w:r>
-        <w:t xml:space="preserve"> </w:t>
-      </w:r>
-      <w:r>
-        <w:rPr>
-          <w:rFonts w:hint="eastAsia"/>
-        </w:rPr>
-        <w:t>해당 동전을 분배하기 위해,</w:t>
-      </w:r>
-      <w:r>
-        <w:t xml:space="preserve"> </w:t>
-      </w:r>
-      <w:r>
-        <w:rPr>
-          <w:rFonts w:hint="eastAsia"/>
-        </w:rPr>
-        <w:t>즉 해당 동전들을 담는 배열을 생성하기 위해 동전을 하나하나 배열에 담아야 한다.</w:t>
-      </w:r>
-      <w:r>
-        <w:t xml:space="preserve"> M=3</w:t>
-      </w:r>
-      <w:r>
-        <w:rPr>
-          <w:rFonts w:hint="eastAsia"/>
-        </w:rPr>
-        <w:t>인 경우,</w:t>
-      </w:r>
-      <w:r>
-        <w:t xml:space="preserve"> 1</w:t>
-      </w:r>
-      <w:r>
-        <w:rPr>
-          <w:rFonts w:hint="eastAsia"/>
-        </w:rPr>
-        <w:t xml:space="preserve">원짜리 동전 </w:t>
-      </w:r>
-      <w:r>
-        <w:t>N</w:t>
-      </w:r>
-      <w:r>
-        <w:rPr>
-          <w:rFonts w:hint="eastAsia"/>
-        </w:rPr>
         <w:t>개,</w:t>
       </w:r>
       <w:r>
@@ -6322,7 +6102,7 @@
         <w:rPr>
           <w:rFonts w:hint="eastAsia"/>
         </w:rPr>
-        <w:t xml:space="preserve">원짜리 동전 </w:t>
+        <w:t xml:space="preserve">원짜리 </w:t>
       </w:r>
       <w:r>
         <w:t>N/2</w:t>
@@ -6340,86 +6120,320 @@
         <w:rPr>
           <w:rFonts w:hint="eastAsia"/>
         </w:rPr>
-        <w:t xml:space="preserve">원짜리 동전 </w:t>
-      </w:r>
-      <w:r>
-        <w:t>N/2</w:t>
-      </w:r>
-      <w:r>
-        <w:rPr>
-          <w:rFonts w:hint="eastAsia"/>
-        </w:rPr>
-        <w:t xml:space="preserve">개 총 </w:t>
-      </w:r>
-      <w:r>
-        <w:t>2N</w:t>
-      </w:r>
-      <w:r>
-        <w:rPr>
-          <w:rFonts w:hint="eastAsia"/>
-        </w:rPr>
-        <w:t>개를 배열에 담아야 하므로</w:t>
-      </w:r>
-      <w:r>
-        <w:rPr>
-          <w:rFonts w:hint="eastAsia"/>
-        </w:rPr>
-        <w:t>,</w:t>
-      </w:r>
-      <w:r>
-        <w:t xml:space="preserve"> </w:t>
-      </w:r>
-      <w:r>
-        <w:rPr>
-          <w:rFonts w:hint="eastAsia"/>
-        </w:rPr>
-        <w:t xml:space="preserve">시간복잡도는 </w:t>
-      </w:r>
-      <w:r>
-        <w:t>O(</w:t>
-      </w:r>
-      <w:r>
-        <w:rPr>
-          <w:rFonts w:hint="eastAsia"/>
-        </w:rPr>
-        <w:t>N</w:t>
-      </w:r>
-      <w:r>
-        <w:t>)</w:t>
-      </w:r>
-      <w:r>
-        <w:rPr>
-          <w:rFonts w:hint="eastAsia"/>
-        </w:rPr>
-        <w:t>이 된다.</w:t>
-      </w:r>
-    </w:p>
-    <w:p>
-      <w:r>
-        <w:rPr>
-          <w:rFonts w:hint="eastAsia"/>
-        </w:rPr>
-        <w:t xml:space="preserve">따라서 최종 시간복잡도는 </w:t>
-      </w:r>
-      <w:r>
-        <w:t>O(N)</w:t>
-      </w:r>
-      <w:r>
-        <w:rPr>
-          <w:rFonts w:hint="eastAsia"/>
-        </w:rPr>
-        <w:t>이 된다.</w:t>
-      </w:r>
-    </w:p>
-    <w:p>
-      <w:pPr>
-        <w:rPr>
-          <w:rFonts w:hint="eastAsia"/>
-        </w:rPr>
-      </w:pPr>
+        <w:t xml:space="preserve">원짜리 </w:t>
+      </w:r>
+      <w:r>
+        <w:t xml:space="preserve">(2/3)(N/2) </w:t>
+      </w:r>
+      <w:r>
+        <w:rPr>
+          <w:rFonts w:hint="eastAsia"/>
+        </w:rPr>
+        <w:t>개면 충분함.</w:t>
+      </w:r>
       <w:bookmarkStart w:id="0" w:name="_GoBack"/>
       <w:bookmarkEnd w:id="0"/>
     </w:p>
+    <w:p/>
+    <w:p>
+      <w:pPr>
+        <w:rPr>
+          <w:b/>
+        </w:rPr>
+      </w:pPr>
+      <w:r>
+        <w:rPr>
+          <w:b/>
+        </w:rPr>
+        <w:t xml:space="preserve">Guide Question </w:t>
+      </w:r>
+      <w:r>
+        <w:rPr>
+          <w:b/>
+        </w:rPr>
+        <w:t xml:space="preserve">4. </w:t>
+      </w:r>
+      <w:r>
+        <w:rPr>
+          <w:rFonts w:hint="eastAsia"/>
+          <w:b/>
+        </w:rPr>
+        <w:t>이를 종합하여 알고리즘을 제시하고 시간복잡도를 분석하라.</w:t>
+      </w:r>
+    </w:p>
+    <w:p>
+      <w:r>
+        <w:rPr>
+          <w:rFonts w:hint="eastAsia"/>
+        </w:rPr>
+        <w:t xml:space="preserve">최대 필요 동전 </w:t>
+      </w:r>
+      <w:r>
+        <w:rPr>
+          <w:rFonts w:hint="eastAsia"/>
+        </w:rPr>
+        <w:t>개수를 계산한 다음,</w:t>
+      </w:r>
+      <w:r>
+        <w:t xml:space="preserve"> </w:t>
+      </w:r>
+      <w:r>
+        <w:rPr>
+          <w:rFonts w:hint="eastAsia"/>
+        </w:rPr>
+        <w:t>해당 동전을 분배하는 과정을 거치</w:t>
+      </w:r>
+      <w:r>
+        <w:rPr>
+          <w:rFonts w:hint="eastAsia"/>
+        </w:rPr>
+        <w:t>는 것으로 알고리즘을 구성할 수 있다.</w:t>
+      </w:r>
+    </w:p>
+    <w:p>
+      <w:r>
+        <w:rPr>
+          <w:rFonts w:hint="eastAsia"/>
+        </w:rPr>
+        <w:t xml:space="preserve">동전의 최대 필요 </w:t>
+      </w:r>
+      <w:r>
+        <w:rPr>
+          <w:rFonts w:hint="eastAsia"/>
+        </w:rPr>
+        <w:t>개수를 계산하는 경우에는</w:t>
+      </w:r>
+      <w:r>
+        <w:rPr>
+          <w:rFonts w:hint="eastAsia"/>
+        </w:rPr>
+        <w:t>,</w:t>
+      </w:r>
+      <w:r>
+        <w:t xml:space="preserve"> </w:t>
+      </w:r>
+      <w:r>
+        <w:t>N</w:t>
+      </w:r>
+      <w:r>
+        <w:rPr>
+          <w:rFonts w:hint="eastAsia"/>
+        </w:rPr>
+        <w:t xml:space="preserve">과 </w:t>
+      </w:r>
+      <w:r>
+        <w:t>M</w:t>
+      </w:r>
+      <w:r>
+        <w:rPr>
+          <w:rFonts w:hint="eastAsia"/>
+        </w:rPr>
+        <w:t xml:space="preserve">의 값에 </w:t>
+      </w:r>
+      <w:r>
+        <w:rPr>
+          <w:rFonts w:hint="eastAsia"/>
+        </w:rPr>
+        <w:t xml:space="preserve">따라 </w:t>
+      </w:r>
+      <w:r>
+        <w:rPr>
+          <w:rFonts w:hint="eastAsia"/>
+        </w:rPr>
+        <w:t>1원/</w:t>
+      </w:r>
+      <w:r>
+        <w:t>2</w:t>
+      </w:r>
+      <w:r>
+        <w:rPr>
+          <w:rFonts w:hint="eastAsia"/>
+        </w:rPr>
+        <w:t>원/</w:t>
+      </w:r>
+      <w:r>
+        <w:t>3</w:t>
+      </w:r>
+      <w:r>
+        <w:rPr>
+          <w:rFonts w:hint="eastAsia"/>
+        </w:rPr>
+        <w:t>원짜리 동전이 몇 개가 필요한지를 계산하는 것 뿐이므로</w:t>
+      </w:r>
+      <w:r>
+        <w:rPr>
+          <w:rFonts w:hint="eastAsia"/>
+        </w:rPr>
+        <w:t>,</w:t>
+      </w:r>
+      <w:r>
+        <w:t xml:space="preserve"> </w:t>
+      </w:r>
+      <w:r>
+        <w:rPr>
+          <w:rFonts w:hint="eastAsia"/>
+        </w:rPr>
+        <w:t xml:space="preserve">시간복잡도는 </w:t>
+      </w:r>
+      <w:r>
+        <w:t>O(1)</w:t>
+      </w:r>
+      <w:r>
+        <w:rPr>
+          <w:rFonts w:hint="eastAsia"/>
+        </w:rPr>
+        <w:t>이다.</w:t>
+      </w:r>
+    </w:p>
+    <w:p>
+      <w:r>
+        <w:rPr>
+          <w:rFonts w:hint="eastAsia"/>
+        </w:rPr>
+        <w:t>이후에,</w:t>
+      </w:r>
+      <w:r>
+        <w:t xml:space="preserve"> </w:t>
+      </w:r>
+      <w:r>
+        <w:rPr>
+          <w:rFonts w:hint="eastAsia"/>
+        </w:rPr>
+        <w:t>해당 동전을 분배하기 위해,</w:t>
+      </w:r>
+      <w:r>
+        <w:t xml:space="preserve"> </w:t>
+      </w:r>
+      <w:r>
+        <w:rPr>
+          <w:rFonts w:hint="eastAsia"/>
+        </w:rPr>
+        <w:t>즉 해당 동전들을 담는 배열을 생성하기 위해 동전을 하나하나 배열에 담아야 한다.</w:t>
+      </w:r>
+      <w:r>
+        <w:t xml:space="preserve"> M=3</w:t>
+      </w:r>
+      <w:r>
+        <w:rPr>
+          <w:rFonts w:hint="eastAsia"/>
+        </w:rPr>
+        <w:t>인 경우,</w:t>
+      </w:r>
+      <w:r>
+        <w:t xml:space="preserve"> 1</w:t>
+      </w:r>
+      <w:r>
+        <w:rPr>
+          <w:rFonts w:hint="eastAsia"/>
+        </w:rPr>
+        <w:t xml:space="preserve">원짜리 동전 </w:t>
+      </w:r>
+      <w:r>
+        <w:t>N</w:t>
+      </w:r>
+      <w:r>
+        <w:rPr>
+          <w:rFonts w:hint="eastAsia"/>
+        </w:rPr>
+        <w:t>개,</w:t>
+      </w:r>
+      <w:r>
+        <w:t xml:space="preserve"> 2</w:t>
+      </w:r>
+      <w:r>
+        <w:rPr>
+          <w:rFonts w:hint="eastAsia"/>
+        </w:rPr>
+        <w:t xml:space="preserve">원짜리 동전 </w:t>
+      </w:r>
+      <w:r>
+        <w:t>N/2</w:t>
+      </w:r>
+      <w:r>
+        <w:rPr>
+          <w:rFonts w:hint="eastAsia"/>
+        </w:rPr>
+        <w:t>개,</w:t>
+      </w:r>
+      <w:r>
+        <w:t xml:space="preserve"> 3</w:t>
+      </w:r>
+      <w:r>
+        <w:rPr>
+          <w:rFonts w:hint="eastAsia"/>
+        </w:rPr>
+        <w:t xml:space="preserve">원짜리 동전 </w:t>
+      </w:r>
+      <w:r>
+        <w:t>N/2</w:t>
+      </w:r>
+      <w:r>
+        <w:rPr>
+          <w:rFonts w:hint="eastAsia"/>
+        </w:rPr>
+        <w:t xml:space="preserve">개 총 </w:t>
+      </w:r>
+      <w:r>
+        <w:t>2N</w:t>
+      </w:r>
+      <w:r>
+        <w:rPr>
+          <w:rFonts w:hint="eastAsia"/>
+        </w:rPr>
+        <w:t>개를 배열에 담아야 하므로</w:t>
+      </w:r>
+      <w:r>
+        <w:rPr>
+          <w:rFonts w:hint="eastAsia"/>
+        </w:rPr>
+        <w:t>,</w:t>
+      </w:r>
+      <w:r>
+        <w:t xml:space="preserve"> </w:t>
+      </w:r>
+      <w:r>
+        <w:rPr>
+          <w:rFonts w:hint="eastAsia"/>
+        </w:rPr>
+        <w:t xml:space="preserve">시간복잡도는 </w:t>
+      </w:r>
+      <w:r>
+        <w:t>O(</w:t>
+      </w:r>
+      <w:r>
+        <w:rPr>
+          <w:rFonts w:hint="eastAsia"/>
+        </w:rPr>
+        <w:t>N</w:t>
+      </w:r>
+      <w:r>
+        <w:t>)</w:t>
+      </w:r>
+      <w:r>
+        <w:rPr>
+          <w:rFonts w:hint="eastAsia"/>
+        </w:rPr>
+        <w:t>이 된다.</w:t>
+      </w:r>
+    </w:p>
+    <w:p>
+      <w:r>
+        <w:rPr>
+          <w:rFonts w:hint="eastAsia"/>
+        </w:rPr>
+        <w:t xml:space="preserve">따라서 최종 시간복잡도는 </w:t>
+      </w:r>
+      <w:r>
+        <w:t>O(N)</w:t>
+      </w:r>
+      <w:r>
+        <w:rPr>
+          <w:rFonts w:hint="eastAsia"/>
+        </w:rPr>
+        <w:t>이 된다.</w:t>
+      </w:r>
+    </w:p>
+    <w:p/>
     <w:sectPr>
       <w:pgSz w:w="11906" w:h="16838"/>
       <w:pgMar w:top="1701" w:right="1440" w:bottom="1440" w:left="1440" w:header="851" w:footer="992" w:gutter="0"/>
@@ -6431,7 +6445,7 @@
 </file>
 
 <file path=word/styles.xml><?xml version="1.0" encoding="utf-8"?>
-<w:styles xmlns:mc="http://schemas.openxmlformats.org/markup-compatibility/2006" xmlns:r="http://schemas.openxmlformats.org/officeDocument/2006/relationships" xmlns:w="http://schemas.openxmlformats.org/wordprocessingml/2006/main" xmlns:w14="http://schemas.microsoft.com/office/word/2010/wordml" xmlns:w15="http://schemas.microsoft.com/office/word/2012/wordml" xmlns:w16cid="http://schemas.microsoft.com/office/word/2016/wordml/cid" xmlns:w16se="http://schemas.microsoft.com/office/word/2015/wordml/symex" mc:Ignorable="w14 w15 w16se w16cid">
+<w:styles xmlns:mc="http://schemas.openxmlformats.org/markup-compatibility/2006" xmlns:r="http://schemas.openxmlformats.org/officeDocument/2006/relationships" xmlns:w="http://schemas.openxmlformats.org/wordprocessingml/2006/main" xmlns:w14="http://schemas.microsoft.com/office/word/2010/wordml" xmlns:w15="http://schemas.microsoft.com/office/word/2012/wordml" xmlns:w16se="http://schemas.microsoft.com/office/word/2015/wordml/symex" mc:Ignorable="w14 w15 w16se">
   <w:docDefaults>
     <w:rPrDefault>
       <w:rPr>
@@ -6448,7 +6462,7 @@
       </w:pPr>
     </w:pPrDefault>
   </w:docDefaults>
-  <w:latentStyles w:defLockedState="0" w:defUIPriority="99" w:defSemiHidden="0" w:defUnhideWhenUsed="0" w:defQFormat="0" w:count="375">
+  <w:latentStyles w:defLockedState="0" w:defUIPriority="99" w:defSemiHidden="0" w:defUnhideWhenUsed="0" w:defQFormat="0" w:count="371">
     <w:lsdException w:name="Normal" w:uiPriority="0" w:qFormat="1"/>
     <w:lsdException w:name="heading 1" w:uiPriority="9" w:qFormat="1"/>
     <w:lsdException w:name="heading 2" w:semiHidden="1" w:uiPriority="9" w:unhideWhenUsed="1" w:qFormat="1"/>
@@ -6820,10 +6834,6 @@
     <w:lsdException w:name="List Table 5 Dark Accent 6" w:uiPriority="50"/>
     <w:lsdException w:name="List Table 6 Colorful Accent 6" w:uiPriority="51"/>
     <w:lsdException w:name="List Table 7 Colorful Accent 6" w:uiPriority="52"/>
-    <w:lsdException w:name="Mention" w:semiHidden="1" w:unhideWhenUsed="1"/>
-    <w:lsdException w:name="Smart Hyperlink" w:semiHidden="1" w:unhideWhenUsed="1"/>
-    <w:lsdException w:name="Hashtag" w:semiHidden="1" w:unhideWhenUsed="1"/>
-    <w:lsdException w:name="Unresolved Mention" w:semiHidden="1" w:unhideWhenUsed="1"/>
   </w:latentStyles>
   <w:style w:type="paragraph" w:default="1" w:styleId="a">
     <w:name w:val="Normal"/>
